--- a/docs/nautilus_bridge/REMAINING_WORK_2026-10-27.docx
+++ b/docs/nautilus_bridge/REMAINING_WORK_2026-10-27.docx
@@ -15,7 +15,7 @@
           <w:sz w:val="36"/>
           <w:szCs w:val="36"/>
         </w:rPr>
-        <w:t xml:space="preserve">📋 로드맵 검토, 수용안, 전체 남은 작업 (재작성)</w:t>
+        <w:t xml:space="preserve">📋 로드맵 검토, 수용안, 전체 남은 작업 (판정 반영판)</w:t>
       </w:r>
     </w:p>
     <w:p>
@@ -108,6 +108,983 @@
           <w:szCs w:val="20"/>
         </w:rPr>
         <w:t xml:space="preserve">를 포함한 새 의존성입니다. 설치는 별도 venv에만 하고, 전역 Python과 동결된 numpy·pandas·scipy 버전은 그대로 둡니다. O2~O15는 아직 미결입니다.</w:t>
+      </w:r>
+    </w:p>
+    <w:p>
+      <w:pPr>
+        <w:pStyle w:val="Heading1"/>
+      </w:pPr>
+      <w:r>
+        <w:rPr>
+          <w:rFonts w:ascii="Malgun Gothic" w:cs="Malgun Gothic" w:eastAsia="Malgun Gothic" w:hAnsi="Malgun Gothic"/>
+        </w:rPr>
+        <w:t xml:space="preserve">📌 판정 반영 현황 (2026-10-27)</w:t>
+      </w:r>
+    </w:p>
+    <w:p>
+      <w:pPr>
+        <w:spacing w:after="100" w:line="300"/>
+      </w:pPr>
+      <w:r>
+        <w:rPr>
+          <w:rFonts w:ascii="Malgun Gothic" w:cs="Malgun Gothic" w:eastAsia="Malgun Gothic" w:hAnsi="Malgun Gothic"/>
+          <w:sz w:val="20"/>
+          <w:szCs w:val="20"/>
+        </w:rPr>
+        <w:t xml:space="preserve">원문은 </w:t>
+      </w:r>
+      <w:r>
+        <w:rPr>
+          <w:rFonts w:ascii="Consolas" w:cs="Consolas" w:eastAsia="GulimChe" w:hAnsi="Consolas"/>
+          <w:sz w:val="20"/>
+          <w:szCs w:val="20"/>
+          <w:shd w:fill="F1F3F5" w:color="auto" w:val="clear"/>
+        </w:rPr>
+        <w:t xml:space="preserve">docs/nautilus_bridge/OWNER_RULINGS_LOG.md</w:t>
+      </w:r>
+      <w:r>
+        <w:rPr>
+          <w:rFonts w:ascii="Malgun Gothic" w:cs="Malgun Gothic" w:eastAsia="Malgun Gothic" w:hAnsi="Malgun Gothic"/>
+          <w:sz w:val="20"/>
+          <w:szCs w:val="20"/>
+        </w:rPr>
+        <w:t xml:space="preserve">에 날짜와 채널과 함께 그대로 기록했습니다.</w:t>
+      </w:r>
+    </w:p>
+    <w:tbl>
+      <w:tblPr>
+        <w:tblW w:type="dxa" w:w="9906"/>
+        <w:tblBorders>
+          <w:top w:val="single" w:color="auto" w:sz="4"/>
+          <w:left w:val="single" w:color="auto" w:sz="4"/>
+          <w:bottom w:val="single" w:color="auto" w:sz="4"/>
+          <w:right w:val="single" w:color="auto" w:sz="4"/>
+          <w:insideH w:val="single" w:color="auto" w:sz="4"/>
+          <w:insideV w:val="single" w:color="auto" w:sz="4"/>
+        </w:tblBorders>
+        <w:tblLayout w:type="fixed"/>
+      </w:tblPr>
+      <w:tblGrid>
+        <w:gridCol w:w="1250"/>
+        <w:gridCol w:w="3645"/>
+        <w:gridCol w:w="5011"/>
+      </w:tblGrid>
+      <w:tr>
+        <w:trPr>
+          <w:cantSplit/>
+          <w:tblHeader/>
+        </w:trPr>
+        <w:tc>
+          <w:tcPr>
+            <w:tcW w:type="dxa" w:w="1250"/>
+            <w:tcBorders>
+              <w:top w:val="single" w:color="B8C2CC" w:sz="4"/>
+              <w:left w:val="single" w:color="B8C2CC" w:sz="4"/>
+              <w:bottom w:val="single" w:color="B8C2CC" w:sz="4"/>
+              <w:right w:val="single" w:color="B8C2CC" w:sz="4"/>
+            </w:tcBorders>
+            <w:shd w:fill="E7ECF3" w:color="auto" w:val="clear"/>
+            <w:tcMar>
+              <w:top w:type="dxa" w:w="60"/>
+              <w:left w:type="dxa" w:w="90"/>
+              <w:bottom w:type="dxa" w:w="60"/>
+              <w:right w:type="dxa" w:w="90"/>
+            </w:tcMar>
+          </w:tcPr>
+          <w:p>
+            <w:pPr>
+              <w:spacing w:after="0" w:before="0" w:line="264"/>
+            </w:pPr>
+            <w:r>
+              <w:rPr>
+                <w:rFonts w:ascii="Malgun Gothic" w:cs="Malgun Gothic" w:eastAsia="Malgun Gothic" w:hAnsi="Malgun Gothic"/>
+                <w:b/>
+                <w:bCs/>
+                <w:color w:val="1F3A5F"/>
+                <w:sz w:val="17"/>
+                <w:szCs w:val="17"/>
+              </w:rPr>
+              <w:t xml:space="preserve">판정</w:t>
+            </w:r>
+          </w:p>
+        </w:tc>
+        <w:tc>
+          <w:tcPr>
+            <w:tcW w:type="dxa" w:w="3645"/>
+            <w:tcBorders>
+              <w:top w:val="single" w:color="B8C2CC" w:sz="4"/>
+              <w:left w:val="single" w:color="B8C2CC" w:sz="4"/>
+              <w:bottom w:val="single" w:color="B8C2CC" w:sz="4"/>
+              <w:right w:val="single" w:color="B8C2CC" w:sz="4"/>
+            </w:tcBorders>
+            <w:shd w:fill="E7ECF3" w:color="auto" w:val="clear"/>
+            <w:tcMar>
+              <w:top w:type="dxa" w:w="60"/>
+              <w:left w:type="dxa" w:w="90"/>
+              <w:bottom w:type="dxa" w:w="60"/>
+              <w:right w:type="dxa" w:w="90"/>
+            </w:tcMar>
+          </w:tcPr>
+          <w:p>
+            <w:pPr>
+              <w:spacing w:after="0" w:before="0" w:line="264"/>
+            </w:pPr>
+            <w:r>
+              <w:rPr>
+                <w:rFonts w:ascii="Malgun Gothic" w:cs="Malgun Gothic" w:eastAsia="Malgun Gothic" w:hAnsi="Malgun Gothic"/>
+                <w:b/>
+                <w:bCs/>
+                <w:color w:val="1F3A5F"/>
+                <w:sz w:val="17"/>
+                <w:szCs w:val="17"/>
+              </w:rPr>
+              <w:t xml:space="preserve">내용</w:t>
+            </w:r>
+          </w:p>
+        </w:tc>
+        <w:tc>
+          <w:tcPr>
+            <w:tcW w:type="dxa" w:w="5011"/>
+            <w:tcBorders>
+              <w:top w:val="single" w:color="B8C2CC" w:sz="4"/>
+              <w:left w:val="single" w:color="B8C2CC" w:sz="4"/>
+              <w:bottom w:val="single" w:color="B8C2CC" w:sz="4"/>
+              <w:right w:val="single" w:color="B8C2CC" w:sz="4"/>
+            </w:tcBorders>
+            <w:shd w:fill="E7ECF3" w:color="auto" w:val="clear"/>
+            <w:tcMar>
+              <w:top w:type="dxa" w:w="60"/>
+              <w:left w:type="dxa" w:w="90"/>
+              <w:bottom w:type="dxa" w:w="60"/>
+              <w:right w:type="dxa" w:w="90"/>
+            </w:tcMar>
+          </w:tcPr>
+          <w:p>
+            <w:pPr>
+              <w:spacing w:after="0" w:before="0" w:line="264"/>
+            </w:pPr>
+            <w:r>
+              <w:rPr>
+                <w:rFonts w:ascii="Malgun Gothic" w:cs="Malgun Gothic" w:eastAsia="Malgun Gothic" w:hAnsi="Malgun Gothic"/>
+                <w:b/>
+                <w:bCs/>
+                <w:color w:val="1F3A5F"/>
+                <w:sz w:val="17"/>
+                <w:szCs w:val="17"/>
+              </w:rPr>
+              <w:t xml:space="preserve">반영</w:t>
+            </w:r>
+          </w:p>
+        </w:tc>
+      </w:tr>
+      <w:tr>
+        <w:trPr>
+          <w:cantSplit/>
+          <w:tblHeader w:val="false"/>
+        </w:trPr>
+        <w:tc>
+          <w:tcPr>
+            <w:tcW w:type="dxa" w:w="1250"/>
+            <w:tcBorders>
+              <w:top w:val="single" w:color="B8C2CC" w:sz="4"/>
+              <w:left w:val="single" w:color="B8C2CC" w:sz="4"/>
+              <w:bottom w:val="single" w:color="B8C2CC" w:sz="4"/>
+              <w:right w:val="single" w:color="B8C2CC" w:sz="4"/>
+            </w:tcBorders>
+            <w:tcMar>
+              <w:top w:type="dxa" w:w="60"/>
+              <w:left w:type="dxa" w:w="90"/>
+              <w:bottom w:type="dxa" w:w="60"/>
+              <w:right w:type="dxa" w:w="90"/>
+            </w:tcMar>
+          </w:tcPr>
+          <w:p>
+            <w:pPr>
+              <w:spacing w:after="0" w:before="0" w:line="264"/>
+            </w:pPr>
+            <w:r>
+              <w:rPr>
+                <w:rFonts w:ascii="Malgun Gothic" w:cs="Malgun Gothic" w:eastAsia="Malgun Gothic" w:hAnsi="Malgun Gothic"/>
+                <w:sz w:val="17"/>
+                <w:szCs w:val="17"/>
+              </w:rPr>
+              <w:t xml:space="preserve">O1</w:t>
+            </w:r>
+          </w:p>
+        </w:tc>
+        <w:tc>
+          <w:tcPr>
+            <w:tcW w:type="dxa" w:w="3645"/>
+            <w:tcBorders>
+              <w:top w:val="single" w:color="B8C2CC" w:sz="4"/>
+              <w:left w:val="single" w:color="B8C2CC" w:sz="4"/>
+              <w:bottom w:val="single" w:color="B8C2CC" w:sz="4"/>
+              <w:right w:val="single" w:color="B8C2CC" w:sz="4"/>
+            </w:tcBorders>
+            <w:tcMar>
+              <w:top w:type="dxa" w:w="60"/>
+              <w:left w:type="dxa" w:w="90"/>
+              <w:bottom w:type="dxa" w:w="60"/>
+              <w:right w:type="dxa" w:w="90"/>
+            </w:tcMar>
+          </w:tcPr>
+          <w:p>
+            <w:pPr>
+              <w:spacing w:after="0" w:before="0" w:line="264"/>
+            </w:pPr>
+            <w:r>
+              <w:rPr>
+                <w:rFonts w:ascii="Malgun Gothic" w:cs="Malgun Gothic" w:eastAsia="Malgun Gothic" w:hAnsi="Malgun Gothic"/>
+                <w:sz w:val="17"/>
+                <w:szCs w:val="17"/>
+              </w:rPr>
+              <w:t xml:space="preserve">새 의존성 승인(</w:t>
+            </w:r>
+            <w:r>
+              <w:rPr>
+                <w:rFonts w:ascii="Consolas" w:cs="Consolas" w:eastAsia="GulimChe" w:hAnsi="Consolas"/>
+                <w:sz w:val="17"/>
+                <w:szCs w:val="17"/>
+                <w:shd w:fill="F1F3F5" w:color="auto" w:val="clear"/>
+              </w:rPr>
+              <w:t xml:space="preserve">pyarrow</w:t>
+            </w:r>
+            <w:r>
+              <w:rPr>
+                <w:rFonts w:ascii="Malgun Gothic" w:cs="Malgun Gothic" w:eastAsia="Malgun Gothic" w:hAnsi="Malgun Gothic"/>
+                <w:sz w:val="17"/>
+                <w:szCs w:val="17"/>
+              </w:rPr>
+              <w:t xml:space="preserve"> 포함)</w:t>
+            </w:r>
+          </w:p>
+        </w:tc>
+        <w:tc>
+          <w:tcPr>
+            <w:tcW w:type="dxa" w:w="5011"/>
+            <w:tcBorders>
+              <w:top w:val="single" w:color="B8C2CC" w:sz="4"/>
+              <w:left w:val="single" w:color="B8C2CC" w:sz="4"/>
+              <w:bottom w:val="single" w:color="B8C2CC" w:sz="4"/>
+              <w:right w:val="single" w:color="B8C2CC" w:sz="4"/>
+            </w:tcBorders>
+            <w:tcMar>
+              <w:top w:type="dxa" w:w="60"/>
+              <w:left w:type="dxa" w:w="90"/>
+              <w:bottom w:type="dxa" w:w="60"/>
+              <w:right w:type="dxa" w:w="90"/>
+            </w:tcMar>
+          </w:tcPr>
+          <w:p>
+            <w:pPr>
+              <w:spacing w:after="0" w:before="0" w:line="264"/>
+            </w:pPr>
+            <w:r>
+              <w:rPr>
+                <w:rFonts w:ascii="Malgun Gothic" w:cs="Malgun Gothic" w:eastAsia="Malgun Gothic" w:hAnsi="Malgun Gothic"/>
+                <w:sz w:val="17"/>
+                <w:szCs w:val="17"/>
+              </w:rPr>
+              <w:t xml:space="preserve">완료. 별도 venv에만 설치하고 frozen pin은 유지</w:t>
+            </w:r>
+          </w:p>
+        </w:tc>
+      </w:tr>
+      <w:tr>
+        <w:trPr>
+          <w:cantSplit/>
+          <w:tblHeader w:val="false"/>
+        </w:trPr>
+        <w:tc>
+          <w:tcPr>
+            <w:tcW w:type="dxa" w:w="1250"/>
+            <w:tcBorders>
+              <w:top w:val="single" w:color="B8C2CC" w:sz="4"/>
+              <w:left w:val="single" w:color="B8C2CC" w:sz="4"/>
+              <w:bottom w:val="single" w:color="B8C2CC" w:sz="4"/>
+              <w:right w:val="single" w:color="B8C2CC" w:sz="4"/>
+            </w:tcBorders>
+            <w:tcMar>
+              <w:top w:type="dxa" w:w="60"/>
+              <w:left w:type="dxa" w:w="90"/>
+              <w:bottom w:type="dxa" w:w="60"/>
+              <w:right w:type="dxa" w:w="90"/>
+            </w:tcMar>
+          </w:tcPr>
+          <w:p>
+            <w:pPr>
+              <w:spacing w:after="0" w:before="0" w:line="264"/>
+            </w:pPr>
+            <w:r>
+              <w:rPr>
+                <w:rFonts w:ascii="Malgun Gothic" w:cs="Malgun Gothic" w:eastAsia="Malgun Gothic" w:hAnsi="Malgun Gothic"/>
+                <w:sz w:val="17"/>
+                <w:szCs w:val="17"/>
+              </w:rPr>
+              <w:t xml:space="preserve">①-2</w:t>
+            </w:r>
+          </w:p>
+        </w:tc>
+        <w:tc>
+          <w:tcPr>
+            <w:tcW w:type="dxa" w:w="3645"/>
+            <w:tcBorders>
+              <w:top w:val="single" w:color="B8C2CC" w:sz="4"/>
+              <w:left w:val="single" w:color="B8C2CC" w:sz="4"/>
+              <w:bottom w:val="single" w:color="B8C2CC" w:sz="4"/>
+              <w:right w:val="single" w:color="B8C2CC" w:sz="4"/>
+            </w:tcBorders>
+            <w:tcMar>
+              <w:top w:type="dxa" w:w="60"/>
+              <w:left w:type="dxa" w:w="90"/>
+              <w:bottom w:type="dxa" w:w="60"/>
+              <w:right w:type="dxa" w:w="90"/>
+            </w:tcMar>
+          </w:tcPr>
+          <w:p>
+            <w:pPr>
+              <w:spacing w:after="0" w:before="0" w:line="264"/>
+            </w:pPr>
+            <w:r>
+              <w:rPr>
+                <w:rFonts w:ascii="Malgun Gothic" w:cs="Malgun Gothic" w:eastAsia="Malgun Gothic" w:hAnsi="Malgun Gothic"/>
+                <w:sz w:val="17"/>
+                <w:szCs w:val="17"/>
+              </w:rPr>
+              <w:t xml:space="preserve">감사 파일을 우선 적용하는 조건으로 달력 구현 승인</w:t>
+            </w:r>
+          </w:p>
+        </w:tc>
+        <w:tc>
+          <w:tcPr>
+            <w:tcW w:type="dxa" w:w="5011"/>
+            <w:tcBorders>
+              <w:top w:val="single" w:color="B8C2CC" w:sz="4"/>
+              <w:left w:val="single" w:color="B8C2CC" w:sz="4"/>
+              <w:bottom w:val="single" w:color="B8C2CC" w:sz="4"/>
+              <w:right w:val="single" w:color="B8C2CC" w:sz="4"/>
+            </w:tcBorders>
+            <w:tcMar>
+              <w:top w:type="dxa" w:w="60"/>
+              <w:left w:type="dxa" w:w="90"/>
+              <w:bottom w:type="dxa" w:w="60"/>
+              <w:right w:type="dxa" w:w="90"/>
+            </w:tcMar>
+          </w:tcPr>
+          <w:p>
+            <w:pPr>
+              <w:spacing w:after="0" w:before="0" w:line="264"/>
+            </w:pPr>
+            <w:r>
+              <w:rPr>
+                <w:rFonts w:ascii="Malgun Gothic" w:cs="Malgun Gothic" w:eastAsia="Malgun Gothic" w:hAnsi="Malgun Gothic"/>
+                <w:b/>
+                <w:bCs/>
+                <w:sz w:val="17"/>
+                <w:szCs w:val="17"/>
+              </w:rPr>
+              <w:t xml:space="preserve">조건부 승인.</w:t>
+            </w:r>
+            <w:r>
+              <w:rPr>
+                <w:rFonts w:ascii="Malgun Gothic" w:cs="Malgun Gothic" w:eastAsia="Malgun Gothic" w:hAnsi="Malgun Gothic"/>
+                <w:sz w:val="17"/>
+                <w:szCs w:val="17"/>
+              </w:rPr>
+              <w:t xml:space="preserve"> 감사 파일을 아직 읽지 못함(아래 확인 요청). 이 항목은 혼합으로 옮김</w:t>
+            </w:r>
+          </w:p>
+        </w:tc>
+      </w:tr>
+      <w:tr>
+        <w:trPr>
+          <w:cantSplit/>
+          <w:tblHeader w:val="false"/>
+        </w:trPr>
+        <w:tc>
+          <w:tcPr>
+            <w:tcW w:type="dxa" w:w="1250"/>
+            <w:tcBorders>
+              <w:top w:val="single" w:color="B8C2CC" w:sz="4"/>
+              <w:left w:val="single" w:color="B8C2CC" w:sz="4"/>
+              <w:bottom w:val="single" w:color="B8C2CC" w:sz="4"/>
+              <w:right w:val="single" w:color="B8C2CC" w:sz="4"/>
+            </w:tcBorders>
+            <w:tcMar>
+              <w:top w:type="dxa" w:w="60"/>
+              <w:left w:type="dxa" w:w="90"/>
+              <w:bottom w:type="dxa" w:w="60"/>
+              <w:right w:type="dxa" w:w="90"/>
+            </w:tcMar>
+          </w:tcPr>
+          <w:p>
+            <w:pPr>
+              <w:spacing w:after="0" w:before="0" w:line="264"/>
+            </w:pPr>
+            <w:r>
+              <w:rPr>
+                <w:rFonts w:ascii="Malgun Gothic" w:cs="Malgun Gothic" w:eastAsia="Malgun Gothic" w:hAnsi="Malgun Gothic"/>
+                <w:sz w:val="17"/>
+                <w:szCs w:val="17"/>
+              </w:rPr>
+              <w:t xml:space="preserve">R1</w:t>
+            </w:r>
+          </w:p>
+        </w:tc>
+        <w:tc>
+          <w:tcPr>
+            <w:tcW w:type="dxa" w:w="3645"/>
+            <w:tcBorders>
+              <w:top w:val="single" w:color="B8C2CC" w:sz="4"/>
+              <w:left w:val="single" w:color="B8C2CC" w:sz="4"/>
+              <w:bottom w:val="single" w:color="B8C2CC" w:sz="4"/>
+              <w:right w:val="single" w:color="B8C2CC" w:sz="4"/>
+            </w:tcBorders>
+            <w:tcMar>
+              <w:top w:type="dxa" w:w="60"/>
+              <w:left w:type="dxa" w:w="90"/>
+              <w:bottom w:type="dxa" w:w="60"/>
+              <w:right w:type="dxa" w:w="90"/>
+            </w:tcMar>
+          </w:tcPr>
+          <w:p>
+            <w:pPr>
+              <w:spacing w:after="0" w:before="0" w:line="264"/>
+            </w:pPr>
+            <w:r>
+              <w:rPr>
+                <w:rFonts w:ascii="Malgun Gothic" w:cs="Malgun Gothic" w:eastAsia="Malgun Gothic" w:hAnsi="Malgun Gothic"/>
+                <w:sz w:val="17"/>
+                <w:szCs w:val="17"/>
+              </w:rPr>
+              <w:t xml:space="preserve">지금은 무료 배포, 법령 검토 후 유료 판매로 전환 예정</w:t>
+            </w:r>
+          </w:p>
+        </w:tc>
+        <w:tc>
+          <w:tcPr>
+            <w:tcW w:type="dxa" w:w="5011"/>
+            <w:tcBorders>
+              <w:top w:val="single" w:color="B8C2CC" w:sz="4"/>
+              <w:left w:val="single" w:color="B8C2CC" w:sz="4"/>
+              <w:bottom w:val="single" w:color="B8C2CC" w:sz="4"/>
+              <w:right w:val="single" w:color="B8C2CC" w:sz="4"/>
+            </w:tcBorders>
+            <w:tcMar>
+              <w:top w:type="dxa" w:w="60"/>
+              <w:left w:type="dxa" w:w="90"/>
+              <w:bottom w:type="dxa" w:w="60"/>
+              <w:right w:type="dxa" w:w="90"/>
+            </w:tcMar>
+          </w:tcPr>
+          <w:p>
+            <w:pPr>
+              <w:spacing w:after="0" w:before="0" w:line="264"/>
+            </w:pPr>
+            <w:r>
+              <w:rPr>
+                <w:rFonts w:ascii="Malgun Gothic" w:cs="Malgun Gothic" w:eastAsia="Malgun Gothic" w:hAnsi="Malgun Gothic"/>
+                <w:sz w:val="17"/>
+                <w:szCs w:val="17"/>
+              </w:rPr>
+              <w:t xml:space="preserve">⑩-1 규제 검토를 </w:t>
+            </w:r>
+            <w:r>
+              <w:rPr>
+                <w:rFonts w:ascii="Malgun Gothic" w:cs="Malgun Gothic" w:eastAsia="Malgun Gothic" w:hAnsi="Malgun Gothic"/>
+                <w:b/>
+                <w:bCs/>
+                <w:sz w:val="17"/>
+                <w:szCs w:val="17"/>
+              </w:rPr>
+              <w:t xml:space="preserve">무료 배포 전에도 필수 선행 조건</w:t>
+            </w:r>
+            <w:r>
+              <w:rPr>
+                <w:rFonts w:ascii="Malgun Gothic" w:cs="Malgun Gothic" w:eastAsia="Malgun Gothic" w:hAnsi="Malgun Gothic"/>
+                <w:sz w:val="17"/>
+                <w:szCs w:val="17"/>
+              </w:rPr>
+              <w:t xml:space="preserve">으로 둠</w:t>
+            </w:r>
+          </w:p>
+        </w:tc>
+      </w:tr>
+      <w:tr>
+        <w:trPr>
+          <w:cantSplit/>
+          <w:tblHeader w:val="false"/>
+        </w:trPr>
+        <w:tc>
+          <w:tcPr>
+            <w:tcW w:type="dxa" w:w="1250"/>
+            <w:tcBorders>
+              <w:top w:val="single" w:color="B8C2CC" w:sz="4"/>
+              <w:left w:val="single" w:color="B8C2CC" w:sz="4"/>
+              <w:bottom w:val="single" w:color="B8C2CC" w:sz="4"/>
+              <w:right w:val="single" w:color="B8C2CC" w:sz="4"/>
+            </w:tcBorders>
+            <w:tcMar>
+              <w:top w:type="dxa" w:w="60"/>
+              <w:left w:type="dxa" w:w="90"/>
+              <w:bottom w:type="dxa" w:w="60"/>
+              <w:right w:type="dxa" w:w="90"/>
+            </w:tcMar>
+          </w:tcPr>
+          <w:p>
+            <w:pPr>
+              <w:spacing w:after="0" w:before="0" w:line="264"/>
+            </w:pPr>
+            <w:r>
+              <w:rPr>
+                <w:rFonts w:ascii="Malgun Gothic" w:cs="Malgun Gothic" w:eastAsia="Malgun Gothic" w:hAnsi="Malgun Gothic"/>
+                <w:sz w:val="17"/>
+                <w:szCs w:val="17"/>
+              </w:rPr>
+              <w:t xml:space="preserve">R2</w:t>
+            </w:r>
+          </w:p>
+        </w:tc>
+        <w:tc>
+          <w:tcPr>
+            <w:tcW w:type="dxa" w:w="3645"/>
+            <w:tcBorders>
+              <w:top w:val="single" w:color="B8C2CC" w:sz="4"/>
+              <w:left w:val="single" w:color="B8C2CC" w:sz="4"/>
+              <w:bottom w:val="single" w:color="B8C2CC" w:sz="4"/>
+              <w:right w:val="single" w:color="B8C2CC" w:sz="4"/>
+            </w:tcBorders>
+            <w:tcMar>
+              <w:top w:type="dxa" w:w="60"/>
+              <w:left w:type="dxa" w:w="90"/>
+              <w:bottom w:type="dxa" w:w="60"/>
+              <w:right w:type="dxa" w:w="90"/>
+            </w:tcMar>
+          </w:tcPr>
+          <w:p>
+            <w:pPr>
+              <w:spacing w:after="0" w:before="0" w:line="264"/>
+            </w:pPr>
+            <w:r>
+              <w:rPr>
+                <w:rFonts w:ascii="Malgun Gothic" w:cs="Malgun Gothic" w:eastAsia="Malgun Gothic" w:hAnsi="Malgun Gothic"/>
+                <w:sz w:val="17"/>
+                <w:szCs w:val="17"/>
+              </w:rPr>
+              <w:t xml:space="preserve">예</w:t>
+            </w:r>
+          </w:p>
+        </w:tc>
+        <w:tc>
+          <w:tcPr>
+            <w:tcW w:type="dxa" w:w="5011"/>
+            <w:tcBorders>
+              <w:top w:val="single" w:color="B8C2CC" w:sz="4"/>
+              <w:left w:val="single" w:color="B8C2CC" w:sz="4"/>
+              <w:bottom w:val="single" w:color="B8C2CC" w:sz="4"/>
+              <w:right w:val="single" w:color="B8C2CC" w:sz="4"/>
+            </w:tcBorders>
+            <w:tcMar>
+              <w:top w:type="dxa" w:w="60"/>
+              <w:left w:type="dxa" w:w="90"/>
+              <w:bottom w:type="dxa" w:w="60"/>
+              <w:right w:type="dxa" w:w="90"/>
+            </w:tcMar>
+          </w:tcPr>
+          <w:p>
+            <w:pPr>
+              <w:spacing w:after="0" w:before="0" w:line="264"/>
+            </w:pPr>
+            <w:r>
+              <w:rPr>
+                <w:rFonts w:ascii="Malgun Gothic" w:cs="Malgun Gothic" w:eastAsia="Malgun Gothic" w:hAnsi="Malgun Gothic"/>
+                <w:sz w:val="17"/>
+                <w:szCs w:val="17"/>
+              </w:rPr>
+              <w:t xml:space="preserve">⑪-1에 피드백 제어 경로 포함</w:t>
+            </w:r>
+          </w:p>
+        </w:tc>
+      </w:tr>
+      <w:tr>
+        <w:trPr>
+          <w:cantSplit/>
+          <w:tblHeader w:val="false"/>
+        </w:trPr>
+        <w:tc>
+          <w:tcPr>
+            <w:tcW w:type="dxa" w:w="1250"/>
+            <w:tcBorders>
+              <w:top w:val="single" w:color="B8C2CC" w:sz="4"/>
+              <w:left w:val="single" w:color="B8C2CC" w:sz="4"/>
+              <w:bottom w:val="single" w:color="B8C2CC" w:sz="4"/>
+              <w:right w:val="single" w:color="B8C2CC" w:sz="4"/>
+            </w:tcBorders>
+            <w:tcMar>
+              <w:top w:type="dxa" w:w="60"/>
+              <w:left w:type="dxa" w:w="90"/>
+              <w:bottom w:type="dxa" w:w="60"/>
+              <w:right w:type="dxa" w:w="90"/>
+            </w:tcMar>
+          </w:tcPr>
+          <w:p>
+            <w:pPr>
+              <w:spacing w:after="0" w:before="0" w:line="264"/>
+            </w:pPr>
+            <w:r>
+              <w:rPr>
+                <w:rFonts w:ascii="Malgun Gothic" w:cs="Malgun Gothic" w:eastAsia="Malgun Gothic" w:hAnsi="Malgun Gothic"/>
+                <w:sz w:val="17"/>
+                <w:szCs w:val="17"/>
+              </w:rPr>
+              <w:t xml:space="preserve">R3</w:t>
+            </w:r>
+          </w:p>
+        </w:tc>
+        <w:tc>
+          <w:tcPr>
+            <w:tcW w:type="dxa" w:w="3645"/>
+            <w:tcBorders>
+              <w:top w:val="single" w:color="B8C2CC" w:sz="4"/>
+              <w:left w:val="single" w:color="B8C2CC" w:sz="4"/>
+              <w:bottom w:val="single" w:color="B8C2CC" w:sz="4"/>
+              <w:right w:val="single" w:color="B8C2CC" w:sz="4"/>
+            </w:tcBorders>
+            <w:tcMar>
+              <w:top w:type="dxa" w:w="60"/>
+              <w:left w:type="dxa" w:w="90"/>
+              <w:bottom w:type="dxa" w:w="60"/>
+              <w:right w:type="dxa" w:w="90"/>
+            </w:tcMar>
+          </w:tcPr>
+          <w:p>
+            <w:pPr>
+              <w:spacing w:after="0" w:before="0" w:line="264"/>
+            </w:pPr>
+            <w:r>
+              <w:rPr>
+                <w:rFonts w:ascii="Malgun Gothic" w:cs="Malgun Gothic" w:eastAsia="Malgun Gothic" w:hAnsi="Malgun Gothic"/>
+                <w:sz w:val="17"/>
+                <w:szCs w:val="17"/>
+              </w:rPr>
+              <w:t xml:space="preserve">원장 기반 전환과 판정 보수화를 분리. 실행 ID, 기록 항목, 시행 구분 기준. 병행 산출과 비교 후 기준 결정</w:t>
+            </w:r>
+          </w:p>
+        </w:tc>
+        <w:tc>
+          <w:tcPr>
+            <w:tcW w:type="dxa" w:w="5011"/>
+            <w:tcBorders>
+              <w:top w:val="single" w:color="B8C2CC" w:sz="4"/>
+              <w:left w:val="single" w:color="B8C2CC" w:sz="4"/>
+              <w:bottom w:val="single" w:color="B8C2CC" w:sz="4"/>
+              <w:right w:val="single" w:color="B8C2CC" w:sz="4"/>
+            </w:tcBorders>
+            <w:tcMar>
+              <w:top w:type="dxa" w:w="60"/>
+              <w:left w:type="dxa" w:w="90"/>
+              <w:bottom w:type="dxa" w:w="60"/>
+              <w:right w:type="dxa" w:w="90"/>
+            </w:tcMar>
+          </w:tcPr>
+          <w:p>
+            <w:pPr>
+              <w:spacing w:after="0" w:before="0" w:line="264"/>
+            </w:pPr>
+            <w:r>
+              <w:rPr>
+                <w:rFonts w:ascii="Malgun Gothic" w:cs="Malgun Gothic" w:eastAsia="Malgun Gothic" w:hAnsi="Malgun Gothic"/>
+                <w:sz w:val="17"/>
+                <w:szCs w:val="17"/>
+              </w:rPr>
+              <w:t xml:space="preserve">⑨-3을 ②-6, ⑨-3a~⑨-3d로 분할. </w:t>
+            </w:r>
+            <w:r>
+              <w:rPr>
+                <w:rFonts w:ascii="Malgun Gothic" w:cs="Malgun Gothic" w:eastAsia="Malgun Gothic" w:hAnsi="Malgun Gothic"/>
+                <w:b/>
+                <w:bCs/>
+                <w:sz w:val="17"/>
+                <w:szCs w:val="17"/>
+              </w:rPr>
+              <w:t xml:space="preserve">기존 카드 판정 기준은 바꾸지 않음</w:t>
+            </w:r>
+          </w:p>
+        </w:tc>
+      </w:tr>
+      <w:tr>
+        <w:trPr>
+          <w:cantSplit/>
+          <w:tblHeader w:val="false"/>
+        </w:trPr>
+        <w:tc>
+          <w:tcPr>
+            <w:tcW w:type="dxa" w:w="1250"/>
+            <w:tcBorders>
+              <w:top w:val="single" w:color="B8C2CC" w:sz="4"/>
+              <w:left w:val="single" w:color="B8C2CC" w:sz="4"/>
+              <w:bottom w:val="single" w:color="B8C2CC" w:sz="4"/>
+              <w:right w:val="single" w:color="B8C2CC" w:sz="4"/>
+            </w:tcBorders>
+            <w:tcMar>
+              <w:top w:type="dxa" w:w="60"/>
+              <w:left w:type="dxa" w:w="90"/>
+              <w:bottom w:type="dxa" w:w="60"/>
+              <w:right w:type="dxa" w:w="90"/>
+            </w:tcMar>
+          </w:tcPr>
+          <w:p>
+            <w:pPr>
+              <w:spacing w:after="0" w:before="0" w:line="264"/>
+            </w:pPr>
+            <w:r>
+              <w:rPr>
+                <w:rFonts w:ascii="Malgun Gothic" w:cs="Malgun Gothic" w:eastAsia="Malgun Gothic" w:hAnsi="Malgun Gothic"/>
+                <w:sz w:val="17"/>
+                <w:szCs w:val="17"/>
+              </w:rPr>
+              <w:t xml:space="preserve">R4</w:t>
+            </w:r>
+          </w:p>
+        </w:tc>
+        <w:tc>
+          <w:tcPr>
+            <w:tcW w:type="dxa" w:w="3645"/>
+            <w:tcBorders>
+              <w:top w:val="single" w:color="B8C2CC" w:sz="4"/>
+              <w:left w:val="single" w:color="B8C2CC" w:sz="4"/>
+              <w:bottom w:val="single" w:color="B8C2CC" w:sz="4"/>
+              <w:right w:val="single" w:color="B8C2CC" w:sz="4"/>
+            </w:tcBorders>
+            <w:tcMar>
+              <w:top w:type="dxa" w:w="60"/>
+              <w:left w:type="dxa" w:w="90"/>
+              <w:bottom w:type="dxa" w:w="60"/>
+              <w:right w:type="dxa" w:w="90"/>
+            </w:tcMar>
+          </w:tcPr>
+          <w:p>
+            <w:pPr>
+              <w:spacing w:after="0" w:before="0" w:line="264"/>
+            </w:pPr>
+            <w:r>
+              <w:rPr>
+                <w:rFonts w:ascii="Malgun Gothic" w:cs="Malgun Gothic" w:eastAsia="Malgun Gothic" w:hAnsi="Malgun Gothic"/>
+                <w:sz w:val="17"/>
+                <w:szCs w:val="17"/>
+              </w:rPr>
+              <w:t xml:space="preserve">예</w:t>
+            </w:r>
+          </w:p>
+        </w:tc>
+        <w:tc>
+          <w:tcPr>
+            <w:tcW w:type="dxa" w:w="5011"/>
+            <w:tcBorders>
+              <w:top w:val="single" w:color="B8C2CC" w:sz="4"/>
+              <w:left w:val="single" w:color="B8C2CC" w:sz="4"/>
+              <w:bottom w:val="single" w:color="B8C2CC" w:sz="4"/>
+              <w:right w:val="single" w:color="B8C2CC" w:sz="4"/>
+            </w:tcBorders>
+            <w:tcMar>
+              <w:top w:type="dxa" w:w="60"/>
+              <w:left w:type="dxa" w:w="90"/>
+              <w:bottom w:type="dxa" w:w="60"/>
+              <w:right w:type="dxa" w:w="90"/>
+            </w:tcMar>
+          </w:tcPr>
+          <w:p>
+            <w:pPr>
+              <w:spacing w:after="0" w:before="0" w:line="264"/>
+            </w:pPr>
+            <w:r>
+              <w:rPr>
+                <w:rFonts w:ascii="Malgun Gothic" w:cs="Malgun Gothic" w:eastAsia="Malgun Gothic" w:hAnsi="Malgun Gothic"/>
+                <w:sz w:val="17"/>
+                <w:szCs w:val="17"/>
+              </w:rPr>
+              <w:t xml:space="preserve">⑪-1에 Moonshot 격리 규칙 포함</w:t>
+            </w:r>
+          </w:p>
+        </w:tc>
+      </w:tr>
+      <w:tr>
+        <w:trPr>
+          <w:cantSplit/>
+          <w:tblHeader w:val="false"/>
+        </w:trPr>
+        <w:tc>
+          <w:tcPr>
+            <w:tcW w:type="dxa" w:w="1250"/>
+            <w:tcBorders>
+              <w:top w:val="single" w:color="B8C2CC" w:sz="4"/>
+              <w:left w:val="single" w:color="B8C2CC" w:sz="4"/>
+              <w:bottom w:val="single" w:color="B8C2CC" w:sz="4"/>
+              <w:right w:val="single" w:color="B8C2CC" w:sz="4"/>
+            </w:tcBorders>
+            <w:tcMar>
+              <w:top w:type="dxa" w:w="60"/>
+              <w:left w:type="dxa" w:w="90"/>
+              <w:bottom w:type="dxa" w:w="60"/>
+              <w:right w:type="dxa" w:w="90"/>
+            </w:tcMar>
+          </w:tcPr>
+          <w:p>
+            <w:pPr>
+              <w:spacing w:after="0" w:before="0" w:line="264"/>
+            </w:pPr>
+            <w:r>
+              <w:rPr>
+                <w:rFonts w:ascii="Malgun Gothic" w:cs="Malgun Gothic" w:eastAsia="Malgun Gothic" w:hAnsi="Malgun Gothic"/>
+                <w:sz w:val="17"/>
+                <w:szCs w:val="17"/>
+              </w:rPr>
+              <w:t xml:space="preserve">R5</w:t>
+            </w:r>
+          </w:p>
+        </w:tc>
+        <w:tc>
+          <w:tcPr>
+            <w:tcW w:type="dxa" w:w="3645"/>
+            <w:tcBorders>
+              <w:top w:val="single" w:color="B8C2CC" w:sz="4"/>
+              <w:left w:val="single" w:color="B8C2CC" w:sz="4"/>
+              <w:bottom w:val="single" w:color="B8C2CC" w:sz="4"/>
+              <w:right w:val="single" w:color="B8C2CC" w:sz="4"/>
+            </w:tcBorders>
+            <w:tcMar>
+              <w:top w:type="dxa" w:w="60"/>
+              <w:left w:type="dxa" w:w="90"/>
+              <w:bottom w:type="dxa" w:w="60"/>
+              <w:right w:type="dxa" w:w="90"/>
+            </w:tcMar>
+          </w:tcPr>
+          <w:p>
+            <w:pPr>
+              <w:spacing w:after="0" w:before="0" w:line="264"/>
+            </w:pPr>
+            <w:r>
+              <w:rPr>
+                <w:rFonts w:ascii="Malgun Gothic" w:cs="Malgun Gothic" w:eastAsia="Malgun Gothic" w:hAnsi="Malgun Gothic"/>
+                <w:sz w:val="17"/>
+                <w:szCs w:val="17"/>
+              </w:rPr>
+              <w:t xml:space="preserve">예</w:t>
+            </w:r>
+          </w:p>
+        </w:tc>
+        <w:tc>
+          <w:tcPr>
+            <w:tcW w:type="dxa" w:w="5011"/>
+            <w:tcBorders>
+              <w:top w:val="single" w:color="B8C2CC" w:sz="4"/>
+              <w:left w:val="single" w:color="B8C2CC" w:sz="4"/>
+              <w:bottom w:val="single" w:color="B8C2CC" w:sz="4"/>
+              <w:right w:val="single" w:color="B8C2CC" w:sz="4"/>
+            </w:tcBorders>
+            <w:tcMar>
+              <w:top w:type="dxa" w:w="60"/>
+              <w:left w:type="dxa" w:w="90"/>
+              <w:bottom w:type="dxa" w:w="60"/>
+              <w:right w:type="dxa" w:w="90"/>
+            </w:tcMar>
+          </w:tcPr>
+          <w:p>
+            <w:pPr>
+              <w:spacing w:after="0" w:before="0" w:line="264"/>
+            </w:pPr>
+            <w:r>
+              <w:rPr>
+                <w:rFonts w:ascii="Malgun Gothic" w:cs="Malgun Gothic" w:eastAsia="Malgun Gothic" w:hAnsi="Malgun Gothic"/>
+                <w:sz w:val="17"/>
+                <w:szCs w:val="17"/>
+              </w:rPr>
+              <w:t xml:space="preserve">②-3, ②-4를 Nautilus 작업과 병행</w:t>
+            </w:r>
+          </w:p>
+        </w:tc>
+      </w:tr>
+    </w:tbl>
+    <w:p>
+      <w:pPr>
+        <w:spacing w:after="80" w:before="0"/>
+      </w:pPr>
+    </w:p>
+    <w:p>
+      <w:pPr>
+        <w:spacing w:after="100" w:line="300"/>
+      </w:pPr>
+      <w:r>
+        <w:rPr>
+          <w:rFonts w:ascii="Malgun Gothic" w:cs="Malgun Gothic" w:eastAsia="Malgun Gothic" w:hAnsi="Malgun Gothic"/>
+          <w:b/>
+          <w:bCs/>
+          <w:sz w:val="20"/>
+          <w:szCs w:val="20"/>
+        </w:rPr>
+        <w:t xml:space="preserve">R1에 대한 비판적 메모.</w:t>
+      </w:r>
+      <w:r>
+        <w:rPr>
+          <w:rFonts w:ascii="Malgun Gothic" w:cs="Malgun Gothic" w:eastAsia="Malgun Gothic" w:hAnsi="Malgun Gothic"/>
+          <w:sz w:val="20"/>
+          <w:szCs w:val="20"/>
+        </w:rPr>
+        <w:t xml:space="preserve"> 무료 배포여도 규제 검토가 먼저 필요합니다. 이유는 세 가지입니다.</w:t>
+      </w:r>
+    </w:p>
+    <w:p>
+      <w:pPr>
+        <w:pStyle w:val="ListParagraph"/>
+        <w:numPr>
+          <w:ilvl w:val="0"/>
+          <w:numId w:val="2"/>
+        </w:numPr>
+        <w:spacing w:after="40"/>
+      </w:pPr>
+      <w:r>
+        <w:rPr>
+          <w:rFonts w:ascii="Malgun Gothic" w:cs="Malgun Gothic" w:eastAsia="Malgun Gothic" w:hAnsi="Malgun Gothic"/>
+          <w:sz w:val="20"/>
+          <w:szCs w:val="20"/>
+        </w:rPr>
+        <w:t xml:space="preserve">광고 수익이나 이후 유료 전환을 전제로 하면 "영업"으로 볼 여지가 있습니다(투자자문업, 유사투자자문업).</w:t>
+      </w:r>
+    </w:p>
+    <w:p>
+      <w:pPr>
+        <w:pStyle w:val="ListParagraph"/>
+        <w:numPr>
+          <w:ilvl w:val="0"/>
+          <w:numId w:val="2"/>
+        </w:numPr>
+        <w:spacing w:after="40"/>
+      </w:pPr>
+      <w:r>
+        <w:rPr>
+          <w:rFonts w:ascii="Malgun Gothic" w:cs="Malgun Gothic" w:eastAsia="Malgun Gothic" w:hAnsi="Malgun Gothic"/>
+          <w:sz w:val="20"/>
+          <w:szCs w:val="20"/>
+        </w:rPr>
+        <w:t xml:space="preserve">Yahoo, FRED, KIS 등 데이터 공급사의 약관상 재배포 가능 여부를 확인해야 합니다.</w:t>
+      </w:r>
+    </w:p>
+    <w:p>
+      <w:pPr>
+        <w:pStyle w:val="ListParagraph"/>
+        <w:numPr>
+          <w:ilvl w:val="0"/>
+          <w:numId w:val="2"/>
+        </w:numPr>
+        <w:spacing w:after="40"/>
+      </w:pPr>
+      <w:r>
+        <w:rPr>
+          <w:rFonts w:ascii="Malgun Gothic" w:cs="Malgun Gothic" w:eastAsia="Malgun Gothic" w:hAnsi="Malgun Gothic"/>
+          <w:sz w:val="20"/>
+          <w:szCs w:val="20"/>
+        </w:rPr>
+        <w:t xml:space="preserve">README의 "개인용, 제품 배포 금지" 원칙을 개정해야 합니다.</w:t>
       </w:r>
     </w:p>
     <w:p>
@@ -2485,7 +3462,7 @@
         <w:rPr>
           <w:rFonts w:ascii="Malgun Gothic" w:cs="Malgun Gothic" w:eastAsia="Malgun Gothic" w:hAnsi="Malgun Gothic"/>
         </w:rPr>
-        <w:t xml:space="preserve">🤖 Claude 단독 (12건)</w:t>
+        <w:t xml:space="preserve">🤖 Claude 단독 (16건)</w:t>
       </w:r>
     </w:p>
     <w:tbl>
@@ -2503,9 +3480,9 @@
       </w:tblPr>
       <w:tblGrid>
         <w:gridCol w:w="1250"/>
-        <w:gridCol w:w="3985"/>
+        <w:gridCol w:w="4224"/>
         <w:gridCol w:w="1250"/>
-        <w:gridCol w:w="3421"/>
+        <w:gridCol w:w="3182"/>
       </w:tblGrid>
       <w:tr>
         <w:trPr>
@@ -2548,7 +3525,7 @@
         </w:tc>
         <w:tc>
           <w:tcPr>
-            <w:tcW w:type="dxa" w:w="3985"/>
+            <w:tcW w:type="dxa" w:w="4224"/>
             <w:tcBorders>
               <w:top w:val="single" w:color="B8C2CC" w:sz="4"/>
               <w:left w:val="single" w:color="B8C2CC" w:sz="4"/>
@@ -2616,7 +3593,7 @@
         </w:tc>
         <w:tc>
           <w:tcPr>
-            <w:tcW w:type="dxa" w:w="3421"/>
+            <w:tcW w:type="dxa" w:w="3182"/>
             <w:tcBorders>
               <w:top w:val="single" w:color="B8C2CC" w:sz="4"/>
               <w:left w:val="single" w:color="B8C2CC" w:sz="4"/>
@@ -2686,7 +3663,7 @@
         </w:tc>
         <w:tc>
           <w:tcPr>
-            <w:tcW w:type="dxa" w:w="3985"/>
+            <w:tcW w:type="dxa" w:w="4224"/>
             <w:tcBorders>
               <w:top w:val="single" w:color="B8C2CC" w:sz="4"/>
               <w:left w:val="single" w:color="B8C2CC" w:sz="4"/>
@@ -2772,7 +3749,7 @@
         </w:tc>
         <w:tc>
           <w:tcPr>
-            <w:tcW w:type="dxa" w:w="3421"/>
+            <w:tcW w:type="dxa" w:w="3182"/>
             <w:tcBorders>
               <w:top w:val="single" w:color="B8C2CC" w:sz="4"/>
               <w:left w:val="single" w:color="B8C2CC" w:sz="4"/>
@@ -2838,7 +3815,7 @@
         </w:tc>
         <w:tc>
           <w:tcPr>
-            <w:tcW w:type="dxa" w:w="3985"/>
+            <w:tcW w:type="dxa" w:w="4224"/>
             <w:tcBorders>
               <w:top w:val="single" w:color="B8C2CC" w:sz="4"/>
               <w:left w:val="single" w:color="B8C2CC" w:sz="4"/>
@@ -2898,7 +3875,7 @@
         </w:tc>
         <w:tc>
           <w:tcPr>
-            <w:tcW w:type="dxa" w:w="3421"/>
+            <w:tcW w:type="dxa" w:w="3182"/>
             <w:tcBorders>
               <w:top w:val="single" w:color="B8C2CC" w:sz="4"/>
               <w:left w:val="single" w:color="B8C2CC" w:sz="4"/>
@@ -2964,7 +3941,7 @@
         </w:tc>
         <w:tc>
           <w:tcPr>
-            <w:tcW w:type="dxa" w:w="3985"/>
+            <w:tcW w:type="dxa" w:w="4224"/>
             <w:tcBorders>
               <w:top w:val="single" w:color="B8C2CC" w:sz="4"/>
               <w:left w:val="single" w:color="B8C2CC" w:sz="4"/>
@@ -3034,7 +4011,7 @@
         </w:tc>
         <w:tc>
           <w:tcPr>
-            <w:tcW w:type="dxa" w:w="3421"/>
+            <w:tcW w:type="dxa" w:w="3182"/>
             <w:tcBorders>
               <w:top w:val="single" w:color="B8C2CC" w:sz="4"/>
               <w:left w:val="single" w:color="B8C2CC" w:sz="4"/>
@@ -3100,7 +4077,7 @@
         </w:tc>
         <w:tc>
           <w:tcPr>
-            <w:tcW w:type="dxa" w:w="3985"/>
+            <w:tcW w:type="dxa" w:w="4224"/>
             <w:tcBorders>
               <w:top w:val="single" w:color="B8C2CC" w:sz="4"/>
               <w:left w:val="single" w:color="B8C2CC" w:sz="4"/>
@@ -3178,7 +4155,7 @@
         </w:tc>
         <w:tc>
           <w:tcPr>
-            <w:tcW w:type="dxa" w:w="3421"/>
+            <w:tcW w:type="dxa" w:w="3182"/>
             <w:tcBorders>
               <w:top w:val="single" w:color="B8C2CC" w:sz="4"/>
               <w:left w:val="single" w:color="B8C2CC" w:sz="4"/>
@@ -3238,37 +4215,47 @@
                 <w:sz w:val="17"/>
                 <w:szCs w:val="17"/>
               </w:rPr>
-              <w:t xml:space="preserve">③-1</w:t>
-            </w:r>
-          </w:p>
-        </w:tc>
-        <w:tc>
-          <w:tcPr>
-            <w:tcW w:type="dxa" w:w="3985"/>
-            <w:tcBorders>
-              <w:top w:val="single" w:color="B8C2CC" w:sz="4"/>
-              <w:left w:val="single" w:color="B8C2CC" w:sz="4"/>
-              <w:bottom w:val="single" w:color="B8C2CC" w:sz="4"/>
-              <w:right w:val="single" w:color="B8C2CC" w:sz="4"/>
-            </w:tcBorders>
-            <w:tcMar>
-              <w:top w:type="dxa" w:w="60"/>
-              <w:left w:type="dxa" w:w="90"/>
-              <w:bottom w:type="dxa" w:w="60"/>
-              <w:right w:type="dxa" w:w="90"/>
-            </w:tcMar>
-          </w:tcPr>
-          <w:p>
-            <w:pPr>
-              <w:spacing w:after="0" w:before="0" w:line="264"/>
-            </w:pPr>
-            <w:r>
-              <w:rPr>
-                <w:rFonts w:ascii="Malgun Gothic" w:cs="Malgun Gothic" w:eastAsia="Malgun Gothic" w:hAnsi="Malgun Gothic"/>
-                <w:sz w:val="17"/>
-                <w:szCs w:val="17"/>
-              </w:rPr>
-              <w:t xml:space="preserve">Task 1 환경</w:t>
+              <w:t xml:space="preserve">②-6</w:t>
+            </w:r>
+          </w:p>
+        </w:tc>
+        <w:tc>
+          <w:tcPr>
+            <w:tcW w:type="dxa" w:w="4224"/>
+            <w:tcBorders>
+              <w:top w:val="single" w:color="B8C2CC" w:sz="4"/>
+              <w:left w:val="single" w:color="B8C2CC" w:sz="4"/>
+              <w:bottom w:val="single" w:color="B8C2CC" w:sz="4"/>
+              <w:right w:val="single" w:color="B8C2CC" w:sz="4"/>
+            </w:tcBorders>
+            <w:tcMar>
+              <w:top w:type="dxa" w:w="60"/>
+              <w:left w:type="dxa" w:w="90"/>
+              <w:bottom w:type="dxa" w:w="60"/>
+              <w:right w:type="dxa" w:w="90"/>
+            </w:tcMar>
+          </w:tcPr>
+          <w:p>
+            <w:pPr>
+              <w:spacing w:after="0" w:before="0" w:line="264"/>
+            </w:pPr>
+            <w:r>
+              <w:rPr>
+                <w:rFonts w:ascii="Malgun Gothic" w:cs="Malgun Gothic" w:eastAsia="Malgun Gothic" w:hAnsi="Malgun Gothic"/>
+                <w:b/>
+                <w:bCs/>
+                <w:sz w:val="17"/>
+                <w:szCs w:val="17"/>
+              </w:rPr>
+              <w:t xml:space="preserve">R3 실행 레지스트리 설계</w:t>
+            </w:r>
+            <w:r>
+              <w:rPr>
+                <w:rFonts w:ascii="Malgun Gothic" w:cs="Malgun Gothic" w:eastAsia="Malgun Gothic" w:hAnsi="Malgun Gothic"/>
+                <w:sz w:val="17"/>
+                <w:szCs w:val="17"/>
+              </w:rPr>
+              <w:t xml:space="preserve">: 실행 고유 ID, 기록 항목, 전체 실행 수와 유효 시행 수 구분, 시행 분류 기준(재실행·실패·파라미터 탐색·독립 검증)</w:t>
             </w:r>
           </w:p>
         </w:tc>
@@ -3298,54 +4285,37 @@
                 <w:sz w:val="17"/>
                 <w:szCs w:val="17"/>
               </w:rPr>
-              <w:t xml:space="preserve">②-2</w:t>
-            </w:r>
-          </w:p>
-        </w:tc>
-        <w:tc>
-          <w:tcPr>
-            <w:tcW w:type="dxa" w:w="3421"/>
-            <w:tcBorders>
-              <w:top w:val="single" w:color="B8C2CC" w:sz="4"/>
-              <w:left w:val="single" w:color="B8C2CC" w:sz="4"/>
-              <w:bottom w:val="single" w:color="B8C2CC" w:sz="4"/>
-              <w:right w:val="single" w:color="B8C2CC" w:sz="4"/>
-            </w:tcBorders>
-            <w:tcMar>
-              <w:top w:type="dxa" w:w="60"/>
-              <w:left w:type="dxa" w:w="90"/>
-              <w:bottom w:type="dxa" w:w="60"/>
-              <w:right w:type="dxa" w:w="90"/>
-            </w:tcMar>
-          </w:tcPr>
-          <w:p>
-            <w:pPr>
-              <w:spacing w:after="0" w:before="0" w:line="264"/>
-            </w:pPr>
-            <w:r>
-              <w:rPr>
-                <w:rFonts w:ascii="Malgun Gothic" w:cs="Malgun Gothic" w:eastAsia="Malgun Gothic" w:hAnsi="Malgun Gothic"/>
-                <w:sz w:val="17"/>
-                <w:szCs w:val="17"/>
-              </w:rPr>
-              <w:t xml:space="preserve">휠 식별값 </w:t>
-            </w:r>
-            <w:r>
-              <w:rPr>
-                <w:rFonts w:ascii="Consolas" w:cs="Consolas" w:eastAsia="GulimChe" w:hAnsi="Consolas"/>
-                <w:sz w:val="17"/>
-                <w:szCs w:val="17"/>
-                <w:shd w:fill="F1F3F5" w:color="auto" w:val="clear"/>
-              </w:rPr>
-              <w:t xml:space="preserve">a448cd20…</w:t>
-            </w:r>
-            <w:r>
-              <w:rPr>
-                <w:rFonts w:ascii="Malgun Gothic" w:cs="Malgun Gothic" w:eastAsia="Malgun Gothic" w:hAnsi="Malgun Gothic"/>
-                <w:sz w:val="17"/>
-                <w:szCs w:val="17"/>
-              </w:rPr>
-              <w:t xml:space="preserve"> 일치</w:t>
+              <w:t xml:space="preserve">①-1</w:t>
+            </w:r>
+          </w:p>
+        </w:tc>
+        <w:tc>
+          <w:tcPr>
+            <w:tcW w:type="dxa" w:w="3182"/>
+            <w:tcBorders>
+              <w:top w:val="single" w:color="B8C2CC" w:sz="4"/>
+              <w:left w:val="single" w:color="B8C2CC" w:sz="4"/>
+              <w:bottom w:val="single" w:color="B8C2CC" w:sz="4"/>
+              <w:right w:val="single" w:color="B8C2CC" w:sz="4"/>
+            </w:tcBorders>
+            <w:tcMar>
+              <w:top w:type="dxa" w:w="60"/>
+              <w:left w:type="dxa" w:w="90"/>
+              <w:bottom w:type="dxa" w:w="60"/>
+              <w:right w:type="dxa" w:w="90"/>
+            </w:tcMar>
+          </w:tcPr>
+          <w:p>
+            <w:pPr>
+              <w:spacing w:after="0" w:before="0" w:line="264"/>
+            </w:pPr>
+            <w:r>
+              <w:rPr>
+                <w:rFonts w:ascii="Malgun Gothic" w:cs="Malgun Gothic" w:eastAsia="Malgun Gothic" w:hAnsi="Malgun Gothic"/>
+                <w:sz w:val="17"/>
+                <w:szCs w:val="17"/>
+              </w:rPr>
+              <w:t xml:space="preserve">설계 문서. 기존 카드의 판정 기준은 변경하지 않음</w:t>
             </w:r>
           </w:p>
         </w:tc>
@@ -3381,37 +4351,97 @@
                 <w:sz w:val="17"/>
                 <w:szCs w:val="17"/>
               </w:rPr>
-              <w:t xml:space="preserve">③-2</w:t>
-            </w:r>
-          </w:p>
-        </w:tc>
-        <w:tc>
-          <w:tcPr>
-            <w:tcW w:type="dxa" w:w="3985"/>
-            <w:tcBorders>
-              <w:top w:val="single" w:color="B8C2CC" w:sz="4"/>
-              <w:left w:val="single" w:color="B8C2CC" w:sz="4"/>
-              <w:bottom w:val="single" w:color="B8C2CC" w:sz="4"/>
-              <w:right w:val="single" w:color="B8C2CC" w:sz="4"/>
-            </w:tcBorders>
-            <w:tcMar>
-              <w:top w:type="dxa" w:w="60"/>
-              <w:left w:type="dxa" w:w="90"/>
-              <w:bottom w:type="dxa" w:w="60"/>
-              <w:right w:type="dxa" w:w="90"/>
-            </w:tcMar>
-          </w:tcPr>
-          <w:p>
-            <w:pPr>
-              <w:spacing w:after="0" w:before="0" w:line="264"/>
-            </w:pPr>
-            <w:r>
-              <w:rPr>
-                <w:rFonts w:ascii="Malgun Gothic" w:cs="Malgun Gothic" w:eastAsia="Malgun Gothic" w:hAnsi="Malgun Gothic"/>
-                <w:sz w:val="17"/>
-                <w:szCs w:val="17"/>
-              </w:rPr>
-              <w:t xml:space="preserve">Task 2 가드(T-RO-01 개정, </w:t>
+              <w:t xml:space="preserve">③-1</w:t>
+            </w:r>
+          </w:p>
+        </w:tc>
+        <w:tc>
+          <w:tcPr>
+            <w:tcW w:type="dxa" w:w="4224"/>
+            <w:tcBorders>
+              <w:top w:val="single" w:color="B8C2CC" w:sz="4"/>
+              <w:left w:val="single" w:color="B8C2CC" w:sz="4"/>
+              <w:bottom w:val="single" w:color="B8C2CC" w:sz="4"/>
+              <w:right w:val="single" w:color="B8C2CC" w:sz="4"/>
+            </w:tcBorders>
+            <w:tcMar>
+              <w:top w:type="dxa" w:w="60"/>
+              <w:left w:type="dxa" w:w="90"/>
+              <w:bottom w:type="dxa" w:w="60"/>
+              <w:right w:type="dxa" w:w="90"/>
+            </w:tcMar>
+          </w:tcPr>
+          <w:p>
+            <w:pPr>
+              <w:spacing w:after="0" w:before="0" w:line="264"/>
+            </w:pPr>
+            <w:r>
+              <w:rPr>
+                <w:rFonts w:ascii="Malgun Gothic" w:cs="Malgun Gothic" w:eastAsia="Malgun Gothic" w:hAnsi="Malgun Gothic"/>
+                <w:sz w:val="17"/>
+                <w:szCs w:val="17"/>
+              </w:rPr>
+              <w:t xml:space="preserve">Task 1 환경</w:t>
+            </w:r>
+          </w:p>
+        </w:tc>
+        <w:tc>
+          <w:tcPr>
+            <w:tcW w:type="dxa" w:w="1250"/>
+            <w:tcBorders>
+              <w:top w:val="single" w:color="B8C2CC" w:sz="4"/>
+              <w:left w:val="single" w:color="B8C2CC" w:sz="4"/>
+              <w:bottom w:val="single" w:color="B8C2CC" w:sz="4"/>
+              <w:right w:val="single" w:color="B8C2CC" w:sz="4"/>
+            </w:tcBorders>
+            <w:tcMar>
+              <w:top w:type="dxa" w:w="60"/>
+              <w:left w:type="dxa" w:w="90"/>
+              <w:bottom w:type="dxa" w:w="60"/>
+              <w:right w:type="dxa" w:w="90"/>
+            </w:tcMar>
+          </w:tcPr>
+          <w:p>
+            <w:pPr>
+              <w:spacing w:after="0" w:before="0" w:line="264"/>
+            </w:pPr>
+            <w:r>
+              <w:rPr>
+                <w:rFonts w:ascii="Malgun Gothic" w:cs="Malgun Gothic" w:eastAsia="Malgun Gothic" w:hAnsi="Malgun Gothic"/>
+                <w:sz w:val="17"/>
+                <w:szCs w:val="17"/>
+              </w:rPr>
+              <w:t xml:space="preserve">②-2</w:t>
+            </w:r>
+          </w:p>
+        </w:tc>
+        <w:tc>
+          <w:tcPr>
+            <w:tcW w:type="dxa" w:w="3182"/>
+            <w:tcBorders>
+              <w:top w:val="single" w:color="B8C2CC" w:sz="4"/>
+              <w:left w:val="single" w:color="B8C2CC" w:sz="4"/>
+              <w:bottom w:val="single" w:color="B8C2CC" w:sz="4"/>
+              <w:right w:val="single" w:color="B8C2CC" w:sz="4"/>
+            </w:tcBorders>
+            <w:tcMar>
+              <w:top w:type="dxa" w:w="60"/>
+              <w:left w:type="dxa" w:w="90"/>
+              <w:bottom w:type="dxa" w:w="60"/>
+              <w:right w:type="dxa" w:w="90"/>
+            </w:tcMar>
+          </w:tcPr>
+          <w:p>
+            <w:pPr>
+              <w:spacing w:after="0" w:before="0" w:line="264"/>
+            </w:pPr>
+            <w:r>
+              <w:rPr>
+                <w:rFonts w:ascii="Malgun Gothic" w:cs="Malgun Gothic" w:eastAsia="Malgun Gothic" w:hAnsi="Malgun Gothic"/>
+                <w:sz w:val="17"/>
+                <w:szCs w:val="17"/>
+              </w:rPr>
+              <w:t xml:space="preserve">휠 식별값 </w:t>
             </w:r>
             <w:r>
               <w:rPr>
@@ -3420,75 +4450,15 @@
                 <w:szCs w:val="17"/>
                 <w:shd w:fill="F1F3F5" w:color="auto" w:val="clear"/>
               </w:rPr>
-              <w:t xml:space="preserve">nautilus</w:t>
-            </w:r>
-            <w:r>
-              <w:rPr>
-                <w:rFonts w:ascii="Malgun Gothic" w:cs="Malgun Gothic" w:eastAsia="Malgun Gothic" w:hAnsi="Malgun Gothic"/>
-                <w:sz w:val="17"/>
-                <w:szCs w:val="17"/>
-              </w:rPr>
-              <w:t xml:space="preserve"> 테스트 스위트 등록)</w:t>
-            </w:r>
-          </w:p>
-        </w:tc>
-        <w:tc>
-          <w:tcPr>
-            <w:tcW w:type="dxa" w:w="1250"/>
-            <w:tcBorders>
-              <w:top w:val="single" w:color="B8C2CC" w:sz="4"/>
-              <w:left w:val="single" w:color="B8C2CC" w:sz="4"/>
-              <w:bottom w:val="single" w:color="B8C2CC" w:sz="4"/>
-              <w:right w:val="single" w:color="B8C2CC" w:sz="4"/>
-            </w:tcBorders>
-            <w:tcMar>
-              <w:top w:type="dxa" w:w="60"/>
-              <w:left w:type="dxa" w:w="90"/>
-              <w:bottom w:type="dxa" w:w="60"/>
-              <w:right w:type="dxa" w:w="90"/>
-            </w:tcMar>
-          </w:tcPr>
-          <w:p>
-            <w:pPr>
-              <w:spacing w:after="0" w:before="0" w:line="264"/>
-            </w:pPr>
-            <w:r>
-              <w:rPr>
-                <w:rFonts w:ascii="Malgun Gothic" w:cs="Malgun Gothic" w:eastAsia="Malgun Gothic" w:hAnsi="Malgun Gothic"/>
-                <w:sz w:val="17"/>
-                <w:szCs w:val="17"/>
-              </w:rPr>
-              <w:t xml:space="preserve">③-1</w:t>
-            </w:r>
-          </w:p>
-        </w:tc>
-        <w:tc>
-          <w:tcPr>
-            <w:tcW w:type="dxa" w:w="3421"/>
-            <w:tcBorders>
-              <w:top w:val="single" w:color="B8C2CC" w:sz="4"/>
-              <w:left w:val="single" w:color="B8C2CC" w:sz="4"/>
-              <w:bottom w:val="single" w:color="B8C2CC" w:sz="4"/>
-              <w:right w:val="single" w:color="B8C2CC" w:sz="4"/>
-            </w:tcBorders>
-            <w:tcMar>
-              <w:top w:type="dxa" w:w="60"/>
-              <w:left w:type="dxa" w:w="90"/>
-              <w:bottom w:type="dxa" w:w="60"/>
-              <w:right w:type="dxa" w:w="90"/>
-            </w:tcMar>
-          </w:tcPr>
-          <w:p>
-            <w:pPr>
-              <w:spacing w:after="0" w:before="0" w:line="264"/>
-            </w:pPr>
-            <w:r>
-              <w:rPr>
-                <w:rFonts w:ascii="Malgun Gothic" w:cs="Malgun Gothic" w:eastAsia="Malgun Gothic" w:hAnsi="Malgun Gothic"/>
-                <w:sz w:val="17"/>
-                <w:szCs w:val="17"/>
-              </w:rPr>
-              <w:t xml:space="preserve">test_08/09 통과. 개정의 효력은 사인오프 후</w:t>
+              <w:t xml:space="preserve">a448cd20…</w:t>
+            </w:r>
+            <w:r>
+              <w:rPr>
+                <w:rFonts w:ascii="Malgun Gothic" w:cs="Malgun Gothic" w:eastAsia="Malgun Gothic" w:hAnsi="Malgun Gothic"/>
+                <w:sz w:val="17"/>
+                <w:szCs w:val="17"/>
+              </w:rPr>
+              <w:t xml:space="preserve"> 일치</w:t>
             </w:r>
           </w:p>
         </w:tc>
@@ -3524,37 +4494,54 @@
                 <w:sz w:val="17"/>
                 <w:szCs w:val="17"/>
               </w:rPr>
-              <w:t xml:space="preserve">③-3</w:t>
-            </w:r>
-          </w:p>
-        </w:tc>
-        <w:tc>
-          <w:tcPr>
-            <w:tcW w:type="dxa" w:w="3985"/>
-            <w:tcBorders>
-              <w:top w:val="single" w:color="B8C2CC" w:sz="4"/>
-              <w:left w:val="single" w:color="B8C2CC" w:sz="4"/>
-              <w:bottom w:val="single" w:color="B8C2CC" w:sz="4"/>
-              <w:right w:val="single" w:color="B8C2CC" w:sz="4"/>
-            </w:tcBorders>
-            <w:tcMar>
-              <w:top w:type="dxa" w:w="60"/>
-              <w:left w:type="dxa" w:w="90"/>
-              <w:bottom w:type="dxa" w:w="60"/>
-              <w:right w:type="dxa" w:w="90"/>
-            </w:tcMar>
-          </w:tcPr>
-          <w:p>
-            <w:pPr>
-              <w:spacing w:after="0" w:before="0" w:line="264"/>
-            </w:pPr>
-            <w:r>
-              <w:rPr>
-                <w:rFonts w:ascii="Malgun Gothic" w:cs="Malgun Gothic" w:eastAsia="Malgun Gothic" w:hAnsi="Malgun Gothic"/>
-                <w:sz w:val="17"/>
-                <w:szCs w:val="17"/>
-              </w:rPr>
-              <w:t xml:space="preserve">Task 3 샌드박스</w:t>
+              <w:t xml:space="preserve">③-2</w:t>
+            </w:r>
+          </w:p>
+        </w:tc>
+        <w:tc>
+          <w:tcPr>
+            <w:tcW w:type="dxa" w:w="4224"/>
+            <w:tcBorders>
+              <w:top w:val="single" w:color="B8C2CC" w:sz="4"/>
+              <w:left w:val="single" w:color="B8C2CC" w:sz="4"/>
+              <w:bottom w:val="single" w:color="B8C2CC" w:sz="4"/>
+              <w:right w:val="single" w:color="B8C2CC" w:sz="4"/>
+            </w:tcBorders>
+            <w:tcMar>
+              <w:top w:type="dxa" w:w="60"/>
+              <w:left w:type="dxa" w:w="90"/>
+              <w:bottom w:type="dxa" w:w="60"/>
+              <w:right w:type="dxa" w:w="90"/>
+            </w:tcMar>
+          </w:tcPr>
+          <w:p>
+            <w:pPr>
+              <w:spacing w:after="0" w:before="0" w:line="264"/>
+            </w:pPr>
+            <w:r>
+              <w:rPr>
+                <w:rFonts w:ascii="Malgun Gothic" w:cs="Malgun Gothic" w:eastAsia="Malgun Gothic" w:hAnsi="Malgun Gothic"/>
+                <w:sz w:val="17"/>
+                <w:szCs w:val="17"/>
+              </w:rPr>
+              <w:t xml:space="preserve">Task 2 가드(T-RO-01 개정, </w:t>
+            </w:r>
+            <w:r>
+              <w:rPr>
+                <w:rFonts w:ascii="Consolas" w:cs="Consolas" w:eastAsia="GulimChe" w:hAnsi="Consolas"/>
+                <w:sz w:val="17"/>
+                <w:szCs w:val="17"/>
+                <w:shd w:fill="F1F3F5" w:color="auto" w:val="clear"/>
+              </w:rPr>
+              <w:t xml:space="preserve">nautilus</w:t>
+            </w:r>
+            <w:r>
+              <w:rPr>
+                <w:rFonts w:ascii="Malgun Gothic" w:cs="Malgun Gothic" w:eastAsia="Malgun Gothic" w:hAnsi="Malgun Gothic"/>
+                <w:sz w:val="17"/>
+                <w:szCs w:val="17"/>
+              </w:rPr>
+              <w:t xml:space="preserve"> 테스트 스위트 등록)</w:t>
             </w:r>
           </w:p>
         </w:tc>
@@ -3584,37 +4571,37 @@
                 <w:sz w:val="17"/>
                 <w:szCs w:val="17"/>
               </w:rPr>
-              <w:t xml:space="preserve">③-2</w:t>
-            </w:r>
-          </w:p>
-        </w:tc>
-        <w:tc>
-          <w:tcPr>
-            <w:tcW w:type="dxa" w:w="3421"/>
-            <w:tcBorders>
-              <w:top w:val="single" w:color="B8C2CC" w:sz="4"/>
-              <w:left w:val="single" w:color="B8C2CC" w:sz="4"/>
-              <w:bottom w:val="single" w:color="B8C2CC" w:sz="4"/>
-              <w:right w:val="single" w:color="B8C2CC" w:sz="4"/>
-            </w:tcBorders>
-            <w:tcMar>
-              <w:top w:type="dxa" w:w="60"/>
-              <w:left w:type="dxa" w:w="90"/>
-              <w:bottom w:type="dxa" w:w="60"/>
-              <w:right w:type="dxa" w:w="90"/>
-            </w:tcMar>
-          </w:tcPr>
-          <w:p>
-            <w:pPr>
-              <w:spacing w:after="0" w:before="0" w:line="264"/>
-            </w:pPr>
-            <w:r>
-              <w:rPr>
-                <w:rFonts w:ascii="Malgun Gothic" w:cs="Malgun Gothic" w:eastAsia="Malgun Gothic" w:hAnsi="Malgun Gothic"/>
-                <w:sz w:val="17"/>
-                <w:szCs w:val="17"/>
-              </w:rPr>
-              <w:t xml:space="preserve">F1/F2/N1 골든값 재현</w:t>
+              <w:t xml:space="preserve">③-1</w:t>
+            </w:r>
+          </w:p>
+        </w:tc>
+        <w:tc>
+          <w:tcPr>
+            <w:tcW w:type="dxa" w:w="3182"/>
+            <w:tcBorders>
+              <w:top w:val="single" w:color="B8C2CC" w:sz="4"/>
+              <w:left w:val="single" w:color="B8C2CC" w:sz="4"/>
+              <w:bottom w:val="single" w:color="B8C2CC" w:sz="4"/>
+              <w:right w:val="single" w:color="B8C2CC" w:sz="4"/>
+            </w:tcBorders>
+            <w:tcMar>
+              <w:top w:type="dxa" w:w="60"/>
+              <w:left w:type="dxa" w:w="90"/>
+              <w:bottom w:type="dxa" w:w="60"/>
+              <w:right w:type="dxa" w:w="90"/>
+            </w:tcMar>
+          </w:tcPr>
+          <w:p>
+            <w:pPr>
+              <w:spacing w:after="0" w:before="0" w:line="264"/>
+            </w:pPr>
+            <w:r>
+              <w:rPr>
+                <w:rFonts w:ascii="Malgun Gothic" w:cs="Malgun Gothic" w:eastAsia="Malgun Gothic" w:hAnsi="Malgun Gothic"/>
+                <w:sz w:val="17"/>
+                <w:szCs w:val="17"/>
+              </w:rPr>
+              <w:t xml:space="preserve">test_08/09 통과. 개정의 효력은 사인오프 후</w:t>
             </w:r>
           </w:p>
         </w:tc>
@@ -3650,37 +4637,37 @@
                 <w:sz w:val="17"/>
                 <w:szCs w:val="17"/>
               </w:rPr>
-              <w:t xml:space="preserve">③-4</w:t>
-            </w:r>
-          </w:p>
-        </w:tc>
-        <w:tc>
-          <w:tcPr>
-            <w:tcW w:type="dxa" w:w="3985"/>
-            <w:tcBorders>
-              <w:top w:val="single" w:color="B8C2CC" w:sz="4"/>
-              <w:left w:val="single" w:color="B8C2CC" w:sz="4"/>
-              <w:bottom w:val="single" w:color="B8C2CC" w:sz="4"/>
-              <w:right w:val="single" w:color="B8C2CC" w:sz="4"/>
-            </w:tcBorders>
-            <w:tcMar>
-              <w:top w:type="dxa" w:w="60"/>
-              <w:left w:type="dxa" w:w="90"/>
-              <w:bottom w:type="dxa" w:w="60"/>
-              <w:right w:type="dxa" w:w="90"/>
-            </w:tcMar>
-          </w:tcPr>
-          <w:p>
-            <w:pPr>
-              <w:spacing w:after="0" w:before="0" w:line="264"/>
-            </w:pPr>
-            <w:r>
-              <w:rPr>
-                <w:rFonts w:ascii="Malgun Gothic" w:cs="Malgun Gothic" w:eastAsia="Malgun Gothic" w:hAnsi="Malgun Gothic"/>
-                <w:sz w:val="17"/>
-                <w:szCs w:val="17"/>
-              </w:rPr>
-              <w:t xml:space="preserve">Task 4 러너(원장 선등록)</w:t>
+              <w:t xml:space="preserve">③-3</w:t>
+            </w:r>
+          </w:p>
+        </w:tc>
+        <w:tc>
+          <w:tcPr>
+            <w:tcW w:type="dxa" w:w="4224"/>
+            <w:tcBorders>
+              <w:top w:val="single" w:color="B8C2CC" w:sz="4"/>
+              <w:left w:val="single" w:color="B8C2CC" w:sz="4"/>
+              <w:bottom w:val="single" w:color="B8C2CC" w:sz="4"/>
+              <w:right w:val="single" w:color="B8C2CC" w:sz="4"/>
+            </w:tcBorders>
+            <w:tcMar>
+              <w:top w:type="dxa" w:w="60"/>
+              <w:left w:type="dxa" w:w="90"/>
+              <w:bottom w:type="dxa" w:w="60"/>
+              <w:right w:type="dxa" w:w="90"/>
+            </w:tcMar>
+          </w:tcPr>
+          <w:p>
+            <w:pPr>
+              <w:spacing w:after="0" w:before="0" w:line="264"/>
+            </w:pPr>
+            <w:r>
+              <w:rPr>
+                <w:rFonts w:ascii="Malgun Gothic" w:cs="Malgun Gothic" w:eastAsia="Malgun Gothic" w:hAnsi="Malgun Gothic"/>
+                <w:sz w:val="17"/>
+                <w:szCs w:val="17"/>
+              </w:rPr>
+              <w:t xml:space="preserve">Task 3 샌드박스</w:t>
             </w:r>
           </w:p>
         </w:tc>
@@ -3710,37 +4697,37 @@
                 <w:sz w:val="17"/>
                 <w:szCs w:val="17"/>
               </w:rPr>
-              <w:t xml:space="preserve">③-3</w:t>
-            </w:r>
-          </w:p>
-        </w:tc>
-        <w:tc>
-          <w:tcPr>
-            <w:tcW w:type="dxa" w:w="3421"/>
-            <w:tcBorders>
-              <w:top w:val="single" w:color="B8C2CC" w:sz="4"/>
-              <w:left w:val="single" w:color="B8C2CC" w:sz="4"/>
-              <w:bottom w:val="single" w:color="B8C2CC" w:sz="4"/>
-              <w:right w:val="single" w:color="B8C2CC" w:sz="4"/>
-            </w:tcBorders>
-            <w:tcMar>
-              <w:top w:type="dxa" w:w="60"/>
-              <w:left w:type="dxa" w:w="90"/>
-              <w:bottom w:type="dxa" w:w="60"/>
-              <w:right w:type="dxa" w:w="90"/>
-            </w:tcMar>
-          </w:tcPr>
-          <w:p>
-            <w:pPr>
-              <w:spacing w:after="0" w:before="0" w:line="264"/>
-            </w:pPr>
-            <w:r>
-              <w:rPr>
-                <w:rFonts w:ascii="Malgun Gothic" w:cs="Malgun Gothic" w:eastAsia="Malgun Gothic" w:hAnsi="Malgun Gothic"/>
-                <w:sz w:val="17"/>
-                <w:szCs w:val="17"/>
-              </w:rPr>
-              <w:t xml:space="preserve">등록 순서 테스트 통과</w:t>
+              <w:t xml:space="preserve">③-2</w:t>
+            </w:r>
+          </w:p>
+        </w:tc>
+        <w:tc>
+          <w:tcPr>
+            <w:tcW w:type="dxa" w:w="3182"/>
+            <w:tcBorders>
+              <w:top w:val="single" w:color="B8C2CC" w:sz="4"/>
+              <w:left w:val="single" w:color="B8C2CC" w:sz="4"/>
+              <w:bottom w:val="single" w:color="B8C2CC" w:sz="4"/>
+              <w:right w:val="single" w:color="B8C2CC" w:sz="4"/>
+            </w:tcBorders>
+            <w:tcMar>
+              <w:top w:type="dxa" w:w="60"/>
+              <w:left w:type="dxa" w:w="90"/>
+              <w:bottom w:type="dxa" w:w="60"/>
+              <w:right w:type="dxa" w:w="90"/>
+            </w:tcMar>
+          </w:tcPr>
+          <w:p>
+            <w:pPr>
+              <w:spacing w:after="0" w:before="0" w:line="264"/>
+            </w:pPr>
+            <w:r>
+              <w:rPr>
+                <w:rFonts w:ascii="Malgun Gothic" w:cs="Malgun Gothic" w:eastAsia="Malgun Gothic" w:hAnsi="Malgun Gothic"/>
+                <w:sz w:val="17"/>
+                <w:szCs w:val="17"/>
+              </w:rPr>
+              <w:t xml:space="preserve">F1/F2/N1 골든값 재현</w:t>
             </w:r>
           </w:p>
         </w:tc>
@@ -3776,37 +4763,37 @@
                 <w:sz w:val="17"/>
                 <w:szCs w:val="17"/>
               </w:rPr>
-              <w:t xml:space="preserve">③-5</w:t>
-            </w:r>
-          </w:p>
-        </w:tc>
-        <w:tc>
-          <w:tcPr>
-            <w:tcW w:type="dxa" w:w="3985"/>
-            <w:tcBorders>
-              <w:top w:val="single" w:color="B8C2CC" w:sz="4"/>
-              <w:left w:val="single" w:color="B8C2CC" w:sz="4"/>
-              <w:bottom w:val="single" w:color="B8C2CC" w:sz="4"/>
-              <w:right w:val="single" w:color="B8C2CC" w:sz="4"/>
-            </w:tcBorders>
-            <w:tcMar>
-              <w:top w:type="dxa" w:w="60"/>
-              <w:left w:type="dxa" w:w="90"/>
-              <w:bottom w:type="dxa" w:w="60"/>
-              <w:right w:type="dxa" w:w="90"/>
-            </w:tcMar>
-          </w:tcPr>
-          <w:p>
-            <w:pPr>
-              <w:spacing w:after="0" w:before="0" w:line="264"/>
-            </w:pPr>
-            <w:r>
-              <w:rPr>
-                <w:rFonts w:ascii="Malgun Gothic" w:cs="Malgun Gothic" w:eastAsia="Malgun Gothic" w:hAnsi="Malgun Gothic"/>
-                <w:sz w:val="17"/>
-                <w:szCs w:val="17"/>
-              </w:rPr>
-              <w:t xml:space="preserve">Task 5 패리티, 게이트, 파일럿 등록표, Windows 런북</w:t>
+              <w:t xml:space="preserve">③-4</w:t>
+            </w:r>
+          </w:p>
+        </w:tc>
+        <w:tc>
+          <w:tcPr>
+            <w:tcW w:type="dxa" w:w="4224"/>
+            <w:tcBorders>
+              <w:top w:val="single" w:color="B8C2CC" w:sz="4"/>
+              <w:left w:val="single" w:color="B8C2CC" w:sz="4"/>
+              <w:bottom w:val="single" w:color="B8C2CC" w:sz="4"/>
+              <w:right w:val="single" w:color="B8C2CC" w:sz="4"/>
+            </w:tcBorders>
+            <w:tcMar>
+              <w:top w:type="dxa" w:w="60"/>
+              <w:left w:type="dxa" w:w="90"/>
+              <w:bottom w:type="dxa" w:w="60"/>
+              <w:right w:type="dxa" w:w="90"/>
+            </w:tcMar>
+          </w:tcPr>
+          <w:p>
+            <w:pPr>
+              <w:spacing w:after="0" w:before="0" w:line="264"/>
+            </w:pPr>
+            <w:r>
+              <w:rPr>
+                <w:rFonts w:ascii="Malgun Gothic" w:cs="Malgun Gothic" w:eastAsia="Malgun Gothic" w:hAnsi="Malgun Gothic"/>
+                <w:sz w:val="17"/>
+                <w:szCs w:val="17"/>
+              </w:rPr>
+              <w:t xml:space="preserve">Task 4 러너(원장 선등록)</w:t>
             </w:r>
           </w:p>
         </w:tc>
@@ -3836,54 +4823,37 @@
                 <w:sz w:val="17"/>
                 <w:szCs w:val="17"/>
               </w:rPr>
-              <w:t xml:space="preserve">③-4</w:t>
-            </w:r>
-          </w:p>
-        </w:tc>
-        <w:tc>
-          <w:tcPr>
-            <w:tcW w:type="dxa" w:w="3421"/>
-            <w:tcBorders>
-              <w:top w:val="single" w:color="B8C2CC" w:sz="4"/>
-              <w:left w:val="single" w:color="B8C2CC" w:sz="4"/>
-              <w:bottom w:val="single" w:color="B8C2CC" w:sz="4"/>
-              <w:right w:val="single" w:color="B8C2CC" w:sz="4"/>
-            </w:tcBorders>
-            <w:tcMar>
-              <w:top w:type="dxa" w:w="60"/>
-              <w:left w:type="dxa" w:w="90"/>
-              <w:bottom w:type="dxa" w:w="60"/>
-              <w:right w:type="dxa" w:w="90"/>
-            </w:tcMar>
-          </w:tcPr>
-          <w:p>
-            <w:pPr>
-              <w:spacing w:after="0" w:before="0" w:line="264"/>
-            </w:pPr>
-            <w:r>
-              <w:rPr>
-                <w:rFonts w:ascii="Malgun Gothic" w:cs="Malgun Gothic" w:eastAsia="Malgun Gothic" w:hAnsi="Malgun Gothic"/>
-                <w:sz w:val="17"/>
-                <w:szCs w:val="17"/>
-              </w:rPr>
-              <w:t xml:space="preserve">합성 데이터 리허설 통과, </w:t>
-            </w:r>
-            <w:r>
-              <w:rPr>
-                <w:rFonts w:ascii="Consolas" w:cs="Consolas" w:eastAsia="GulimChe" w:hAnsi="Consolas"/>
-                <w:sz w:val="17"/>
-                <w:szCs w:val="17"/>
-                <w:shd w:fill="F1F3F5" w:color="auto" w:val="clear"/>
-              </w:rPr>
-              <w:t xml:space="preserve">GATE</w:t>
-            </w:r>
-            <w:r>
-              <w:rPr>
-                <w:rFonts w:ascii="Malgun Gothic" w:cs="Malgun Gothic" w:eastAsia="Malgun Gothic" w:hAnsi="Malgun Gothic"/>
-                <w:sz w:val="17"/>
-                <w:szCs w:val="17"/>
-              </w:rPr>
-              <w:t xml:space="preserve"> 불변</w:t>
+              <w:t xml:space="preserve">③-3</w:t>
+            </w:r>
+          </w:p>
+        </w:tc>
+        <w:tc>
+          <w:tcPr>
+            <w:tcW w:type="dxa" w:w="3182"/>
+            <w:tcBorders>
+              <w:top w:val="single" w:color="B8C2CC" w:sz="4"/>
+              <w:left w:val="single" w:color="B8C2CC" w:sz="4"/>
+              <w:bottom w:val="single" w:color="B8C2CC" w:sz="4"/>
+              <w:right w:val="single" w:color="B8C2CC" w:sz="4"/>
+            </w:tcBorders>
+            <w:tcMar>
+              <w:top w:type="dxa" w:w="60"/>
+              <w:left w:type="dxa" w:w="90"/>
+              <w:bottom w:type="dxa" w:w="60"/>
+              <w:right w:type="dxa" w:w="90"/>
+            </w:tcMar>
+          </w:tcPr>
+          <w:p>
+            <w:pPr>
+              <w:spacing w:after="0" w:before="0" w:line="264"/>
+            </w:pPr>
+            <w:r>
+              <w:rPr>
+                <w:rFonts w:ascii="Malgun Gothic" w:cs="Malgun Gothic" w:eastAsia="Malgun Gothic" w:hAnsi="Malgun Gothic"/>
+                <w:sz w:val="17"/>
+                <w:szCs w:val="17"/>
+              </w:rPr>
+              <w:t xml:space="preserve">등록 순서 테스트 통과</w:t>
             </w:r>
           </w:p>
         </w:tc>
@@ -3919,37 +4889,37 @@
                 <w:sz w:val="17"/>
                 <w:szCs w:val="17"/>
               </w:rPr>
-              <w:t xml:space="preserve">③-6</w:t>
-            </w:r>
-          </w:p>
-        </w:tc>
-        <w:tc>
-          <w:tcPr>
-            <w:tcW w:type="dxa" w:w="3985"/>
-            <w:tcBorders>
-              <w:top w:val="single" w:color="B8C2CC" w:sz="4"/>
-              <w:left w:val="single" w:color="B8C2CC" w:sz="4"/>
-              <w:bottom w:val="single" w:color="B8C2CC" w:sz="4"/>
-              <w:right w:val="single" w:color="B8C2CC" w:sz="4"/>
-            </w:tcBorders>
-            <w:tcMar>
-              <w:top w:type="dxa" w:w="60"/>
-              <w:left w:type="dxa" w:w="90"/>
-              <w:bottom w:type="dxa" w:w="60"/>
-              <w:right w:type="dxa" w:w="90"/>
-            </w:tcMar>
-          </w:tcPr>
-          <w:p>
-            <w:pPr>
-              <w:spacing w:after="0" w:before="0" w:line="264"/>
-            </w:pPr>
-            <w:r>
-              <w:rPr>
-                <w:rFonts w:ascii="Malgun Gothic" w:cs="Malgun Gothic" w:eastAsia="Malgun Gothic" w:hAnsi="Malgun Gothic"/>
-                <w:sz w:val="17"/>
-                <w:szCs w:val="17"/>
-              </w:rPr>
-              <w:t xml:space="preserve">클라우드 전체 테스트 실행, 실행 기록 작성</w:t>
+              <w:t xml:space="preserve">③-5</w:t>
+            </w:r>
+          </w:p>
+        </w:tc>
+        <w:tc>
+          <w:tcPr>
+            <w:tcW w:type="dxa" w:w="4224"/>
+            <w:tcBorders>
+              <w:top w:val="single" w:color="B8C2CC" w:sz="4"/>
+              <w:left w:val="single" w:color="B8C2CC" w:sz="4"/>
+              <w:bottom w:val="single" w:color="B8C2CC" w:sz="4"/>
+              <w:right w:val="single" w:color="B8C2CC" w:sz="4"/>
+            </w:tcBorders>
+            <w:tcMar>
+              <w:top w:type="dxa" w:w="60"/>
+              <w:left w:type="dxa" w:w="90"/>
+              <w:bottom w:type="dxa" w:w="60"/>
+              <w:right w:type="dxa" w:w="90"/>
+            </w:tcMar>
+          </w:tcPr>
+          <w:p>
+            <w:pPr>
+              <w:spacing w:after="0" w:before="0" w:line="264"/>
+            </w:pPr>
+            <w:r>
+              <w:rPr>
+                <w:rFonts w:ascii="Malgun Gothic" w:cs="Malgun Gothic" w:eastAsia="Malgun Gothic" w:hAnsi="Malgun Gothic"/>
+                <w:sz w:val="17"/>
+                <w:szCs w:val="17"/>
+              </w:rPr>
+              <w:t xml:space="preserve">Task 5 패리티, 게이트, 파일럿 등록표, Windows 런북</w:t>
             </w:r>
           </w:p>
         </w:tc>
@@ -3979,37 +4949,54 @@
                 <w:sz w:val="17"/>
                 <w:szCs w:val="17"/>
               </w:rPr>
-              <w:t xml:space="preserve">③-5</w:t>
-            </w:r>
-          </w:p>
-        </w:tc>
-        <w:tc>
-          <w:tcPr>
-            <w:tcW w:type="dxa" w:w="3421"/>
-            <w:tcBorders>
-              <w:top w:val="single" w:color="B8C2CC" w:sz="4"/>
-              <w:left w:val="single" w:color="B8C2CC" w:sz="4"/>
-              <w:bottom w:val="single" w:color="B8C2CC" w:sz="4"/>
-              <w:right w:val="single" w:color="B8C2CC" w:sz="4"/>
-            </w:tcBorders>
-            <w:tcMar>
-              <w:top w:type="dxa" w:w="60"/>
-              <w:left w:type="dxa" w:w="90"/>
-              <w:bottom w:type="dxa" w:w="60"/>
-              <w:right w:type="dxa" w:w="90"/>
-            </w:tcMar>
-          </w:tcPr>
-          <w:p>
-            <w:pPr>
-              <w:spacing w:after="0" w:before="0" w:line="264"/>
-            </w:pPr>
-            <w:r>
-              <w:rPr>
-                <w:rFonts w:ascii="Malgun Gothic" w:cs="Malgun Gothic" w:eastAsia="Malgun Gothic" w:hAnsi="Malgun Gothic"/>
-                <w:sz w:val="17"/>
-                <w:szCs w:val="17"/>
-              </w:rPr>
-              <w:t xml:space="preserve">791/929 PASS. FAIL은 Windows 전용 1건만</w:t>
+              <w:t xml:space="preserve">③-4</w:t>
+            </w:r>
+          </w:p>
+        </w:tc>
+        <w:tc>
+          <w:tcPr>
+            <w:tcW w:type="dxa" w:w="3182"/>
+            <w:tcBorders>
+              <w:top w:val="single" w:color="B8C2CC" w:sz="4"/>
+              <w:left w:val="single" w:color="B8C2CC" w:sz="4"/>
+              <w:bottom w:val="single" w:color="B8C2CC" w:sz="4"/>
+              <w:right w:val="single" w:color="B8C2CC" w:sz="4"/>
+            </w:tcBorders>
+            <w:tcMar>
+              <w:top w:type="dxa" w:w="60"/>
+              <w:left w:type="dxa" w:w="90"/>
+              <w:bottom w:type="dxa" w:w="60"/>
+              <w:right w:type="dxa" w:w="90"/>
+            </w:tcMar>
+          </w:tcPr>
+          <w:p>
+            <w:pPr>
+              <w:spacing w:after="0" w:before="0" w:line="264"/>
+            </w:pPr>
+            <w:r>
+              <w:rPr>
+                <w:rFonts w:ascii="Malgun Gothic" w:cs="Malgun Gothic" w:eastAsia="Malgun Gothic" w:hAnsi="Malgun Gothic"/>
+                <w:sz w:val="17"/>
+                <w:szCs w:val="17"/>
+              </w:rPr>
+              <w:t xml:space="preserve">합성 데이터 리허설 통과, </w:t>
+            </w:r>
+            <w:r>
+              <w:rPr>
+                <w:rFonts w:ascii="Consolas" w:cs="Consolas" w:eastAsia="GulimChe" w:hAnsi="Consolas"/>
+                <w:sz w:val="17"/>
+                <w:szCs w:val="17"/>
+                <w:shd w:fill="F1F3F5" w:color="auto" w:val="clear"/>
+              </w:rPr>
+              <w:t xml:space="preserve">GATE</w:t>
+            </w:r>
+            <w:r>
+              <w:rPr>
+                <w:rFonts w:ascii="Malgun Gothic" w:cs="Malgun Gothic" w:eastAsia="Malgun Gothic" w:hAnsi="Malgun Gothic"/>
+                <w:sz w:val="17"/>
+                <w:szCs w:val="17"/>
+              </w:rPr>
+              <w:t xml:space="preserve"> 불변</w:t>
             </w:r>
           </w:p>
         </w:tc>
@@ -4045,37 +5032,37 @@
                 <w:sz w:val="17"/>
                 <w:szCs w:val="17"/>
               </w:rPr>
-              <w:t xml:space="preserve">④-3</w:t>
-            </w:r>
-          </w:p>
-        </w:tc>
-        <w:tc>
-          <w:tcPr>
-            <w:tcW w:type="dxa" w:w="3985"/>
-            <w:tcBorders>
-              <w:top w:val="single" w:color="B8C2CC" w:sz="4"/>
-              <w:left w:val="single" w:color="B8C2CC" w:sz="4"/>
-              <w:bottom w:val="single" w:color="B8C2CC" w:sz="4"/>
-              <w:right w:val="single" w:color="B8C2CC" w:sz="4"/>
-            </w:tcBorders>
-            <w:tcMar>
-              <w:top w:type="dxa" w:w="60"/>
-              <w:left w:type="dxa" w:w="90"/>
-              <w:bottom w:type="dxa" w:w="60"/>
-              <w:right w:type="dxa" w:w="90"/>
-            </w:tcMar>
-          </w:tcPr>
-          <w:p>
-            <w:pPr>
-              <w:spacing w:after="0" w:before="0" w:line="264"/>
-            </w:pPr>
-            <w:r>
-              <w:rPr>
-                <w:rFonts w:ascii="Malgun Gothic" w:cs="Malgun Gothic" w:eastAsia="Malgun Gothic" w:hAnsi="Malgun Gothic"/>
-                <w:sz w:val="17"/>
-                <w:szCs w:val="17"/>
-              </w:rPr>
-              <w:t xml:space="preserve">판정이 기본값과 다르면 브랜치 작업을 수정하거나 삭제</w:t>
+              <w:t xml:space="preserve">③-6</w:t>
+            </w:r>
+          </w:p>
+        </w:tc>
+        <w:tc>
+          <w:tcPr>
+            <w:tcW w:type="dxa" w:w="4224"/>
+            <w:tcBorders>
+              <w:top w:val="single" w:color="B8C2CC" w:sz="4"/>
+              <w:left w:val="single" w:color="B8C2CC" w:sz="4"/>
+              <w:bottom w:val="single" w:color="B8C2CC" w:sz="4"/>
+              <w:right w:val="single" w:color="B8C2CC" w:sz="4"/>
+            </w:tcBorders>
+            <w:tcMar>
+              <w:top w:type="dxa" w:w="60"/>
+              <w:left w:type="dxa" w:w="90"/>
+              <w:bottom w:type="dxa" w:w="60"/>
+              <w:right w:type="dxa" w:w="90"/>
+            </w:tcMar>
+          </w:tcPr>
+          <w:p>
+            <w:pPr>
+              <w:spacing w:after="0" w:before="0" w:line="264"/>
+            </w:pPr>
+            <w:r>
+              <w:rPr>
+                <w:rFonts w:ascii="Malgun Gothic" w:cs="Malgun Gothic" w:eastAsia="Malgun Gothic" w:hAnsi="Malgun Gothic"/>
+                <w:sz w:val="17"/>
+                <w:szCs w:val="17"/>
+              </w:rPr>
+              <w:t xml:space="preserve">클라우드 전체 테스트 실행, 실행 기록 작성</w:t>
             </w:r>
           </w:p>
         </w:tc>
@@ -4105,37 +5092,37 @@
                 <w:sz w:val="17"/>
                 <w:szCs w:val="17"/>
               </w:rPr>
-              <w:t xml:space="preserve">④-2</w:t>
-            </w:r>
-          </w:p>
-        </w:tc>
-        <w:tc>
-          <w:tcPr>
-            <w:tcW w:type="dxa" w:w="3421"/>
-            <w:tcBorders>
-              <w:top w:val="single" w:color="B8C2CC" w:sz="4"/>
-              <w:left w:val="single" w:color="B8C2CC" w:sz="4"/>
-              <w:bottom w:val="single" w:color="B8C2CC" w:sz="4"/>
-              <w:right w:val="single" w:color="B8C2CC" w:sz="4"/>
-            </w:tcBorders>
-            <w:tcMar>
-              <w:top w:type="dxa" w:w="60"/>
-              <w:left w:type="dxa" w:w="90"/>
-              <w:bottom w:type="dxa" w:w="60"/>
-              <w:right w:type="dxa" w:w="90"/>
-            </w:tcMar>
-          </w:tcPr>
-          <w:p>
-            <w:pPr>
-              <w:spacing w:after="0" w:before="0" w:line="264"/>
-            </w:pPr>
-            <w:r>
-              <w:rPr>
-                <w:rFonts w:ascii="Malgun Gothic" w:cs="Malgun Gothic" w:eastAsia="Malgun Gothic" w:hAnsi="Malgun Gothic"/>
-                <w:sz w:val="17"/>
-                <w:szCs w:val="17"/>
-              </w:rPr>
-              <w:t xml:space="preserve">브랜치가 판정과 일치</w:t>
+              <w:t xml:space="preserve">③-5</w:t>
+            </w:r>
+          </w:p>
+        </w:tc>
+        <w:tc>
+          <w:tcPr>
+            <w:tcW w:type="dxa" w:w="3182"/>
+            <w:tcBorders>
+              <w:top w:val="single" w:color="B8C2CC" w:sz="4"/>
+              <w:left w:val="single" w:color="B8C2CC" w:sz="4"/>
+              <w:bottom w:val="single" w:color="B8C2CC" w:sz="4"/>
+              <w:right w:val="single" w:color="B8C2CC" w:sz="4"/>
+            </w:tcBorders>
+            <w:tcMar>
+              <w:top w:type="dxa" w:w="60"/>
+              <w:left w:type="dxa" w:w="90"/>
+              <w:bottom w:type="dxa" w:w="60"/>
+              <w:right w:type="dxa" w:w="90"/>
+            </w:tcMar>
+          </w:tcPr>
+          <w:p>
+            <w:pPr>
+              <w:spacing w:after="0" w:before="0" w:line="264"/>
+            </w:pPr>
+            <w:r>
+              <w:rPr>
+                <w:rFonts w:ascii="Malgun Gothic" w:cs="Malgun Gothic" w:eastAsia="Malgun Gothic" w:hAnsi="Malgun Gothic"/>
+                <w:sz w:val="17"/>
+                <w:szCs w:val="17"/>
+              </w:rPr>
+              <w:t xml:space="preserve">791/929 PASS. FAIL은 Windows 전용 1건만</w:t>
             </w:r>
           </w:p>
         </w:tc>
@@ -4171,13 +5158,139 @@
                 <w:sz w:val="17"/>
                 <w:szCs w:val="17"/>
               </w:rPr>
+              <w:t xml:space="preserve">④-3</w:t>
+            </w:r>
+          </w:p>
+        </w:tc>
+        <w:tc>
+          <w:tcPr>
+            <w:tcW w:type="dxa" w:w="4224"/>
+            <w:tcBorders>
+              <w:top w:val="single" w:color="B8C2CC" w:sz="4"/>
+              <w:left w:val="single" w:color="B8C2CC" w:sz="4"/>
+              <w:bottom w:val="single" w:color="B8C2CC" w:sz="4"/>
+              <w:right w:val="single" w:color="B8C2CC" w:sz="4"/>
+            </w:tcBorders>
+            <w:tcMar>
+              <w:top w:type="dxa" w:w="60"/>
+              <w:left w:type="dxa" w:w="90"/>
+              <w:bottom w:type="dxa" w:w="60"/>
+              <w:right w:type="dxa" w:w="90"/>
+            </w:tcMar>
+          </w:tcPr>
+          <w:p>
+            <w:pPr>
+              <w:spacing w:after="0" w:before="0" w:line="264"/>
+            </w:pPr>
+            <w:r>
+              <w:rPr>
+                <w:rFonts w:ascii="Malgun Gothic" w:cs="Malgun Gothic" w:eastAsia="Malgun Gothic" w:hAnsi="Malgun Gothic"/>
+                <w:sz w:val="17"/>
+                <w:szCs w:val="17"/>
+              </w:rPr>
+              <w:t xml:space="preserve">판정이 기본값과 다르면 브랜치 작업을 수정하거나 삭제</w:t>
+            </w:r>
+          </w:p>
+        </w:tc>
+        <w:tc>
+          <w:tcPr>
+            <w:tcW w:type="dxa" w:w="1250"/>
+            <w:tcBorders>
+              <w:top w:val="single" w:color="B8C2CC" w:sz="4"/>
+              <w:left w:val="single" w:color="B8C2CC" w:sz="4"/>
+              <w:bottom w:val="single" w:color="B8C2CC" w:sz="4"/>
+              <w:right w:val="single" w:color="B8C2CC" w:sz="4"/>
+            </w:tcBorders>
+            <w:tcMar>
+              <w:top w:type="dxa" w:w="60"/>
+              <w:left w:type="dxa" w:w="90"/>
+              <w:bottom w:type="dxa" w:w="60"/>
+              <w:right w:type="dxa" w:w="90"/>
+            </w:tcMar>
+          </w:tcPr>
+          <w:p>
+            <w:pPr>
+              <w:spacing w:after="0" w:before="0" w:line="264"/>
+            </w:pPr>
+            <w:r>
+              <w:rPr>
+                <w:rFonts w:ascii="Malgun Gothic" w:cs="Malgun Gothic" w:eastAsia="Malgun Gothic" w:hAnsi="Malgun Gothic"/>
+                <w:sz w:val="17"/>
+                <w:szCs w:val="17"/>
+              </w:rPr>
+              <w:t xml:space="preserve">④-2</w:t>
+            </w:r>
+          </w:p>
+        </w:tc>
+        <w:tc>
+          <w:tcPr>
+            <w:tcW w:type="dxa" w:w="3182"/>
+            <w:tcBorders>
+              <w:top w:val="single" w:color="B8C2CC" w:sz="4"/>
+              <w:left w:val="single" w:color="B8C2CC" w:sz="4"/>
+              <w:bottom w:val="single" w:color="B8C2CC" w:sz="4"/>
+              <w:right w:val="single" w:color="B8C2CC" w:sz="4"/>
+            </w:tcBorders>
+            <w:tcMar>
+              <w:top w:type="dxa" w:w="60"/>
+              <w:left w:type="dxa" w:w="90"/>
+              <w:bottom w:type="dxa" w:w="60"/>
+              <w:right w:type="dxa" w:w="90"/>
+            </w:tcMar>
+          </w:tcPr>
+          <w:p>
+            <w:pPr>
+              <w:spacing w:after="0" w:before="0" w:line="264"/>
+            </w:pPr>
+            <w:r>
+              <w:rPr>
+                <w:rFonts w:ascii="Malgun Gothic" w:cs="Malgun Gothic" w:eastAsia="Malgun Gothic" w:hAnsi="Malgun Gothic"/>
+                <w:sz w:val="17"/>
+                <w:szCs w:val="17"/>
+              </w:rPr>
+              <w:t xml:space="preserve">브랜치가 판정과 일치</w:t>
+            </w:r>
+          </w:p>
+        </w:tc>
+      </w:tr>
+      <w:tr>
+        <w:trPr>
+          <w:cantSplit/>
+          <w:tblHeader w:val="false"/>
+        </w:trPr>
+        <w:tc>
+          <w:tcPr>
+            <w:tcW w:type="dxa" w:w="1250"/>
+            <w:tcBorders>
+              <w:top w:val="single" w:color="B8C2CC" w:sz="4"/>
+              <w:left w:val="single" w:color="B8C2CC" w:sz="4"/>
+              <w:bottom w:val="single" w:color="B8C2CC" w:sz="4"/>
+              <w:right w:val="single" w:color="B8C2CC" w:sz="4"/>
+            </w:tcBorders>
+            <w:tcMar>
+              <w:top w:type="dxa" w:w="60"/>
+              <w:left w:type="dxa" w:w="90"/>
+              <w:bottom w:type="dxa" w:w="60"/>
+              <w:right w:type="dxa" w:w="90"/>
+            </w:tcMar>
+          </w:tcPr>
+          <w:p>
+            <w:pPr>
+              <w:spacing w:after="0" w:before="0" w:line="264"/>
+            </w:pPr>
+            <w:r>
+              <w:rPr>
+                <w:rFonts w:ascii="Malgun Gothic" w:cs="Malgun Gothic" w:eastAsia="Malgun Gothic" w:hAnsi="Malgun Gothic"/>
+                <w:sz w:val="17"/>
+                <w:szCs w:val="17"/>
+              </w:rPr>
               <w:t xml:space="preserve">⑨-1</w:t>
             </w:r>
           </w:p>
         </w:tc>
         <w:tc>
           <w:tcPr>
-            <w:tcW w:type="dxa" w:w="3985"/>
+            <w:tcW w:type="dxa" w:w="4224"/>
             <w:tcBorders>
               <w:top w:val="single" w:color="B8C2CC" w:sz="4"/>
               <w:left w:val="single" w:color="B8C2CC" w:sz="4"/>
@@ -4237,7 +5350,7 @@
         </w:tc>
         <w:tc>
           <w:tcPr>
-            <w:tcW w:type="dxa" w:w="3421"/>
+            <w:tcW w:type="dxa" w:w="3182"/>
             <w:tcBorders>
               <w:top w:val="single" w:color="B8C2CC" w:sz="4"/>
               <w:left w:val="single" w:color="B8C2CC" w:sz="4"/>
@@ -4262,6 +5375,430 @@
                 <w:szCs w:val="17"/>
               </w:rPr>
               <w:t xml:space="preserve">감사 보고서</w:t>
+            </w:r>
+          </w:p>
+        </w:tc>
+      </w:tr>
+      <w:tr>
+        <w:trPr>
+          <w:cantSplit/>
+          <w:tblHeader w:val="false"/>
+        </w:trPr>
+        <w:tc>
+          <w:tcPr>
+            <w:tcW w:type="dxa" w:w="1250"/>
+            <w:tcBorders>
+              <w:top w:val="single" w:color="B8C2CC" w:sz="4"/>
+              <w:left w:val="single" w:color="B8C2CC" w:sz="4"/>
+              <w:bottom w:val="single" w:color="B8C2CC" w:sz="4"/>
+              <w:right w:val="single" w:color="B8C2CC" w:sz="4"/>
+            </w:tcBorders>
+            <w:tcMar>
+              <w:top w:type="dxa" w:w="60"/>
+              <w:left w:type="dxa" w:w="90"/>
+              <w:bottom w:type="dxa" w:w="60"/>
+              <w:right w:type="dxa" w:w="90"/>
+            </w:tcMar>
+          </w:tcPr>
+          <w:p>
+            <w:pPr>
+              <w:spacing w:after="0" w:before="0" w:line="264"/>
+            </w:pPr>
+            <w:r>
+              <w:rPr>
+                <w:rFonts w:ascii="Malgun Gothic" w:cs="Malgun Gothic" w:eastAsia="Malgun Gothic" w:hAnsi="Malgun Gothic"/>
+                <w:sz w:val="17"/>
+                <w:szCs w:val="17"/>
+              </w:rPr>
+              <w:t xml:space="preserve">⑨-3a</w:t>
+            </w:r>
+          </w:p>
+        </w:tc>
+        <w:tc>
+          <w:tcPr>
+            <w:tcW w:type="dxa" w:w="4224"/>
+            <w:tcBorders>
+              <w:top w:val="single" w:color="B8C2CC" w:sz="4"/>
+              <w:left w:val="single" w:color="B8C2CC" w:sz="4"/>
+              <w:bottom w:val="single" w:color="B8C2CC" w:sz="4"/>
+              <w:right w:val="single" w:color="B8C2CC" w:sz="4"/>
+            </w:tcBorders>
+            <w:tcMar>
+              <w:top w:type="dxa" w:w="60"/>
+              <w:left w:type="dxa" w:w="90"/>
+              <w:bottom w:type="dxa" w:w="60"/>
+              <w:right w:type="dxa" w:w="90"/>
+            </w:tcMar>
+          </w:tcPr>
+          <w:p>
+            <w:pPr>
+              <w:spacing w:after="0" w:before="0" w:line="264"/>
+            </w:pPr>
+            <w:r>
+              <w:rPr>
+                <w:rFonts w:ascii="Malgun Gothic" w:cs="Malgun Gothic" w:eastAsia="Malgun Gothic" w:hAnsi="Malgun Gothic"/>
+                <w:sz w:val="17"/>
+                <w:szCs w:val="17"/>
+              </w:rPr>
+              <w:t xml:space="preserve">R3 레지스트리 구현, 원장 기반 기록과 </w:t>
+            </w:r>
+            <w:r>
+              <w:rPr>
+                <w:rFonts w:ascii="Malgun Gothic" w:cs="Malgun Gothic" w:eastAsia="Malgun Gothic" w:hAnsi="Malgun Gothic"/>
+                <w:b/>
+                <w:bCs/>
+                <w:sz w:val="17"/>
+                <w:szCs w:val="17"/>
+              </w:rPr>
+              <w:t xml:space="preserve">기존 판정의 병행 산출</w:t>
+            </w:r>
+          </w:p>
+        </w:tc>
+        <w:tc>
+          <w:tcPr>
+            <w:tcW w:type="dxa" w:w="1250"/>
+            <w:tcBorders>
+              <w:top w:val="single" w:color="B8C2CC" w:sz="4"/>
+              <w:left w:val="single" w:color="B8C2CC" w:sz="4"/>
+              <w:bottom w:val="single" w:color="B8C2CC" w:sz="4"/>
+              <w:right w:val="single" w:color="B8C2CC" w:sz="4"/>
+            </w:tcBorders>
+            <w:tcMar>
+              <w:top w:type="dxa" w:w="60"/>
+              <w:left w:type="dxa" w:w="90"/>
+              <w:bottom w:type="dxa" w:w="60"/>
+              <w:right w:type="dxa" w:w="90"/>
+            </w:tcMar>
+          </w:tcPr>
+          <w:p>
+            <w:pPr>
+              <w:spacing w:after="0" w:before="0" w:line="264"/>
+            </w:pPr>
+            <w:r>
+              <w:rPr>
+                <w:rFonts w:ascii="Malgun Gothic" w:cs="Malgun Gothic" w:eastAsia="Malgun Gothic" w:hAnsi="Malgun Gothic"/>
+                <w:sz w:val="17"/>
+                <w:szCs w:val="17"/>
+              </w:rPr>
+              <w:t xml:space="preserve">②-6</w:t>
+            </w:r>
+          </w:p>
+        </w:tc>
+        <w:tc>
+          <w:tcPr>
+            <w:tcW w:type="dxa" w:w="3182"/>
+            <w:tcBorders>
+              <w:top w:val="single" w:color="B8C2CC" w:sz="4"/>
+              <w:left w:val="single" w:color="B8C2CC" w:sz="4"/>
+              <w:bottom w:val="single" w:color="B8C2CC" w:sz="4"/>
+              <w:right w:val="single" w:color="B8C2CC" w:sz="4"/>
+            </w:tcBorders>
+            <w:tcMar>
+              <w:top w:type="dxa" w:w="60"/>
+              <w:left w:type="dxa" w:w="90"/>
+              <w:bottom w:type="dxa" w:w="60"/>
+              <w:right w:type="dxa" w:w="90"/>
+            </w:tcMar>
+          </w:tcPr>
+          <w:p>
+            <w:pPr>
+              <w:spacing w:after="0" w:before="0" w:line="264"/>
+            </w:pPr>
+            <w:r>
+              <w:rPr>
+                <w:rFonts w:ascii="Malgun Gothic" w:cs="Malgun Gothic" w:eastAsia="Malgun Gothic" w:hAnsi="Malgun Gothic"/>
+                <w:sz w:val="17"/>
+                <w:szCs w:val="17"/>
+              </w:rPr>
+              <w:t xml:space="preserve">두 방식이 모두 산출되고 기존 판정은 그대로임</w:t>
+            </w:r>
+          </w:p>
+        </w:tc>
+      </w:tr>
+      <w:tr>
+        <w:trPr>
+          <w:cantSplit/>
+          <w:tblHeader w:val="false"/>
+        </w:trPr>
+        <w:tc>
+          <w:tcPr>
+            <w:tcW w:type="dxa" w:w="1250"/>
+            <w:tcBorders>
+              <w:top w:val="single" w:color="B8C2CC" w:sz="4"/>
+              <w:left w:val="single" w:color="B8C2CC" w:sz="4"/>
+              <w:bottom w:val="single" w:color="B8C2CC" w:sz="4"/>
+              <w:right w:val="single" w:color="B8C2CC" w:sz="4"/>
+            </w:tcBorders>
+            <w:tcMar>
+              <w:top w:type="dxa" w:w="60"/>
+              <w:left w:type="dxa" w:w="90"/>
+              <w:bottom w:type="dxa" w:w="60"/>
+              <w:right w:type="dxa" w:w="90"/>
+            </w:tcMar>
+          </w:tcPr>
+          <w:p>
+            <w:pPr>
+              <w:spacing w:after="0" w:before="0" w:line="264"/>
+            </w:pPr>
+            <w:r>
+              <w:rPr>
+                <w:rFonts w:ascii="Malgun Gothic" w:cs="Malgun Gothic" w:eastAsia="Malgun Gothic" w:hAnsi="Malgun Gothic"/>
+                <w:sz w:val="17"/>
+                <w:szCs w:val="17"/>
+              </w:rPr>
+              <w:t xml:space="preserve">⑨-3b</w:t>
+            </w:r>
+          </w:p>
+        </w:tc>
+        <w:tc>
+          <w:tcPr>
+            <w:tcW w:type="dxa" w:w="4224"/>
+            <w:tcBorders>
+              <w:top w:val="single" w:color="B8C2CC" w:sz="4"/>
+              <w:left w:val="single" w:color="B8C2CC" w:sz="4"/>
+              <w:bottom w:val="single" w:color="B8C2CC" w:sz="4"/>
+              <w:right w:val="single" w:color="B8C2CC" w:sz="4"/>
+            </w:tcBorders>
+            <w:tcMar>
+              <w:top w:type="dxa" w:w="60"/>
+              <w:left w:type="dxa" w:w="90"/>
+              <w:bottom w:type="dxa" w:w="60"/>
+              <w:right w:type="dxa" w:w="90"/>
+            </w:tcMar>
+          </w:tcPr>
+          <w:p>
+            <w:pPr>
+              <w:spacing w:after="0" w:before="0" w:line="264"/>
+            </w:pPr>
+            <w:r>
+              <w:rPr>
+                <w:rFonts w:ascii="Malgun Gothic" w:cs="Malgun Gothic" w:eastAsia="Malgun Gothic" w:hAnsi="Malgun Gothic"/>
+                <w:sz w:val="17"/>
+                <w:szCs w:val="17"/>
+              </w:rPr>
+              <w:t xml:space="preserve">R3 </w:t>
+            </w:r>
+            <w:r>
+              <w:rPr>
+                <w:rFonts w:ascii="Malgun Gothic" w:cs="Malgun Gothic" w:eastAsia="Malgun Gothic" w:hAnsi="Malgun Gothic"/>
+                <w:b/>
+                <w:bCs/>
+                <w:sz w:val="17"/>
+                <w:szCs w:val="17"/>
+              </w:rPr>
+              <w:t xml:space="preserve">비교 보고서</w:t>
+            </w:r>
+            <w:r>
+              <w:rPr>
+                <w:rFonts w:ascii="Malgun Gothic" w:cs="Malgun Gothic" w:eastAsia="Malgun Gothic" w:hAnsi="Malgun Gothic"/>
+                <w:sz w:val="17"/>
+                <w:szCs w:val="17"/>
+              </w:rPr>
+              <w:t xml:space="preserve">: 시행 이력을 반영하면 판정이 달라지는 카드와 근거</w:t>
+            </w:r>
+          </w:p>
+        </w:tc>
+        <w:tc>
+          <w:tcPr>
+            <w:tcW w:type="dxa" w:w="1250"/>
+            <w:tcBorders>
+              <w:top w:val="single" w:color="B8C2CC" w:sz="4"/>
+              <w:left w:val="single" w:color="B8C2CC" w:sz="4"/>
+              <w:bottom w:val="single" w:color="B8C2CC" w:sz="4"/>
+              <w:right w:val="single" w:color="B8C2CC" w:sz="4"/>
+            </w:tcBorders>
+            <w:tcMar>
+              <w:top w:type="dxa" w:w="60"/>
+              <w:left w:type="dxa" w:w="90"/>
+              <w:bottom w:type="dxa" w:w="60"/>
+              <w:right w:type="dxa" w:w="90"/>
+            </w:tcMar>
+          </w:tcPr>
+          <w:p>
+            <w:pPr>
+              <w:spacing w:after="0" w:before="0" w:line="264"/>
+            </w:pPr>
+            <w:r>
+              <w:rPr>
+                <w:rFonts w:ascii="Malgun Gothic" w:cs="Malgun Gothic" w:eastAsia="Malgun Gothic" w:hAnsi="Malgun Gothic"/>
+                <w:sz w:val="17"/>
+                <w:szCs w:val="17"/>
+              </w:rPr>
+              <w:t xml:space="preserve">⑨-3a</w:t>
+            </w:r>
+          </w:p>
+        </w:tc>
+        <w:tc>
+          <w:tcPr>
+            <w:tcW w:type="dxa" w:w="3182"/>
+            <w:tcBorders>
+              <w:top w:val="single" w:color="B8C2CC" w:sz="4"/>
+              <w:left w:val="single" w:color="B8C2CC" w:sz="4"/>
+              <w:bottom w:val="single" w:color="B8C2CC" w:sz="4"/>
+              <w:right w:val="single" w:color="B8C2CC" w:sz="4"/>
+            </w:tcBorders>
+            <w:tcMar>
+              <w:top w:type="dxa" w:w="60"/>
+              <w:left w:type="dxa" w:w="90"/>
+              <w:bottom w:type="dxa" w:w="60"/>
+              <w:right w:type="dxa" w:w="90"/>
+            </w:tcMar>
+          </w:tcPr>
+          <w:p>
+            <w:pPr>
+              <w:spacing w:after="0" w:before="0" w:line="264"/>
+            </w:pPr>
+            <w:r>
+              <w:rPr>
+                <w:rFonts w:ascii="Malgun Gothic" w:cs="Malgun Gothic" w:eastAsia="Malgun Gothic" w:hAnsi="Malgun Gothic"/>
+                <w:sz w:val="17"/>
+                <w:szCs w:val="17"/>
+              </w:rPr>
+              <w:t xml:space="preserve">카드별 기존 판정, 원장 기반 판정, 차이의 원인</w:t>
+            </w:r>
+          </w:p>
+        </w:tc>
+      </w:tr>
+      <w:tr>
+        <w:trPr>
+          <w:cantSplit/>
+          <w:tblHeader w:val="false"/>
+        </w:trPr>
+        <w:tc>
+          <w:tcPr>
+            <w:tcW w:type="dxa" w:w="1250"/>
+            <w:tcBorders>
+              <w:top w:val="single" w:color="B8C2CC" w:sz="4"/>
+              <w:left w:val="single" w:color="B8C2CC" w:sz="4"/>
+              <w:bottom w:val="single" w:color="B8C2CC" w:sz="4"/>
+              <w:right w:val="single" w:color="B8C2CC" w:sz="4"/>
+            </w:tcBorders>
+            <w:tcMar>
+              <w:top w:type="dxa" w:w="60"/>
+              <w:left w:type="dxa" w:w="90"/>
+              <w:bottom w:type="dxa" w:w="60"/>
+              <w:right w:type="dxa" w:w="90"/>
+            </w:tcMar>
+          </w:tcPr>
+          <w:p>
+            <w:pPr>
+              <w:spacing w:after="0" w:before="0" w:line="264"/>
+            </w:pPr>
+            <w:r>
+              <w:rPr>
+                <w:rFonts w:ascii="Malgun Gothic" w:cs="Malgun Gothic" w:eastAsia="Malgun Gothic" w:hAnsi="Malgun Gothic"/>
+                <w:sz w:val="17"/>
+                <w:szCs w:val="17"/>
+              </w:rPr>
+              <w:t xml:space="preserve">⑨-3c</w:t>
+            </w:r>
+          </w:p>
+        </w:tc>
+        <w:tc>
+          <w:tcPr>
+            <w:tcW w:type="dxa" w:w="4224"/>
+            <w:tcBorders>
+              <w:top w:val="single" w:color="B8C2CC" w:sz="4"/>
+              <w:left w:val="single" w:color="B8C2CC" w:sz="4"/>
+              <w:bottom w:val="single" w:color="B8C2CC" w:sz="4"/>
+              <w:right w:val="single" w:color="B8C2CC" w:sz="4"/>
+            </w:tcBorders>
+            <w:tcMar>
+              <w:top w:type="dxa" w:w="60"/>
+              <w:left w:type="dxa" w:w="90"/>
+              <w:bottom w:type="dxa" w:w="60"/>
+              <w:right w:type="dxa" w:w="90"/>
+            </w:tcMar>
+          </w:tcPr>
+          <w:p>
+            <w:pPr>
+              <w:spacing w:after="0" w:before="0" w:line="264"/>
+            </w:pPr>
+            <w:r>
+              <w:rPr>
+                <w:rFonts w:ascii="Malgun Gothic" w:cs="Malgun Gothic" w:eastAsia="Malgun Gothic" w:hAnsi="Malgun Gothic"/>
+                <w:sz w:val="17"/>
+                <w:szCs w:val="17"/>
+              </w:rPr>
+              <w:t xml:space="preserve">R3 </w:t>
+            </w:r>
+            <w:r>
+              <w:rPr>
+                <w:rFonts w:ascii="Malgun Gothic" w:cs="Malgun Gothic" w:eastAsia="Malgun Gothic" w:hAnsi="Malgun Gothic"/>
+                <w:b/>
+                <w:bCs/>
+                <w:sz w:val="17"/>
+                <w:szCs w:val="17"/>
+              </w:rPr>
+              <w:t xml:space="preserve">과최적화 보정 기준의 타당성 검증</w:t>
+            </w:r>
+            <w:r>
+              <w:rPr>
+                <w:rFonts w:ascii="Malgun Gothic" w:cs="Malgun Gothic" w:eastAsia="Malgun Gothic" w:hAnsi="Malgun Gothic"/>
+                <w:sz w:val="17"/>
+                <w:szCs w:val="17"/>
+              </w:rPr>
+              <w:t xml:space="preserve">(DSR 시행 수 정의, 유효 시행 수 추정, 시뮬레이션)</w:t>
+            </w:r>
+          </w:p>
+        </w:tc>
+        <w:tc>
+          <w:tcPr>
+            <w:tcW w:type="dxa" w:w="1250"/>
+            <w:tcBorders>
+              <w:top w:val="single" w:color="B8C2CC" w:sz="4"/>
+              <w:left w:val="single" w:color="B8C2CC" w:sz="4"/>
+              <w:bottom w:val="single" w:color="B8C2CC" w:sz="4"/>
+              <w:right w:val="single" w:color="B8C2CC" w:sz="4"/>
+            </w:tcBorders>
+            <w:tcMar>
+              <w:top w:type="dxa" w:w="60"/>
+              <w:left w:type="dxa" w:w="90"/>
+              <w:bottom w:type="dxa" w:w="60"/>
+              <w:right w:type="dxa" w:w="90"/>
+            </w:tcMar>
+          </w:tcPr>
+          <w:p>
+            <w:pPr>
+              <w:spacing w:after="0" w:before="0" w:line="264"/>
+            </w:pPr>
+            <w:r>
+              <w:rPr>
+                <w:rFonts w:ascii="Malgun Gothic" w:cs="Malgun Gothic" w:eastAsia="Malgun Gothic" w:hAnsi="Malgun Gothic"/>
+                <w:sz w:val="17"/>
+                <w:szCs w:val="17"/>
+              </w:rPr>
+              <w:t xml:space="preserve">⑨-3b</w:t>
+            </w:r>
+          </w:p>
+        </w:tc>
+        <w:tc>
+          <w:tcPr>
+            <w:tcW w:type="dxa" w:w="3182"/>
+            <w:tcBorders>
+              <w:top w:val="single" w:color="B8C2CC" w:sz="4"/>
+              <w:left w:val="single" w:color="B8C2CC" w:sz="4"/>
+              <w:bottom w:val="single" w:color="B8C2CC" w:sz="4"/>
+              <w:right w:val="single" w:color="B8C2CC" w:sz="4"/>
+            </w:tcBorders>
+            <w:tcMar>
+              <w:top w:type="dxa" w:w="60"/>
+              <w:left w:type="dxa" w:w="90"/>
+              <w:bottom w:type="dxa" w:w="60"/>
+              <w:right w:type="dxa" w:w="90"/>
+            </w:tcMar>
+          </w:tcPr>
+          <w:p>
+            <w:pPr>
+              <w:spacing w:after="0" w:before="0" w:line="264"/>
+            </w:pPr>
+            <w:r>
+              <w:rPr>
+                <w:rFonts w:ascii="Malgun Gothic" w:cs="Malgun Gothic" w:eastAsia="Malgun Gothic" w:hAnsi="Malgun Gothic"/>
+                <w:sz w:val="17"/>
+                <w:szCs w:val="17"/>
+              </w:rPr>
+              <w:t xml:space="preserve">검증 보고서와 권고안</w:t>
             </w:r>
           </w:p>
         </w:tc>
@@ -4298,9 +5835,9 @@
       </w:tblPr>
       <w:tblGrid>
         <w:gridCol w:w="1250"/>
-        <w:gridCol w:w="4131"/>
+        <w:gridCol w:w="4095"/>
         <w:gridCol w:w="1250"/>
-        <w:gridCol w:w="3275"/>
+        <w:gridCol w:w="3311"/>
       </w:tblGrid>
       <w:tr>
         <w:trPr>
@@ -4343,7 +5880,7 @@
         </w:tc>
         <w:tc>
           <w:tcPr>
-            <w:tcW w:type="dxa" w:w="4131"/>
+            <w:tcW w:type="dxa" w:w="4095"/>
             <w:tcBorders>
               <w:top w:val="single" w:color="B8C2CC" w:sz="4"/>
               <w:left w:val="single" w:color="B8C2CC" w:sz="4"/>
@@ -4411,7 +5948,7 @@
         </w:tc>
         <w:tc>
           <w:tcPr>
-            <w:tcW w:type="dxa" w:w="3275"/>
+            <w:tcW w:type="dxa" w:w="3311"/>
             <w:tcBorders>
               <w:top w:val="single" w:color="B8C2CC" w:sz="4"/>
               <w:left w:val="single" w:color="B8C2CC" w:sz="4"/>
@@ -4481,7 +6018,7 @@
         </w:tc>
         <w:tc>
           <w:tcPr>
-            <w:tcW w:type="dxa" w:w="4131"/>
+            <w:tcW w:type="dxa" w:w="4095"/>
             <w:tcBorders>
               <w:top w:val="single" w:color="B8C2CC" w:sz="4"/>
               <w:left w:val="single" w:color="B8C2CC" w:sz="4"/>
@@ -4551,7 +6088,7 @@
         </w:tc>
         <w:tc>
           <w:tcPr>
-            <w:tcW w:type="dxa" w:w="3275"/>
+            <w:tcW w:type="dxa" w:w="3311"/>
             <w:tcBorders>
               <w:top w:val="single" w:color="B8C2CC" w:sz="4"/>
               <w:left w:val="single" w:color="B8C2CC" w:sz="4"/>
@@ -4611,47 +6148,38 @@
                 <w:sz w:val="17"/>
                 <w:szCs w:val="17"/>
               </w:rPr>
-              <w:t xml:space="preserve">①-2</w:t>
-            </w:r>
-          </w:p>
-        </w:tc>
-        <w:tc>
-          <w:tcPr>
-            <w:tcW w:type="dxa" w:w="4131"/>
-            <w:tcBorders>
-              <w:top w:val="single" w:color="B8C2CC" w:sz="4"/>
-              <w:left w:val="single" w:color="B8C2CC" w:sz="4"/>
-              <w:bottom w:val="single" w:color="B8C2CC" w:sz="4"/>
-              <w:right w:val="single" w:color="B8C2CC" w:sz="4"/>
-            </w:tcBorders>
-            <w:tcMar>
-              <w:top w:type="dxa" w:w="60"/>
-              <w:left w:type="dxa" w:w="90"/>
-              <w:bottom w:type="dxa" w:w="60"/>
-              <w:right w:type="dxa" w:w="90"/>
-            </w:tcMar>
-          </w:tcPr>
-          <w:p>
-            <w:pPr>
-              <w:spacing w:after="0" w:before="0" w:line="264"/>
-            </w:pPr>
-            <w:r>
-              <w:rPr>
-                <w:rFonts w:ascii="Malgun Gothic" w:cs="Malgun Gothic" w:eastAsia="Malgun Gothic" w:hAnsi="Malgun Gothic"/>
-                <w:b/>
-                <w:bCs/>
-                <w:sz w:val="17"/>
-                <w:szCs w:val="17"/>
-              </w:rPr>
-              <w:t xml:space="preserve">달력 세트 서명</w:t>
-            </w:r>
-            <w:r>
-              <w:rPr>
-                <w:rFonts w:ascii="Malgun Gothic" w:cs="Malgun Gothic" w:eastAsia="Malgun Gothic" w:hAnsi="Malgun Gothic"/>
-                <w:sz w:val="17"/>
-                <w:szCs w:val="17"/>
-              </w:rPr>
-              <w:t xml:space="preserve">(T-CAL-02)</w:t>
+              <w:t xml:space="preserve">①-3</w:t>
+            </w:r>
+          </w:p>
+        </w:tc>
+        <w:tc>
+          <w:tcPr>
+            <w:tcW w:type="dxa" w:w="4095"/>
+            <w:tcBorders>
+              <w:top w:val="single" w:color="B8C2CC" w:sz="4"/>
+              <w:left w:val="single" w:color="B8C2CC" w:sz="4"/>
+              <w:bottom w:val="single" w:color="B8C2CC" w:sz="4"/>
+              <w:right w:val="single" w:color="B8C2CC" w:sz="4"/>
+            </w:tcBorders>
+            <w:tcMar>
+              <w:top w:type="dxa" w:w="60"/>
+              <w:left w:type="dxa" w:w="90"/>
+              <w:bottom w:type="dxa" w:w="60"/>
+              <w:right w:type="dxa" w:w="90"/>
+            </w:tcMar>
+          </w:tcPr>
+          <w:p>
+            <w:pPr>
+              <w:spacing w:after="0" w:before="0" w:line="264"/>
+            </w:pPr>
+            <w:r>
+              <w:rPr>
+                <w:rFonts w:ascii="Consolas" w:cs="Consolas" w:eastAsia="GulimChe" w:hAnsi="Consolas"/>
+                <w:sz w:val="17"/>
+                <w:szCs w:val="17"/>
+                <w:shd w:fill="F1F3F5" w:color="auto" w:val="clear"/>
+              </w:rPr>
+              <w:t xml:space="preserve">git push origin studies-of-record-2026-10-23</w:t>
             </w:r>
           </w:p>
         </w:tc>
@@ -4687,41 +6215,31 @@
         </w:tc>
         <w:tc>
           <w:tcPr>
-            <w:tcW w:type="dxa" w:w="3275"/>
-            <w:tcBorders>
-              <w:top w:val="single" w:color="B8C2CC" w:sz="4"/>
-              <w:left w:val="single" w:color="B8C2CC" w:sz="4"/>
-              <w:bottom w:val="single" w:color="B8C2CC" w:sz="4"/>
-              <w:right w:val="single" w:color="B8C2CC" w:sz="4"/>
-            </w:tcBorders>
-            <w:tcMar>
-              <w:top w:type="dxa" w:w="60"/>
-              <w:left w:type="dxa" w:w="90"/>
-              <w:bottom w:type="dxa" w:w="60"/>
-              <w:right w:type="dxa" w:w="90"/>
-            </w:tcMar>
-          </w:tcPr>
-          <w:p>
-            <w:pPr>
-              <w:spacing w:after="0" w:before="0" w:line="264"/>
-            </w:pPr>
-            <w:r>
-              <w:rPr>
-                <w:rFonts w:ascii="Malgun Gothic" w:cs="Malgun Gothic" w:eastAsia="Malgun Gothic" w:hAnsi="Malgun Gothic"/>
-                <w:b/>
-                <w:bCs/>
-                <w:sz w:val="17"/>
-                <w:szCs w:val="17"/>
-              </w:rPr>
-              <w:t xml:space="preserve">기한 2026-11-01</w:t>
-            </w:r>
-            <w:r>
-              <w:rPr>
-                <w:rFonts w:ascii="Malgun Gothic" w:cs="Malgun Gothic" w:eastAsia="Malgun Gothic" w:hAnsi="Malgun Gothic"/>
-                <w:sz w:val="17"/>
-                <w:szCs w:val="17"/>
-              </w:rPr>
-              <w:t xml:space="preserve"> (현재 미서명)</w:t>
+            <w:tcW w:type="dxa" w:w="3311"/>
+            <w:tcBorders>
+              <w:top w:val="single" w:color="B8C2CC" w:sz="4"/>
+              <w:left w:val="single" w:color="B8C2CC" w:sz="4"/>
+              <w:bottom w:val="single" w:color="B8C2CC" w:sz="4"/>
+              <w:right w:val="single" w:color="B8C2CC" w:sz="4"/>
+            </w:tcBorders>
+            <w:tcMar>
+              <w:top w:type="dxa" w:w="60"/>
+              <w:left w:type="dxa" w:w="90"/>
+              <w:bottom w:type="dxa" w:w="60"/>
+              <w:right w:type="dxa" w:w="90"/>
+            </w:tcMar>
+          </w:tcPr>
+          <w:p>
+            <w:pPr>
+              <w:spacing w:after="0" w:before="0" w:line="264"/>
+            </w:pPr>
+            <w:r>
+              <w:rPr>
+                <w:rFonts w:ascii="Malgun Gothic" w:cs="Malgun Gothic" w:eastAsia="Malgun Gothic" w:hAnsi="Malgun Gothic"/>
+                <w:sz w:val="17"/>
+                <w:szCs w:val="17"/>
+              </w:rPr>
+              <w:t xml:space="preserve">클론할 때마다 guard 테스트 3건 실패</w:t>
             </w:r>
           </w:p>
         </w:tc>
@@ -4757,38 +6275,47 @@
                 <w:sz w:val="17"/>
                 <w:szCs w:val="17"/>
               </w:rPr>
-              <w:t xml:space="preserve">①-3</w:t>
-            </w:r>
-          </w:p>
-        </w:tc>
-        <w:tc>
-          <w:tcPr>
-            <w:tcW w:type="dxa" w:w="4131"/>
-            <w:tcBorders>
-              <w:top w:val="single" w:color="B8C2CC" w:sz="4"/>
-              <w:left w:val="single" w:color="B8C2CC" w:sz="4"/>
-              <w:bottom w:val="single" w:color="B8C2CC" w:sz="4"/>
-              <w:right w:val="single" w:color="B8C2CC" w:sz="4"/>
-            </w:tcBorders>
-            <w:tcMar>
-              <w:top w:type="dxa" w:w="60"/>
-              <w:left w:type="dxa" w:w="90"/>
-              <w:bottom w:type="dxa" w:w="60"/>
-              <w:right w:type="dxa" w:w="90"/>
-            </w:tcMar>
-          </w:tcPr>
-          <w:p>
-            <w:pPr>
-              <w:spacing w:after="0" w:before="0" w:line="264"/>
-            </w:pPr>
-            <w:r>
-              <w:rPr>
-                <w:rFonts w:ascii="Consolas" w:cs="Consolas" w:eastAsia="GulimChe" w:hAnsi="Consolas"/>
-                <w:sz w:val="17"/>
-                <w:szCs w:val="17"/>
-                <w:shd w:fill="F1F3F5" w:color="auto" w:val="clear"/>
-              </w:rPr>
-              <w:t xml:space="preserve">git push origin studies-of-record-2026-10-23</w:t>
+              <w:t xml:space="preserve">①-4</w:t>
+            </w:r>
+          </w:p>
+        </w:tc>
+        <w:tc>
+          <w:tcPr>
+            <w:tcW w:type="dxa" w:w="4095"/>
+            <w:tcBorders>
+              <w:top w:val="single" w:color="B8C2CC" w:sz="4"/>
+              <w:left w:val="single" w:color="B8C2CC" w:sz="4"/>
+              <w:bottom w:val="single" w:color="B8C2CC" w:sz="4"/>
+              <w:right w:val="single" w:color="B8C2CC" w:sz="4"/>
+            </w:tcBorders>
+            <w:tcMar>
+              <w:top w:type="dxa" w:w="60"/>
+              <w:left w:type="dxa" w:w="90"/>
+              <w:bottom w:type="dxa" w:w="60"/>
+              <w:right w:type="dxa" w:w="90"/>
+            </w:tcMar>
+          </w:tcPr>
+          <w:p>
+            <w:pPr>
+              <w:spacing w:after="0" w:before="0" w:line="264"/>
+            </w:pPr>
+            <w:r>
+              <w:rPr>
+                <w:rFonts w:ascii="Malgun Gothic" w:cs="Malgun Gothic" w:eastAsia="Malgun Gothic" w:hAnsi="Malgun Gothic"/>
+                <w:sz w:val="17"/>
+                <w:szCs w:val="17"/>
+              </w:rPr>
+              <w:t xml:space="preserve">~~R1~R5 판정~~ </w:t>
+            </w:r>
+            <w:r>
+              <w:rPr>
+                <w:rFonts w:ascii="Malgun Gothic" w:cs="Malgun Gothic" w:eastAsia="Malgun Gothic" w:hAnsi="Malgun Gothic"/>
+                <w:b/>
+                <w:bCs/>
+                <w:sz w:val="17"/>
+                <w:szCs w:val="17"/>
+              </w:rPr>
+              <w:t xml:space="preserve">완료 (2026-10-27)</w:t>
             </w:r>
           </w:p>
         </w:tc>
@@ -4824,31 +6351,31 @@
         </w:tc>
         <w:tc>
           <w:tcPr>
-            <w:tcW w:type="dxa" w:w="3275"/>
-            <w:tcBorders>
-              <w:top w:val="single" w:color="B8C2CC" w:sz="4"/>
-              <w:left w:val="single" w:color="B8C2CC" w:sz="4"/>
-              <w:bottom w:val="single" w:color="B8C2CC" w:sz="4"/>
-              <w:right w:val="single" w:color="B8C2CC" w:sz="4"/>
-            </w:tcBorders>
-            <w:tcMar>
-              <w:top w:type="dxa" w:w="60"/>
-              <w:left w:type="dxa" w:w="90"/>
-              <w:bottom w:type="dxa" w:w="60"/>
-              <w:right w:type="dxa" w:w="90"/>
-            </w:tcMar>
-          </w:tcPr>
-          <w:p>
-            <w:pPr>
-              <w:spacing w:after="0" w:before="0" w:line="264"/>
-            </w:pPr>
-            <w:r>
-              <w:rPr>
-                <w:rFonts w:ascii="Malgun Gothic" w:cs="Malgun Gothic" w:eastAsia="Malgun Gothic" w:hAnsi="Malgun Gothic"/>
-                <w:sz w:val="17"/>
-                <w:szCs w:val="17"/>
-              </w:rPr>
-              <w:t xml:space="preserve">클론할 때마다 guard 테스트 3건 실패</w:t>
+            <w:tcW w:type="dxa" w:w="3311"/>
+            <w:tcBorders>
+              <w:top w:val="single" w:color="B8C2CC" w:sz="4"/>
+              <w:left w:val="single" w:color="B8C2CC" w:sz="4"/>
+              <w:bottom w:val="single" w:color="B8C2CC" w:sz="4"/>
+              <w:right w:val="single" w:color="B8C2CC" w:sz="4"/>
+            </w:tcBorders>
+            <w:tcMar>
+              <w:top w:type="dxa" w:w="60"/>
+              <w:left w:type="dxa" w:w="90"/>
+              <w:bottom w:type="dxa" w:w="60"/>
+              <w:right w:type="dxa" w:w="90"/>
+            </w:tcMar>
+          </w:tcPr>
+          <w:p>
+            <w:pPr>
+              <w:spacing w:after="0" w:before="0" w:line="264"/>
+            </w:pPr>
+            <w:r>
+              <w:rPr>
+                <w:rFonts w:ascii="Malgun Gothic" w:cs="Malgun Gothic" w:eastAsia="Malgun Gothic" w:hAnsi="Malgun Gothic"/>
+                <w:sz w:val="17"/>
+                <w:szCs w:val="17"/>
+              </w:rPr>
+              <w:t xml:space="preserve">판정 반영 현황 참조</w:t>
             </w:r>
           </w:p>
         </w:tc>
@@ -4884,47 +6411,63 @@
                 <w:sz w:val="17"/>
                 <w:szCs w:val="17"/>
               </w:rPr>
-              <w:t xml:space="preserve">①-4</w:t>
-            </w:r>
-          </w:p>
-        </w:tc>
-        <w:tc>
-          <w:tcPr>
-            <w:tcW w:type="dxa" w:w="4131"/>
-            <w:tcBorders>
-              <w:top w:val="single" w:color="B8C2CC" w:sz="4"/>
-              <w:left w:val="single" w:color="B8C2CC" w:sz="4"/>
-              <w:bottom w:val="single" w:color="B8C2CC" w:sz="4"/>
-              <w:right w:val="single" w:color="B8C2CC" w:sz="4"/>
-            </w:tcBorders>
-            <w:tcMar>
-              <w:top w:type="dxa" w:w="60"/>
-              <w:left w:type="dxa" w:w="90"/>
-              <w:bottom w:type="dxa" w:w="60"/>
-              <w:right w:type="dxa" w:w="90"/>
-            </w:tcMar>
-          </w:tcPr>
-          <w:p>
-            <w:pPr>
-              <w:spacing w:after="0" w:before="0" w:line="264"/>
-            </w:pPr>
-            <w:r>
-              <w:rPr>
-                <w:rFonts w:ascii="Malgun Gothic" w:cs="Malgun Gothic" w:eastAsia="Malgun Gothic" w:hAnsi="Malgun Gothic"/>
-                <w:b/>
-                <w:bCs/>
-                <w:sz w:val="17"/>
-                <w:szCs w:val="17"/>
-              </w:rPr>
-              <w:t xml:space="preserve">R1~R5 판정</w:t>
-            </w:r>
-            <w:r>
-              <w:rPr>
-                <w:rFonts w:ascii="Malgun Gothic" w:cs="Malgun Gothic" w:eastAsia="Malgun Gothic" w:hAnsi="Malgun Gothic"/>
-                <w:sz w:val="17"/>
-                <w:szCs w:val="17"/>
-              </w:rPr>
-              <w:t xml:space="preserve">(특히 R1, R3)</w:t>
+              <w:t xml:space="preserve">①-5</w:t>
+            </w:r>
+          </w:p>
+        </w:tc>
+        <w:tc>
+          <w:tcPr>
+            <w:tcW w:type="dxa" w:w="4095"/>
+            <w:tcBorders>
+              <w:top w:val="single" w:color="B8C2CC" w:sz="4"/>
+              <w:left w:val="single" w:color="B8C2CC" w:sz="4"/>
+              <w:bottom w:val="single" w:color="B8C2CC" w:sz="4"/>
+              <w:right w:val="single" w:color="B8C2CC" w:sz="4"/>
+            </w:tcBorders>
+            <w:tcMar>
+              <w:top w:type="dxa" w:w="60"/>
+              <w:left w:type="dxa" w:w="90"/>
+              <w:bottom w:type="dxa" w:w="60"/>
+              <w:right w:type="dxa" w:w="90"/>
+            </w:tcMar>
+          </w:tcPr>
+          <w:p>
+            <w:pPr>
+              <w:spacing w:after="0" w:before="0" w:line="264"/>
+            </w:pPr>
+            <w:r>
+              <w:rPr>
+                <w:rFonts w:ascii="Consolas" w:cs="Consolas" w:eastAsia="GulimChe" w:hAnsi="Consolas"/>
+                <w:sz w:val="17"/>
+                <w:szCs w:val="17"/>
+                <w:shd w:fill="F1F3F5" w:color="auto" w:val="clear"/>
+              </w:rPr>
+              <w:t xml:space="preserve">E1.jsonl</w:t>
+            </w:r>
+            <w:r>
+              <w:rPr>
+                <w:rFonts w:ascii="Malgun Gothic" w:cs="Malgun Gothic" w:eastAsia="Malgun Gothic" w:hAnsi="Malgun Gothic"/>
+                <w:sz w:val="17"/>
+                <w:szCs w:val="17"/>
+              </w:rPr>
+              <w:t xml:space="preserve">, </w:t>
+            </w:r>
+            <w:r>
+              <w:rPr>
+                <w:rFonts w:ascii="Consolas" w:cs="Consolas" w:eastAsia="GulimChe" w:hAnsi="Consolas"/>
+                <w:sz w:val="17"/>
+                <w:szCs w:val="17"/>
+                <w:shd w:fill="F1F3F5" w:color="auto" w:val="clear"/>
+              </w:rPr>
+              <w:t xml:space="preserve">C3.jsonl</w:t>
+            </w:r>
+            <w:r>
+              <w:rPr>
+                <w:rFonts w:ascii="Malgun Gothic" w:cs="Malgun Gothic" w:eastAsia="Malgun Gothic" w:hAnsi="Malgun Gothic"/>
+                <w:sz w:val="17"/>
+                <w:szCs w:val="17"/>
+              </w:rPr>
+              <w:t xml:space="preserve"> 행 수 보고</w:t>
             </w:r>
           </w:p>
         </w:tc>
@@ -4960,31 +6503,31 @@
         </w:tc>
         <w:tc>
           <w:tcPr>
-            <w:tcW w:type="dxa" w:w="3275"/>
-            <w:tcBorders>
-              <w:top w:val="single" w:color="B8C2CC" w:sz="4"/>
-              <w:left w:val="single" w:color="B8C2CC" w:sz="4"/>
-              <w:bottom w:val="single" w:color="B8C2CC" w:sz="4"/>
-              <w:right w:val="single" w:color="B8C2CC" w:sz="4"/>
-            </w:tcBorders>
-            <w:tcMar>
-              <w:top w:type="dxa" w:w="60"/>
-              <w:left w:type="dxa" w:w="90"/>
-              <w:bottom w:type="dxa" w:w="60"/>
-              <w:right w:type="dxa" w:w="90"/>
-            </w:tcMar>
-          </w:tcPr>
-          <w:p>
-            <w:pPr>
-              <w:spacing w:after="0" w:before="0" w:line="264"/>
-            </w:pPr>
-            <w:r>
-              <w:rPr>
-                <w:rFonts w:ascii="Malgun Gothic" w:cs="Malgun Gothic" w:eastAsia="Malgun Gothic" w:hAnsi="Malgun Gothic"/>
-                <w:sz w:val="17"/>
-                <w:szCs w:val="17"/>
-              </w:rPr>
-              <w:t xml:space="preserve">⑨, ⑩, ⑪의 방향을 정함</w:t>
+            <w:tcW w:type="dxa" w:w="3311"/>
+            <w:tcBorders>
+              <w:top w:val="single" w:color="B8C2CC" w:sz="4"/>
+              <w:left w:val="single" w:color="B8C2CC" w:sz="4"/>
+              <w:bottom w:val="single" w:color="B8C2CC" w:sz="4"/>
+              <w:right w:val="single" w:color="B8C2CC" w:sz="4"/>
+            </w:tcBorders>
+            <w:tcMar>
+              <w:top w:type="dxa" w:w="60"/>
+              <w:left w:type="dxa" w:w="90"/>
+              <w:bottom w:type="dxa" w:w="60"/>
+              <w:right w:type="dxa" w:w="90"/>
+            </w:tcMar>
+          </w:tcPr>
+          <w:p>
+            <w:pPr>
+              <w:spacing w:after="0" w:before="0" w:line="264"/>
+            </w:pPr>
+            <w:r>
+              <w:rPr>
+                <w:rFonts w:ascii="Malgun Gothic" w:cs="Malgun Gothic" w:eastAsia="Malgun Gothic" w:hAnsi="Malgun Gothic"/>
+                <w:sz w:val="17"/>
+                <w:szCs w:val="17"/>
+              </w:rPr>
+              <w:t xml:space="preserve">DSR 시행 횟수 계산에 필요</w:t>
             </w:r>
           </w:p>
         </w:tc>
@@ -5020,63 +6563,47 @@
                 <w:sz w:val="17"/>
                 <w:szCs w:val="17"/>
               </w:rPr>
-              <w:t xml:space="preserve">①-5</w:t>
-            </w:r>
-          </w:p>
-        </w:tc>
-        <w:tc>
-          <w:tcPr>
-            <w:tcW w:type="dxa" w:w="4131"/>
-            <w:tcBorders>
-              <w:top w:val="single" w:color="B8C2CC" w:sz="4"/>
-              <w:left w:val="single" w:color="B8C2CC" w:sz="4"/>
-              <w:bottom w:val="single" w:color="B8C2CC" w:sz="4"/>
-              <w:right w:val="single" w:color="B8C2CC" w:sz="4"/>
-            </w:tcBorders>
-            <w:tcMar>
-              <w:top w:type="dxa" w:w="60"/>
-              <w:left w:type="dxa" w:w="90"/>
-              <w:bottom w:type="dxa" w:w="60"/>
-              <w:right w:type="dxa" w:w="90"/>
-            </w:tcMar>
-          </w:tcPr>
-          <w:p>
-            <w:pPr>
-              <w:spacing w:after="0" w:before="0" w:line="264"/>
-            </w:pPr>
-            <w:r>
-              <w:rPr>
-                <w:rFonts w:ascii="Consolas" w:cs="Consolas" w:eastAsia="GulimChe" w:hAnsi="Consolas"/>
-                <w:sz w:val="17"/>
-                <w:szCs w:val="17"/>
-                <w:shd w:fill="F1F3F5" w:color="auto" w:val="clear"/>
-              </w:rPr>
-              <w:t xml:space="preserve">E1.jsonl</w:t>
-            </w:r>
-            <w:r>
-              <w:rPr>
-                <w:rFonts w:ascii="Malgun Gothic" w:cs="Malgun Gothic" w:eastAsia="Malgun Gothic" w:hAnsi="Malgun Gothic"/>
-                <w:sz w:val="17"/>
-                <w:szCs w:val="17"/>
-              </w:rPr>
-              <w:t xml:space="preserve">, </w:t>
-            </w:r>
-            <w:r>
-              <w:rPr>
-                <w:rFonts w:ascii="Consolas" w:cs="Consolas" w:eastAsia="GulimChe" w:hAnsi="Consolas"/>
-                <w:sz w:val="17"/>
-                <w:szCs w:val="17"/>
-                <w:shd w:fill="F1F3F5" w:color="auto" w:val="clear"/>
-              </w:rPr>
-              <w:t xml:space="preserve">C3.jsonl</w:t>
-            </w:r>
-            <w:r>
-              <w:rPr>
-                <w:rFonts w:ascii="Malgun Gothic" w:cs="Malgun Gothic" w:eastAsia="Malgun Gothic" w:hAnsi="Malgun Gothic"/>
-                <w:sz w:val="17"/>
-                <w:szCs w:val="17"/>
-              </w:rPr>
-              <w:t xml:space="preserve"> 행 수 보고</w:t>
+              <w:t xml:space="preserve">④-2</w:t>
+            </w:r>
+          </w:p>
+        </w:tc>
+        <w:tc>
+          <w:tcPr>
+            <w:tcW w:type="dxa" w:w="4095"/>
+            <w:tcBorders>
+              <w:top w:val="single" w:color="B8C2CC" w:sz="4"/>
+              <w:left w:val="single" w:color="B8C2CC" w:sz="4"/>
+              <w:bottom w:val="single" w:color="B8C2CC" w:sz="4"/>
+              <w:right w:val="single" w:color="B8C2CC" w:sz="4"/>
+            </w:tcBorders>
+            <w:tcMar>
+              <w:top w:type="dxa" w:w="60"/>
+              <w:left w:type="dxa" w:w="90"/>
+              <w:bottom w:type="dxa" w:w="60"/>
+              <w:right w:type="dxa" w:w="90"/>
+            </w:tcMar>
+          </w:tcPr>
+          <w:p>
+            <w:pPr>
+              <w:spacing w:after="0" w:before="0" w:line="264"/>
+            </w:pPr>
+            <w:r>
+              <w:rPr>
+                <w:rFonts w:ascii="Malgun Gothic" w:cs="Malgun Gothic" w:eastAsia="Malgun Gothic" w:hAnsi="Malgun Gothic"/>
+                <w:b/>
+                <w:bCs/>
+                <w:sz w:val="17"/>
+                <w:szCs w:val="17"/>
+              </w:rPr>
+              <w:t xml:space="preserve">O2~O15 판정</w:t>
+            </w:r>
+            <w:r>
+              <w:rPr>
+                <w:rFonts w:ascii="Malgun Gothic" w:cs="Malgun Gothic" w:eastAsia="Malgun Gothic" w:hAnsi="Malgun Gothic"/>
+                <w:sz w:val="17"/>
+                <w:szCs w:val="17"/>
+              </w:rPr>
+              <w:t xml:space="preserve">과 스펙 승인 문장</w:t>
             </w:r>
           </w:p>
         </w:tc>
@@ -5106,37 +6633,37 @@
                 <w:sz w:val="17"/>
                 <w:szCs w:val="17"/>
               </w:rPr>
-              <w:t xml:space="preserve">—</w:t>
-            </w:r>
-          </w:p>
-        </w:tc>
-        <w:tc>
-          <w:tcPr>
-            <w:tcW w:type="dxa" w:w="3275"/>
-            <w:tcBorders>
-              <w:top w:val="single" w:color="B8C2CC" w:sz="4"/>
-              <w:left w:val="single" w:color="B8C2CC" w:sz="4"/>
-              <w:bottom w:val="single" w:color="B8C2CC" w:sz="4"/>
-              <w:right w:val="single" w:color="B8C2CC" w:sz="4"/>
-            </w:tcBorders>
-            <w:tcMar>
-              <w:top w:type="dxa" w:w="60"/>
-              <w:left w:type="dxa" w:w="90"/>
-              <w:bottom w:type="dxa" w:w="60"/>
-              <w:right w:type="dxa" w:w="90"/>
-            </w:tcMar>
-          </w:tcPr>
-          <w:p>
-            <w:pPr>
-              <w:spacing w:after="0" w:before="0" w:line="264"/>
-            </w:pPr>
-            <w:r>
-              <w:rPr>
-                <w:rFonts w:ascii="Malgun Gothic" w:cs="Malgun Gothic" w:eastAsia="Malgun Gothic" w:hAnsi="Malgun Gothic"/>
-                <w:sz w:val="17"/>
-                <w:szCs w:val="17"/>
-              </w:rPr>
-              <w:t xml:space="preserve">DSR 시행 횟수 계산에 필요</w:t>
+              <w:t xml:space="preserve">④-1</w:t>
+            </w:r>
+          </w:p>
+        </w:tc>
+        <w:tc>
+          <w:tcPr>
+            <w:tcW w:type="dxa" w:w="3311"/>
+            <w:tcBorders>
+              <w:top w:val="single" w:color="B8C2CC" w:sz="4"/>
+              <w:left w:val="single" w:color="B8C2CC" w:sz="4"/>
+              <w:bottom w:val="single" w:color="B8C2CC" w:sz="4"/>
+              <w:right w:val="single" w:color="B8C2CC" w:sz="4"/>
+            </w:tcBorders>
+            <w:tcMar>
+              <w:top w:type="dxa" w:w="60"/>
+              <w:left w:type="dxa" w:w="90"/>
+              <w:bottom w:type="dxa" w:w="60"/>
+              <w:right w:type="dxa" w:w="90"/>
+            </w:tcMar>
+          </w:tcPr>
+          <w:p>
+            <w:pPr>
+              <w:spacing w:after="0" w:before="0" w:line="264"/>
+            </w:pPr>
+            <w:r>
+              <w:rPr>
+                <w:rFonts w:ascii="Malgun Gothic" w:cs="Malgun Gothic" w:eastAsia="Malgun Gothic" w:hAnsi="Malgun Gothic"/>
+                <w:sz w:val="17"/>
+                <w:szCs w:val="17"/>
+              </w:rPr>
+              <w:t xml:space="preserve">병합과 실제 원장 실행의 전제</w:t>
             </w:r>
           </w:p>
         </w:tc>
@@ -5172,47 +6699,46 @@
                 <w:sz w:val="17"/>
                 <w:szCs w:val="17"/>
               </w:rPr>
-              <w:t xml:space="preserve">④-2</w:t>
-            </w:r>
-          </w:p>
-        </w:tc>
-        <w:tc>
-          <w:tcPr>
-            <w:tcW w:type="dxa" w:w="4131"/>
-            <w:tcBorders>
-              <w:top w:val="single" w:color="B8C2CC" w:sz="4"/>
-              <w:left w:val="single" w:color="B8C2CC" w:sz="4"/>
-              <w:bottom w:val="single" w:color="B8C2CC" w:sz="4"/>
-              <w:right w:val="single" w:color="B8C2CC" w:sz="4"/>
-            </w:tcBorders>
-            <w:tcMar>
-              <w:top w:type="dxa" w:w="60"/>
-              <w:left w:type="dxa" w:w="90"/>
-              <w:bottom w:type="dxa" w:w="60"/>
-              <w:right w:type="dxa" w:w="90"/>
-            </w:tcMar>
-          </w:tcPr>
-          <w:p>
-            <w:pPr>
-              <w:spacing w:after="0" w:before="0" w:line="264"/>
-            </w:pPr>
-            <w:r>
-              <w:rPr>
-                <w:rFonts w:ascii="Malgun Gothic" w:cs="Malgun Gothic" w:eastAsia="Malgun Gothic" w:hAnsi="Malgun Gothic"/>
-                <w:b/>
-                <w:bCs/>
-                <w:sz w:val="17"/>
-                <w:szCs w:val="17"/>
-              </w:rPr>
-              <w:t xml:space="preserve">O2~O15 판정</w:t>
-            </w:r>
-            <w:r>
-              <w:rPr>
-                <w:rFonts w:ascii="Malgun Gothic" w:cs="Malgun Gothic" w:eastAsia="Malgun Gothic" w:hAnsi="Malgun Gothic"/>
-                <w:sz w:val="17"/>
-                <w:szCs w:val="17"/>
-              </w:rPr>
-              <w:t xml:space="preserve">과 스펙 승인 문장</w:t>
+              <w:t xml:space="preserve">⑦-2</w:t>
+            </w:r>
+          </w:p>
+        </w:tc>
+        <w:tc>
+          <w:tcPr>
+            <w:tcW w:type="dxa" w:w="4095"/>
+            <w:tcBorders>
+              <w:top w:val="single" w:color="B8C2CC" w:sz="4"/>
+              <w:left w:val="single" w:color="B8C2CC" w:sz="4"/>
+              <w:bottom w:val="single" w:color="B8C2CC" w:sz="4"/>
+              <w:right w:val="single" w:color="B8C2CC" w:sz="4"/>
+            </w:tcBorders>
+            <w:tcMar>
+              <w:top w:type="dxa" w:w="60"/>
+              <w:left w:type="dxa" w:w="90"/>
+              <w:bottom w:type="dxa" w:w="60"/>
+              <w:right w:type="dxa" w:w="90"/>
+            </w:tcMar>
+          </w:tcPr>
+          <w:p>
+            <w:pPr>
+              <w:spacing w:after="0" w:before="0" w:line="264"/>
+            </w:pPr>
+            <w:r>
+              <w:rPr>
+                <w:rFonts w:ascii="Consolas" w:cs="Consolas" w:eastAsia="GulimChe" w:hAnsi="Consolas"/>
+                <w:sz w:val="17"/>
+                <w:szCs w:val="17"/>
+                <w:shd w:fill="F1F3F5" w:color="auto" w:val="clear"/>
+              </w:rPr>
+              <w:t xml:space="preserve">main</w:t>
+            </w:r>
+            <w:r>
+              <w:rPr>
+                <w:rFonts w:ascii="Malgun Gothic" w:cs="Malgun Gothic" w:eastAsia="Malgun Gothic" w:hAnsi="Malgun Gothic"/>
+                <w:sz w:val="17"/>
+                <w:szCs w:val="17"/>
+              </w:rPr>
+              <w:t xml:space="preserve"> 병합(merge commit으로)</w:t>
             </w:r>
           </w:p>
         </w:tc>
@@ -5242,37 +6768,37 @@
                 <w:sz w:val="17"/>
                 <w:szCs w:val="17"/>
               </w:rPr>
-              <w:t xml:space="preserve">④-1</w:t>
-            </w:r>
-          </w:p>
-        </w:tc>
-        <w:tc>
-          <w:tcPr>
-            <w:tcW w:type="dxa" w:w="3275"/>
-            <w:tcBorders>
-              <w:top w:val="single" w:color="B8C2CC" w:sz="4"/>
-              <w:left w:val="single" w:color="B8C2CC" w:sz="4"/>
-              <w:bottom w:val="single" w:color="B8C2CC" w:sz="4"/>
-              <w:right w:val="single" w:color="B8C2CC" w:sz="4"/>
-            </w:tcBorders>
-            <w:tcMar>
-              <w:top w:type="dxa" w:w="60"/>
-              <w:left w:type="dxa" w:w="90"/>
-              <w:bottom w:type="dxa" w:w="60"/>
-              <w:right w:type="dxa" w:w="90"/>
-            </w:tcMar>
-          </w:tcPr>
-          <w:p>
-            <w:pPr>
-              <w:spacing w:after="0" w:before="0" w:line="264"/>
-            </w:pPr>
-            <w:r>
-              <w:rPr>
-                <w:rFonts w:ascii="Malgun Gothic" w:cs="Malgun Gothic" w:eastAsia="Malgun Gothic" w:hAnsi="Malgun Gothic"/>
-                <w:sz w:val="17"/>
-                <w:szCs w:val="17"/>
-              </w:rPr>
-              <w:t xml:space="preserve">병합과 실제 원장 실행의 전제</w:t>
+              <w:t xml:space="preserve">⑦-1</w:t>
+            </w:r>
+          </w:p>
+        </w:tc>
+        <w:tc>
+          <w:tcPr>
+            <w:tcW w:type="dxa" w:w="3311"/>
+            <w:tcBorders>
+              <w:top w:val="single" w:color="B8C2CC" w:sz="4"/>
+              <w:left w:val="single" w:color="B8C2CC" w:sz="4"/>
+              <w:bottom w:val="single" w:color="B8C2CC" w:sz="4"/>
+              <w:right w:val="single" w:color="B8C2CC" w:sz="4"/>
+            </w:tcBorders>
+            <w:tcMar>
+              <w:top w:type="dxa" w:w="60"/>
+              <w:left w:type="dxa" w:w="90"/>
+              <w:bottom w:type="dxa" w:w="60"/>
+              <w:right w:type="dxa" w:w="90"/>
+            </w:tcMar>
+          </w:tcPr>
+          <w:p>
+            <w:pPr>
+              <w:spacing w:after="0" w:before="0" w:line="264"/>
+            </w:pPr>
+            <w:r>
+              <w:rPr>
+                <w:rFonts w:ascii="Malgun Gothic" w:cs="Malgun Gothic" w:eastAsia="Malgun Gothic" w:hAnsi="Malgun Gothic"/>
+                <w:sz w:val="17"/>
+                <w:szCs w:val="17"/>
+              </w:rPr>
+              <w:t xml:space="preserve">병합은 사용자만 할 수 있음</w:t>
             </w:r>
           </w:p>
         </w:tc>
@@ -5308,46 +6834,55 @@
                 <w:sz w:val="17"/>
                 <w:szCs w:val="17"/>
               </w:rPr>
-              <w:t xml:space="preserve">⑦-2</w:t>
-            </w:r>
-          </w:p>
-        </w:tc>
-        <w:tc>
-          <w:tcPr>
-            <w:tcW w:type="dxa" w:w="4131"/>
-            <w:tcBorders>
-              <w:top w:val="single" w:color="B8C2CC" w:sz="4"/>
-              <w:left w:val="single" w:color="B8C2CC" w:sz="4"/>
-              <w:bottom w:val="single" w:color="B8C2CC" w:sz="4"/>
-              <w:right w:val="single" w:color="B8C2CC" w:sz="4"/>
-            </w:tcBorders>
-            <w:tcMar>
-              <w:top w:type="dxa" w:w="60"/>
-              <w:left w:type="dxa" w:w="90"/>
-              <w:bottom w:type="dxa" w:w="60"/>
-              <w:right w:type="dxa" w:w="90"/>
-            </w:tcMar>
-          </w:tcPr>
-          <w:p>
-            <w:pPr>
-              <w:spacing w:after="0" w:before="0" w:line="264"/>
-            </w:pPr>
-            <w:r>
-              <w:rPr>
-                <w:rFonts w:ascii="Consolas" w:cs="Consolas" w:eastAsia="GulimChe" w:hAnsi="Consolas"/>
-                <w:sz w:val="17"/>
-                <w:szCs w:val="17"/>
-                <w:shd w:fill="F1F3F5" w:color="auto" w:val="clear"/>
-              </w:rPr>
-              <w:t xml:space="preserve">main</w:t>
-            </w:r>
-            <w:r>
-              <w:rPr>
-                <w:rFonts w:ascii="Malgun Gothic" w:cs="Malgun Gothic" w:eastAsia="Malgun Gothic" w:hAnsi="Malgun Gothic"/>
-                <w:sz w:val="17"/>
-                <w:szCs w:val="17"/>
-              </w:rPr>
-              <w:t xml:space="preserve"> 병합(merge commit으로)</w:t>
+              <w:t xml:space="preserve">⑧-1</w:t>
+            </w:r>
+          </w:p>
+        </w:tc>
+        <w:tc>
+          <w:tcPr>
+            <w:tcW w:type="dxa" w:w="4095"/>
+            <w:tcBorders>
+              <w:top w:val="single" w:color="B8C2CC" w:sz="4"/>
+              <w:left w:val="single" w:color="B8C2CC" w:sz="4"/>
+              <w:bottom w:val="single" w:color="B8C2CC" w:sz="4"/>
+              <w:right w:val="single" w:color="B8C2CC" w:sz="4"/>
+            </w:tcBorders>
+            <w:tcMar>
+              <w:top w:type="dxa" w:w="60"/>
+              <w:left w:type="dxa" w:w="90"/>
+              <w:bottom w:type="dxa" w:w="60"/>
+              <w:right w:type="dxa" w:w="90"/>
+            </w:tcMar>
+          </w:tcPr>
+          <w:p>
+            <w:pPr>
+              <w:spacing w:after="0" w:before="0" w:line="264"/>
+            </w:pPr>
+            <w:r>
+              <w:rPr>
+                <w:rFonts w:ascii="Malgun Gothic" w:cs="Malgun Gothic" w:eastAsia="Malgun Gothic" w:hAnsi="Malgun Gothic"/>
+                <w:sz w:val="17"/>
+                <w:szCs w:val="17"/>
+              </w:rPr>
+              <w:t xml:space="preserve">H2 홀드아웃(11-03 종료) </w:t>
+            </w:r>
+            <w:r>
+              <w:rPr>
+                <w:rFonts w:ascii="Malgun Gothic" w:cs="Malgun Gothic" w:eastAsia="Malgun Gothic" w:hAnsi="Malgun Gothic"/>
+                <w:b/>
+                <w:bCs/>
+                <w:sz w:val="17"/>
+                <w:szCs w:val="17"/>
+              </w:rPr>
+              <w:t xml:space="preserve">판독</w:t>
+            </w:r>
+            <w:r>
+              <w:rPr>
+                <w:rFonts w:ascii="Malgun Gothic" w:cs="Malgun Gothic" w:eastAsia="Malgun Gothic" w:hAnsi="Malgun Gothic"/>
+                <w:sz w:val="17"/>
+                <w:szCs w:val="17"/>
+              </w:rPr>
+              <w:t xml:space="preserve">. 태그 클론에서 실행</w:t>
             </w:r>
           </w:p>
         </w:tc>
@@ -5377,37 +6912,39 @@
                 <w:sz w:val="17"/>
                 <w:szCs w:val="17"/>
               </w:rPr>
-              <w:t xml:space="preserve">⑦-1</w:t>
-            </w:r>
-          </w:p>
-        </w:tc>
-        <w:tc>
-          <w:tcPr>
-            <w:tcW w:type="dxa" w:w="3275"/>
-            <w:tcBorders>
-              <w:top w:val="single" w:color="B8C2CC" w:sz="4"/>
-              <w:left w:val="single" w:color="B8C2CC" w:sz="4"/>
-              <w:bottom w:val="single" w:color="B8C2CC" w:sz="4"/>
-              <w:right w:val="single" w:color="B8C2CC" w:sz="4"/>
-            </w:tcBorders>
-            <w:tcMar>
-              <w:top w:type="dxa" w:w="60"/>
-              <w:left w:type="dxa" w:w="90"/>
-              <w:bottom w:type="dxa" w:w="60"/>
-              <w:right w:type="dxa" w:w="90"/>
-            </w:tcMar>
-          </w:tcPr>
-          <w:p>
-            <w:pPr>
-              <w:spacing w:after="0" w:before="0" w:line="264"/>
-            </w:pPr>
-            <w:r>
-              <w:rPr>
-                <w:rFonts w:ascii="Malgun Gothic" w:cs="Malgun Gothic" w:eastAsia="Malgun Gothic" w:hAnsi="Malgun Gothic"/>
-                <w:sz w:val="17"/>
-                <w:szCs w:val="17"/>
-              </w:rPr>
-              <w:t xml:space="preserve">병합은 사용자만 할 수 있음</w:t>
+              <w:t xml:space="preserve">—</w:t>
+            </w:r>
+          </w:p>
+        </w:tc>
+        <w:tc>
+          <w:tcPr>
+            <w:tcW w:type="dxa" w:w="3311"/>
+            <w:tcBorders>
+              <w:top w:val="single" w:color="B8C2CC" w:sz="4"/>
+              <w:left w:val="single" w:color="B8C2CC" w:sz="4"/>
+              <w:bottom w:val="single" w:color="B8C2CC" w:sz="4"/>
+              <w:right w:val="single" w:color="B8C2CC" w:sz="4"/>
+            </w:tcBorders>
+            <w:tcMar>
+              <w:top w:type="dxa" w:w="60"/>
+              <w:left w:type="dxa" w:w="90"/>
+              <w:bottom w:type="dxa" w:w="60"/>
+              <w:right w:type="dxa" w:w="90"/>
+            </w:tcMar>
+          </w:tcPr>
+          <w:p>
+            <w:pPr>
+              <w:spacing w:after="0" w:before="0" w:line="264"/>
+            </w:pPr>
+            <w:r>
+              <w:rPr>
+                <w:rFonts w:ascii="Malgun Gothic" w:cs="Malgun Gothic" w:eastAsia="Malgun Gothic" w:hAnsi="Malgun Gothic"/>
+                <w:b/>
+                <w:bCs/>
+                <w:sz w:val="17"/>
+                <w:szCs w:val="17"/>
+              </w:rPr>
+              <w:t xml:space="preserve">기한 약 2026-12-19</w:t>
             </w:r>
           </w:p>
         </w:tc>
@@ -5443,37 +6980,37 @@
                 <w:sz w:val="17"/>
                 <w:szCs w:val="17"/>
               </w:rPr>
-              <w:t xml:space="preserve">⑧-1</w:t>
-            </w:r>
-          </w:p>
-        </w:tc>
-        <w:tc>
-          <w:tcPr>
-            <w:tcW w:type="dxa" w:w="4131"/>
-            <w:tcBorders>
-              <w:top w:val="single" w:color="B8C2CC" w:sz="4"/>
-              <w:left w:val="single" w:color="B8C2CC" w:sz="4"/>
-              <w:bottom w:val="single" w:color="B8C2CC" w:sz="4"/>
-              <w:right w:val="single" w:color="B8C2CC" w:sz="4"/>
-            </w:tcBorders>
-            <w:tcMar>
-              <w:top w:type="dxa" w:w="60"/>
-              <w:left w:type="dxa" w:w="90"/>
-              <w:bottom w:type="dxa" w:w="60"/>
-              <w:right w:type="dxa" w:w="90"/>
-            </w:tcMar>
-          </w:tcPr>
-          <w:p>
-            <w:pPr>
-              <w:spacing w:after="0" w:before="0" w:line="264"/>
-            </w:pPr>
-            <w:r>
-              <w:rPr>
-                <w:rFonts w:ascii="Malgun Gothic" w:cs="Malgun Gothic" w:eastAsia="Malgun Gothic" w:hAnsi="Malgun Gothic"/>
-                <w:sz w:val="17"/>
-                <w:szCs w:val="17"/>
-              </w:rPr>
-              <w:t xml:space="preserve">H2 홀드아웃(11-03 종료) </w:t>
+              <w:t xml:space="preserve">⑧-3</w:t>
+            </w:r>
+          </w:p>
+        </w:tc>
+        <w:tc>
+          <w:tcPr>
+            <w:tcW w:type="dxa" w:w="4095"/>
+            <w:tcBorders>
+              <w:top w:val="single" w:color="B8C2CC" w:sz="4"/>
+              <w:left w:val="single" w:color="B8C2CC" w:sz="4"/>
+              <w:bottom w:val="single" w:color="B8C2CC" w:sz="4"/>
+              <w:right w:val="single" w:color="B8C2CC" w:sz="4"/>
+            </w:tcBorders>
+            <w:tcMar>
+              <w:top w:type="dxa" w:w="60"/>
+              <w:left w:type="dxa" w:w="90"/>
+              <w:bottom w:type="dxa" w:w="60"/>
+              <w:right w:type="dxa" w:w="90"/>
+            </w:tcMar>
+          </w:tcPr>
+          <w:p>
+            <w:pPr>
+              <w:spacing w:after="0" w:before="0" w:line="264"/>
+            </w:pPr>
+            <w:r>
+              <w:rPr>
+                <w:rFonts w:ascii="Malgun Gothic" w:cs="Malgun Gothic" w:eastAsia="Malgun Gothic" w:hAnsi="Malgun Gothic"/>
+                <w:sz w:val="17"/>
+                <w:szCs w:val="17"/>
+              </w:rPr>
+              <w:t xml:space="preserve">GROKTEAM forward look. 태그 클론에서 </w:t>
             </w:r>
             <w:r>
               <w:rPr>
@@ -5483,15 +7020,7 @@
                 <w:sz w:val="17"/>
                 <w:szCs w:val="17"/>
               </w:rPr>
-              <w:t xml:space="preserve">판독</w:t>
-            </w:r>
-            <w:r>
-              <w:rPr>
-                <w:rFonts w:ascii="Malgun Gothic" w:cs="Malgun Gothic" w:eastAsia="Malgun Gothic" w:hAnsi="Malgun Gothic"/>
-                <w:sz w:val="17"/>
-                <w:szCs w:val="17"/>
-              </w:rPr>
-              <w:t xml:space="preserve">. 태그 클론에서 실행</w:t>
+              <w:t xml:space="preserve">단 한 번</w:t>
             </w:r>
           </w:p>
         </w:tc>
@@ -5527,7 +7056,7 @@
         </w:tc>
         <w:tc>
           <w:tcPr>
-            <w:tcW w:type="dxa" w:w="3275"/>
+            <w:tcW w:type="dxa" w:w="3311"/>
             <w:tcBorders>
               <w:top w:val="single" w:color="B8C2CC" w:sz="4"/>
               <w:left w:val="single" w:color="B8C2CC" w:sz="4"/>
@@ -5553,7 +7082,7 @@
                 <w:sz w:val="17"/>
                 <w:szCs w:val="17"/>
               </w:rPr>
-              <w:t xml:space="preserve">기한 약 2026-12-19</w:t>
+              <w:t xml:space="preserve">2027-02-01 이후</w:t>
             </w:r>
           </w:p>
         </w:tc>
@@ -5589,37 +7118,37 @@
                 <w:sz w:val="17"/>
                 <w:szCs w:val="17"/>
               </w:rPr>
-              <w:t xml:space="preserve">⑧-3</w:t>
-            </w:r>
-          </w:p>
-        </w:tc>
-        <w:tc>
-          <w:tcPr>
-            <w:tcW w:type="dxa" w:w="4131"/>
-            <w:tcBorders>
-              <w:top w:val="single" w:color="B8C2CC" w:sz="4"/>
-              <w:left w:val="single" w:color="B8C2CC" w:sz="4"/>
-              <w:bottom w:val="single" w:color="B8C2CC" w:sz="4"/>
-              <w:right w:val="single" w:color="B8C2CC" w:sz="4"/>
-            </w:tcBorders>
-            <w:tcMar>
-              <w:top w:type="dxa" w:w="60"/>
-              <w:left w:type="dxa" w:w="90"/>
-              <w:bottom w:type="dxa" w:w="60"/>
-              <w:right w:type="dxa" w:w="90"/>
-            </w:tcMar>
-          </w:tcPr>
-          <w:p>
-            <w:pPr>
-              <w:spacing w:after="0" w:before="0" w:line="264"/>
-            </w:pPr>
-            <w:r>
-              <w:rPr>
-                <w:rFonts w:ascii="Malgun Gothic" w:cs="Malgun Gothic" w:eastAsia="Malgun Gothic" w:hAnsi="Malgun Gothic"/>
-                <w:sz w:val="17"/>
-                <w:szCs w:val="17"/>
-              </w:rPr>
-              <w:t xml:space="preserve">GROKTEAM forward look. 태그 클론에서 </w:t>
+              <w:t xml:space="preserve">⑨-3d</w:t>
+            </w:r>
+          </w:p>
+        </w:tc>
+        <w:tc>
+          <w:tcPr>
+            <w:tcW w:type="dxa" w:w="4095"/>
+            <w:tcBorders>
+              <w:top w:val="single" w:color="B8C2CC" w:sz="4"/>
+              <w:left w:val="single" w:color="B8C2CC" w:sz="4"/>
+              <w:bottom w:val="single" w:color="B8C2CC" w:sz="4"/>
+              <w:right w:val="single" w:color="B8C2CC" w:sz="4"/>
+            </w:tcBorders>
+            <w:tcMar>
+              <w:top w:type="dxa" w:w="60"/>
+              <w:left w:type="dxa" w:w="90"/>
+              <w:bottom w:type="dxa" w:w="60"/>
+              <w:right w:type="dxa" w:w="90"/>
+            </w:tcMar>
+          </w:tcPr>
+          <w:p>
+            <w:pPr>
+              <w:spacing w:after="0" w:before="0" w:line="264"/>
+            </w:pPr>
+            <w:r>
+              <w:rPr>
+                <w:rFonts w:ascii="Malgun Gothic" w:cs="Malgun Gothic" w:eastAsia="Malgun Gothic" w:hAnsi="Malgun Gothic"/>
+                <w:sz w:val="17"/>
+                <w:szCs w:val="17"/>
+              </w:rPr>
+              <w:t xml:space="preserve">R3 </w:t>
             </w:r>
             <w:r>
               <w:rPr>
@@ -5629,7 +7158,7 @@
                 <w:sz w:val="17"/>
                 <w:szCs w:val="17"/>
               </w:rPr>
-              <w:t xml:space="preserve">단 한 번</w:t>
+              <w:t xml:space="preserve">판정 기준 변경 여부 결정</w:t>
             </w:r>
           </w:p>
         </w:tc>
@@ -5659,39 +7188,37 @@
                 <w:sz w:val="17"/>
                 <w:szCs w:val="17"/>
               </w:rPr>
-              <w:t xml:space="preserve">—</w:t>
-            </w:r>
-          </w:p>
-        </w:tc>
-        <w:tc>
-          <w:tcPr>
-            <w:tcW w:type="dxa" w:w="3275"/>
-            <w:tcBorders>
-              <w:top w:val="single" w:color="B8C2CC" w:sz="4"/>
-              <w:left w:val="single" w:color="B8C2CC" w:sz="4"/>
-              <w:bottom w:val="single" w:color="B8C2CC" w:sz="4"/>
-              <w:right w:val="single" w:color="B8C2CC" w:sz="4"/>
-            </w:tcBorders>
-            <w:tcMar>
-              <w:top w:type="dxa" w:w="60"/>
-              <w:left w:type="dxa" w:w="90"/>
-              <w:bottom w:type="dxa" w:w="60"/>
-              <w:right w:type="dxa" w:w="90"/>
-            </w:tcMar>
-          </w:tcPr>
-          <w:p>
-            <w:pPr>
-              <w:spacing w:after="0" w:before="0" w:line="264"/>
-            </w:pPr>
-            <w:r>
-              <w:rPr>
-                <w:rFonts w:ascii="Malgun Gothic" w:cs="Malgun Gothic" w:eastAsia="Malgun Gothic" w:hAnsi="Malgun Gothic"/>
-                <w:b/>
-                <w:bCs/>
-                <w:sz w:val="17"/>
-                <w:szCs w:val="17"/>
-              </w:rPr>
-              <w:t xml:space="preserve">2027-02-01 이후</w:t>
+              <w:t xml:space="preserve">⑨-3c</w:t>
+            </w:r>
+          </w:p>
+        </w:tc>
+        <w:tc>
+          <w:tcPr>
+            <w:tcW w:type="dxa" w:w="3311"/>
+            <w:tcBorders>
+              <w:top w:val="single" w:color="B8C2CC" w:sz="4"/>
+              <w:left w:val="single" w:color="B8C2CC" w:sz="4"/>
+              <w:bottom w:val="single" w:color="B8C2CC" w:sz="4"/>
+              <w:right w:val="single" w:color="B8C2CC" w:sz="4"/>
+            </w:tcBorders>
+            <w:tcMar>
+              <w:top w:type="dxa" w:w="60"/>
+              <w:left w:type="dxa" w:w="90"/>
+              <w:bottom w:type="dxa" w:w="60"/>
+              <w:right w:type="dxa" w:w="90"/>
+            </w:tcMar>
+          </w:tcPr>
+          <w:p>
+            <w:pPr>
+              <w:spacing w:after="0" w:before="0" w:line="264"/>
+            </w:pPr>
+            <w:r>
+              <w:rPr>
+                <w:rFonts w:ascii="Malgun Gothic" w:cs="Malgun Gothic" w:eastAsia="Malgun Gothic" w:hAnsi="Malgun Gothic"/>
+                <w:sz w:val="17"/>
+                <w:szCs w:val="17"/>
+              </w:rPr>
+              <w:t xml:space="preserve">소유자가 결정. 그 전까지 기존 카드 기준 유지</w:t>
             </w:r>
           </w:p>
         </w:tc>
@@ -5764,8 +7291,8 @@
       </w:tblPr>
       <w:tblGrid>
         <w:gridCol w:w="1250"/>
-        <w:gridCol w:w="2701"/>
-        <w:gridCol w:w="4705"/>
+        <w:gridCol w:w="2927"/>
+        <w:gridCol w:w="4479"/>
         <w:gridCol w:w="1250"/>
       </w:tblGrid>
       <w:tr>
@@ -5809,7 +7336,7 @@
         </w:tc>
         <w:tc>
           <w:tcPr>
-            <w:tcW w:type="dxa" w:w="2701"/>
+            <w:tcW w:type="dxa" w:w="2927"/>
             <w:tcBorders>
               <w:top w:val="single" w:color="B8C2CC" w:sz="4"/>
               <w:left w:val="single" w:color="B8C2CC" w:sz="4"/>
@@ -5843,7 +7370,7 @@
         </w:tc>
         <w:tc>
           <w:tcPr>
-            <w:tcW w:type="dxa" w:w="4705"/>
+            <w:tcW w:type="dxa" w:w="4479"/>
             <w:tcBorders>
               <w:top w:val="single" w:color="B8C2CC" w:sz="4"/>
               <w:left w:val="single" w:color="B8C2CC" w:sz="4"/>
@@ -5941,38 +7468,30 @@
                 <w:sz w:val="17"/>
                 <w:szCs w:val="17"/>
               </w:rPr>
-              <w:t xml:space="preserve">②-5</w:t>
-            </w:r>
-          </w:p>
-        </w:tc>
-        <w:tc>
-          <w:tcPr>
-            <w:tcW w:type="dxa" w:w="2701"/>
-            <w:tcBorders>
-              <w:top w:val="single" w:color="B8C2CC" w:sz="4"/>
-              <w:left w:val="single" w:color="B8C2CC" w:sz="4"/>
-              <w:bottom w:val="single" w:color="B8C2CC" w:sz="4"/>
-              <w:right w:val="single" w:color="B8C2CC" w:sz="4"/>
-            </w:tcBorders>
-            <w:tcMar>
-              <w:top w:type="dxa" w:w="60"/>
-              <w:left w:type="dxa" w:w="90"/>
-              <w:bottom w:type="dxa" w:w="60"/>
-              <w:right w:type="dxa" w:w="90"/>
-            </w:tcMar>
-          </w:tcPr>
-          <w:p>
-            <w:pPr>
-              <w:spacing w:after="0" w:before="0" w:line="264"/>
-            </w:pPr>
-            <w:r>
-              <w:rPr>
-                <w:rFonts w:ascii="Malgun Gothic" w:cs="Malgun Gothic" w:eastAsia="Malgun Gothic" w:hAnsi="Malgun Gothic"/>
-                <w:sz w:val="17"/>
-                <w:szCs w:val="17"/>
-              </w:rPr>
-              <w:t xml:space="preserve">1-4 </w:t>
-            </w:r>
+              <w:t xml:space="preserve">①-2</w:t>
+            </w:r>
+          </w:p>
+        </w:tc>
+        <w:tc>
+          <w:tcPr>
+            <w:tcW w:type="dxa" w:w="2927"/>
+            <w:tcBorders>
+              <w:top w:val="single" w:color="B8C2CC" w:sz="4"/>
+              <w:left w:val="single" w:color="B8C2CC" w:sz="4"/>
+              <w:bottom w:val="single" w:color="B8C2CC" w:sz="4"/>
+              <w:right w:val="single" w:color="B8C2CC" w:sz="4"/>
+            </w:tcBorders>
+            <w:tcMar>
+              <w:top w:type="dxa" w:w="60"/>
+              <w:left w:type="dxa" w:w="90"/>
+              <w:bottom w:type="dxa" w:w="60"/>
+              <w:right w:type="dxa" w:w="90"/>
+            </w:tcMar>
+          </w:tcPr>
+          <w:p>
+            <w:pPr>
+              <w:spacing w:after="0" w:before="0" w:line="264"/>
+            </w:pPr>
             <w:r>
               <w:rPr>
                 <w:rFonts w:ascii="Malgun Gothic" w:cs="Malgun Gothic" w:eastAsia="Malgun Gothic" w:hAnsi="Malgun Gothic"/>
@@ -5981,37 +7500,114 @@
                 <w:sz w:val="17"/>
                 <w:szCs w:val="17"/>
               </w:rPr>
-              <w:t xml:space="preserve">우선순위 결정</w:t>
-            </w:r>
-          </w:p>
-        </w:tc>
-        <w:tc>
-          <w:tcPr>
-            <w:tcW w:type="dxa" w:w="4705"/>
-            <w:tcBorders>
-              <w:top w:val="single" w:color="B8C2CC" w:sz="4"/>
-              <w:left w:val="single" w:color="B8C2CC" w:sz="4"/>
-              <w:bottom w:val="single" w:color="B8C2CC" w:sz="4"/>
-              <w:right w:val="single" w:color="B8C2CC" w:sz="4"/>
-            </w:tcBorders>
-            <w:tcMar>
-              <w:top w:type="dxa" w:w="60"/>
-              <w:left w:type="dxa" w:w="90"/>
-              <w:bottom w:type="dxa" w:w="60"/>
-              <w:right w:type="dxa" w:w="90"/>
-            </w:tcMar>
-          </w:tcPr>
-          <w:p>
-            <w:pPr>
-              <w:spacing w:after="0" w:before="0" w:line="264"/>
-            </w:pPr>
-            <w:r>
-              <w:rPr>
-                <w:rFonts w:ascii="Malgun Gothic" w:cs="Malgun Gothic" w:eastAsia="Malgun Gothic" w:hAnsi="Malgun Gothic"/>
-                <w:sz w:val="17"/>
-                <w:szCs w:val="17"/>
-              </w:rPr>
-              <w:t xml:space="preserve">Claude 제안 → 사용자 승인</w:t>
+              <w:t xml:space="preserve">달력 구현과 서명</w:t>
+            </w:r>
+            <w:r>
+              <w:rPr>
+                <w:rFonts w:ascii="Malgun Gothic" w:cs="Malgun Gothic" w:eastAsia="Malgun Gothic" w:hAnsi="Malgun Gothic"/>
+                <w:sz w:val="17"/>
+                <w:szCs w:val="17"/>
+              </w:rPr>
+              <w:t xml:space="preserve">(T-CAL-02, </w:t>
+            </w:r>
+            <w:r>
+              <w:rPr>
+                <w:rFonts w:ascii="Malgun Gothic" w:cs="Malgun Gothic" w:eastAsia="Malgun Gothic" w:hAnsi="Malgun Gothic"/>
+                <w:b/>
+                <w:bCs/>
+                <w:sz w:val="17"/>
+                <w:szCs w:val="17"/>
+              </w:rPr>
+              <w:t xml:space="preserve">기한 2026-11-01</w:t>
+            </w:r>
+            <w:r>
+              <w:rPr>
+                <w:rFonts w:ascii="Malgun Gothic" w:cs="Malgun Gothic" w:eastAsia="Malgun Gothic" w:hAnsi="Malgun Gothic"/>
+                <w:sz w:val="17"/>
+                <w:szCs w:val="17"/>
+              </w:rPr>
+              <w:t xml:space="preserve">)</w:t>
+            </w:r>
+          </w:p>
+        </w:tc>
+        <w:tc>
+          <w:tcPr>
+            <w:tcW w:type="dxa" w:w="4479"/>
+            <w:tcBorders>
+              <w:top w:val="single" w:color="B8C2CC" w:sz="4"/>
+              <w:left w:val="single" w:color="B8C2CC" w:sz="4"/>
+              <w:bottom w:val="single" w:color="B8C2CC" w:sz="4"/>
+              <w:right w:val="single" w:color="B8C2CC" w:sz="4"/>
+            </w:tcBorders>
+            <w:tcMar>
+              <w:top w:type="dxa" w:w="60"/>
+              <w:left w:type="dxa" w:w="90"/>
+              <w:bottom w:type="dxa" w:w="60"/>
+              <w:right w:type="dxa" w:w="90"/>
+            </w:tcMar>
+          </w:tcPr>
+          <w:p>
+            <w:pPr>
+              <w:spacing w:after="0" w:before="0" w:line="264"/>
+            </w:pPr>
+            <w:r>
+              <w:rPr>
+                <w:rFonts w:ascii="Malgun Gothic" w:cs="Malgun Gothic" w:eastAsia="Malgun Gothic" w:hAnsi="Malgun Gothic"/>
+                <w:sz w:val="17"/>
+                <w:szCs w:val="17"/>
+              </w:rPr>
+              <w:t xml:space="preserve">사용자: 감사 파일 제공 → Claude: 감사 파일 우선으로 구현, 검증, diff 제시 → 사용자: 서명 문장 → Claude: </w:t>
+            </w:r>
+            <w:r>
+              <w:rPr>
+                <w:rFonts w:ascii="Consolas" w:cs="Consolas" w:eastAsia="GulimChe" w:hAnsi="Consolas"/>
+                <w:sz w:val="17"/>
+                <w:szCs w:val="17"/>
+                <w:shd w:fill="F1F3F5" w:color="auto" w:val="clear"/>
+              </w:rPr>
+              <w:t xml:space="preserve">signed_off_by</w:t>
+            </w:r>
+            <w:r>
+              <w:rPr>
+                <w:rFonts w:ascii="Malgun Gothic" w:cs="Malgun Gothic" w:eastAsia="Malgun Gothic" w:hAnsi="Malgun Gothic"/>
+                <w:sz w:val="17"/>
+                <w:szCs w:val="17"/>
+              </w:rPr>
+              <w:t xml:space="preserve">·</w:t>
+            </w:r>
+            <w:r>
+              <w:rPr>
+                <w:rFonts w:ascii="Consolas" w:cs="Consolas" w:eastAsia="GulimChe" w:hAnsi="Consolas"/>
+                <w:sz w:val="17"/>
+                <w:szCs w:val="17"/>
+                <w:shd w:fill="F1F3F5" w:color="auto" w:val="clear"/>
+              </w:rPr>
+              <w:t xml:space="preserve">signed_utc</w:t>
+            </w:r>
+            <w:r>
+              <w:rPr>
+                <w:rFonts w:ascii="Malgun Gothic" w:cs="Malgun Gothic" w:eastAsia="Malgun Gothic" w:hAnsi="Malgun Gothic"/>
+                <w:sz w:val="17"/>
+                <w:szCs w:val="17"/>
+              </w:rPr>
+              <w:t xml:space="preserve">·</w:t>
+            </w:r>
+            <w:r>
+              <w:rPr>
+                <w:rFonts w:ascii="Consolas" w:cs="Consolas" w:eastAsia="GulimChe" w:hAnsi="Consolas"/>
+                <w:sz w:val="17"/>
+                <w:szCs w:val="17"/>
+                <w:shd w:fill="F1F3F5" w:color="auto" w:val="clear"/>
+              </w:rPr>
+              <w:t xml:space="preserve">md5</w:t>
+            </w:r>
+            <w:r>
+              <w:rPr>
+                <w:rFonts w:ascii="Malgun Gothic" w:cs="Malgun Gothic" w:eastAsia="Malgun Gothic" w:hAnsi="Malgun Gothic"/>
+                <w:sz w:val="17"/>
+                <w:szCs w:val="17"/>
+              </w:rPr>
+              <w:t xml:space="preserve"> 기록</w:t>
             </w:r>
           </w:p>
         </w:tc>
@@ -6041,7 +7637,7 @@
                 <w:sz w:val="17"/>
                 <w:szCs w:val="17"/>
               </w:rPr>
-              <w:t xml:space="preserve">②-3, ②-4</w:t>
+              <w:t xml:space="preserve">감사 파일</w:t>
             </w:r>
           </w:p>
         </w:tc>
@@ -6077,30 +7673,38 @@
                 <w:sz w:val="17"/>
                 <w:szCs w:val="17"/>
               </w:rPr>
-              <w:t xml:space="preserve">④-1</w:t>
-            </w:r>
-          </w:p>
-        </w:tc>
-        <w:tc>
-          <w:tcPr>
-            <w:tcW w:type="dxa" w:w="2701"/>
-            <w:tcBorders>
-              <w:top w:val="single" w:color="B8C2CC" w:sz="4"/>
-              <w:left w:val="single" w:color="B8C2CC" w:sz="4"/>
-              <w:bottom w:val="single" w:color="B8C2CC" w:sz="4"/>
-              <w:right w:val="single" w:color="B8C2CC" w:sz="4"/>
-            </w:tcBorders>
-            <w:tcMar>
-              <w:top w:type="dxa" w:w="60"/>
-              <w:left w:type="dxa" w:w="90"/>
-              <w:bottom w:type="dxa" w:w="60"/>
-              <w:right w:type="dxa" w:w="90"/>
-            </w:tcMar>
-          </w:tcPr>
-          <w:p>
-            <w:pPr>
-              <w:spacing w:after="0" w:before="0" w:line="264"/>
-            </w:pPr>
+              <w:t xml:space="preserve">②-5</w:t>
+            </w:r>
+          </w:p>
+        </w:tc>
+        <w:tc>
+          <w:tcPr>
+            <w:tcW w:type="dxa" w:w="2927"/>
+            <w:tcBorders>
+              <w:top w:val="single" w:color="B8C2CC" w:sz="4"/>
+              <w:left w:val="single" w:color="B8C2CC" w:sz="4"/>
+              <w:bottom w:val="single" w:color="B8C2CC" w:sz="4"/>
+              <w:right w:val="single" w:color="B8C2CC" w:sz="4"/>
+            </w:tcBorders>
+            <w:tcMar>
+              <w:top w:type="dxa" w:w="60"/>
+              <w:left w:type="dxa" w:w="90"/>
+              <w:bottom w:type="dxa" w:w="60"/>
+              <w:right w:type="dxa" w:w="90"/>
+            </w:tcMar>
+          </w:tcPr>
+          <w:p>
+            <w:pPr>
+              <w:spacing w:after="0" w:before="0" w:line="264"/>
+            </w:pPr>
+            <w:r>
+              <w:rPr>
+                <w:rFonts w:ascii="Malgun Gothic" w:cs="Malgun Gothic" w:eastAsia="Malgun Gothic" w:hAnsi="Malgun Gothic"/>
+                <w:sz w:val="17"/>
+                <w:szCs w:val="17"/>
+              </w:rPr>
+              <w:t xml:space="preserve">1-4 </w:t>
+            </w:r>
             <w:r>
               <w:rPr>
                 <w:rFonts w:ascii="Malgun Gothic" w:cs="Malgun Gothic" w:eastAsia="Malgun Gothic" w:hAnsi="Malgun Gothic"/>
@@ -6109,37 +7713,37 @@
                 <w:sz w:val="17"/>
                 <w:szCs w:val="17"/>
               </w:rPr>
-              <w:t xml:space="preserve">GPT·Gemini 심사</w:t>
-            </w:r>
-          </w:p>
-        </w:tc>
-        <w:tc>
-          <w:tcPr>
-            <w:tcW w:type="dxa" w:w="4705"/>
-            <w:tcBorders>
-              <w:top w:val="single" w:color="B8C2CC" w:sz="4"/>
-              <w:left w:val="single" w:color="B8C2CC" w:sz="4"/>
-              <w:bottom w:val="single" w:color="B8C2CC" w:sz="4"/>
-              <w:right w:val="single" w:color="B8C2CC" w:sz="4"/>
-            </w:tcBorders>
-            <w:tcMar>
-              <w:top w:type="dxa" w:w="60"/>
-              <w:left w:type="dxa" w:w="90"/>
-              <w:bottom w:type="dxa" w:w="60"/>
-              <w:right w:type="dxa" w:w="90"/>
-            </w:tcMar>
-          </w:tcPr>
-          <w:p>
-            <w:pPr>
-              <w:spacing w:after="0" w:before="0" w:line="264"/>
-            </w:pPr>
-            <w:r>
-              <w:rPr>
-                <w:rFonts w:ascii="Malgun Gothic" w:cs="Malgun Gothic" w:eastAsia="Malgun Gothic" w:hAnsi="Malgun Gothic"/>
-                <w:sz w:val="17"/>
-                <w:szCs w:val="17"/>
-              </w:rPr>
-              <w:t xml:space="preserve">사용자 PC에서 실행 → Claude가 판정하고 스펙에 반영</w:t>
+              <w:t xml:space="preserve">우선순위 결정</w:t>
+            </w:r>
+          </w:p>
+        </w:tc>
+        <w:tc>
+          <w:tcPr>
+            <w:tcW w:type="dxa" w:w="4479"/>
+            <w:tcBorders>
+              <w:top w:val="single" w:color="B8C2CC" w:sz="4"/>
+              <w:left w:val="single" w:color="B8C2CC" w:sz="4"/>
+              <w:bottom w:val="single" w:color="B8C2CC" w:sz="4"/>
+              <w:right w:val="single" w:color="B8C2CC" w:sz="4"/>
+            </w:tcBorders>
+            <w:tcMar>
+              <w:top w:type="dxa" w:w="60"/>
+              <w:left w:type="dxa" w:w="90"/>
+              <w:bottom w:type="dxa" w:w="60"/>
+              <w:right w:type="dxa" w:w="90"/>
+            </w:tcMar>
+          </w:tcPr>
+          <w:p>
+            <w:pPr>
+              <w:spacing w:after="0" w:before="0" w:line="264"/>
+            </w:pPr>
+            <w:r>
+              <w:rPr>
+                <w:rFonts w:ascii="Malgun Gothic" w:cs="Malgun Gothic" w:eastAsia="Malgun Gothic" w:hAnsi="Malgun Gothic"/>
+                <w:sz w:val="17"/>
+                <w:szCs w:val="17"/>
+              </w:rPr>
+              <w:t xml:space="preserve">Claude 제안 → 사용자 승인</w:t>
             </w:r>
           </w:p>
         </w:tc>
@@ -6169,7 +7773,7 @@
                 <w:sz w:val="17"/>
                 <w:szCs w:val="17"/>
               </w:rPr>
-              <w:t xml:space="preserve">10-30 14:40</w:t>
+              <w:t xml:space="preserve">②-3, ②-4</w:t>
             </w:r>
           </w:p>
         </w:tc>
@@ -6205,13 +7809,13 @@
                 <w:sz w:val="17"/>
                 <w:szCs w:val="17"/>
               </w:rPr>
-              <w:t xml:space="preserve">⑤-1</w:t>
-            </w:r>
-          </w:p>
-        </w:tc>
-        <w:tc>
-          <w:tcPr>
-            <w:tcW w:type="dxa" w:w="2701"/>
+              <w:t xml:space="preserve">④-1</w:t>
+            </w:r>
+          </w:p>
+        </w:tc>
+        <w:tc>
+          <w:tcPr>
+            <w:tcW w:type="dxa" w:w="2927"/>
             <w:tcBorders>
               <w:top w:val="single" w:color="B8C2CC" w:sz="4"/>
               <w:left w:val="single" w:color="B8C2CC" w:sz="4"/>
@@ -6237,54 +7841,37 @@
                 <w:sz w:val="17"/>
                 <w:szCs w:val="17"/>
               </w:rPr>
-              <w:t xml:space="preserve">Windows 인계(Step 7A)</w:t>
-            </w:r>
-          </w:p>
-        </w:tc>
-        <w:tc>
-          <w:tcPr>
-            <w:tcW w:type="dxa" w:w="4705"/>
-            <w:tcBorders>
-              <w:top w:val="single" w:color="B8C2CC" w:sz="4"/>
-              <w:left w:val="single" w:color="B8C2CC" w:sz="4"/>
-              <w:bottom w:val="single" w:color="B8C2CC" w:sz="4"/>
-              <w:right w:val="single" w:color="B8C2CC" w:sz="4"/>
-            </w:tcBorders>
-            <w:tcMar>
-              <w:top w:type="dxa" w:w="60"/>
-              <w:left w:type="dxa" w:w="90"/>
-              <w:bottom w:type="dxa" w:w="60"/>
-              <w:right w:type="dxa" w:w="90"/>
-            </w:tcMar>
-          </w:tcPr>
-          <w:p>
-            <w:pPr>
-              <w:spacing w:after="0" w:before="0" w:line="264"/>
-            </w:pPr>
-            <w:r>
-              <w:rPr>
-                <w:rFonts w:ascii="Malgun Gothic" w:cs="Malgun Gothic" w:eastAsia="Malgun Gothic" w:hAnsi="Malgun Gothic"/>
-                <w:sz w:val="17"/>
-                <w:szCs w:val="17"/>
-              </w:rPr>
-              <w:t xml:space="preserve">Claude: 사인오프 기록 → 사용자: 런북 실행, 인계 보고서 커밋 → Claude: 검토 → 사용자: 파일럿 실행 승인 기록(</w:t>
-            </w:r>
-            <w:r>
-              <w:rPr>
-                <w:rFonts w:ascii="Consolas" w:cs="Consolas" w:eastAsia="GulimChe" w:hAnsi="Consolas"/>
-                <w:sz w:val="17"/>
-                <w:szCs w:val="17"/>
-                <w:shd w:fill="F1F3F5" w:color="auto" w:val="clear"/>
-              </w:rPr>
-              <w:t xml:space="preserve">owner_confirmed</w:t>
-            </w:r>
-            <w:r>
-              <w:rPr>
-                <w:rFonts w:ascii="Malgun Gothic" w:cs="Malgun Gothic" w:eastAsia="Malgun Gothic" w:hAnsi="Malgun Gothic"/>
-                <w:sz w:val="17"/>
-                <w:szCs w:val="17"/>
-              </w:rPr>
-              <w:t xml:space="preserve">)</w:t>
+              <w:t xml:space="preserve">GPT·Gemini 심사</w:t>
+            </w:r>
+          </w:p>
+        </w:tc>
+        <w:tc>
+          <w:tcPr>
+            <w:tcW w:type="dxa" w:w="4479"/>
+            <w:tcBorders>
+              <w:top w:val="single" w:color="B8C2CC" w:sz="4"/>
+              <w:left w:val="single" w:color="B8C2CC" w:sz="4"/>
+              <w:bottom w:val="single" w:color="B8C2CC" w:sz="4"/>
+              <w:right w:val="single" w:color="B8C2CC" w:sz="4"/>
+            </w:tcBorders>
+            <w:tcMar>
+              <w:top w:type="dxa" w:w="60"/>
+              <w:left w:type="dxa" w:w="90"/>
+              <w:bottom w:type="dxa" w:w="60"/>
+              <w:right w:type="dxa" w:w="90"/>
+            </w:tcMar>
+          </w:tcPr>
+          <w:p>
+            <w:pPr>
+              <w:spacing w:after="0" w:before="0" w:line="264"/>
+            </w:pPr>
+            <w:r>
+              <w:rPr>
+                <w:rFonts w:ascii="Malgun Gothic" w:cs="Malgun Gothic" w:eastAsia="Malgun Gothic" w:hAnsi="Malgun Gothic"/>
+                <w:sz w:val="17"/>
+                <w:szCs w:val="17"/>
+              </w:rPr>
+              <w:t xml:space="preserve">사용자 PC에서 실행 → Claude가 판정하고 스펙에 반영</w:t>
             </w:r>
           </w:p>
         </w:tc>
@@ -6314,7 +7901,7 @@
                 <w:sz w:val="17"/>
                 <w:szCs w:val="17"/>
               </w:rPr>
-              <w:t xml:space="preserve">③-6, ④-2</w:t>
+              <w:t xml:space="preserve">10-30 14:40</w:t>
             </w:r>
           </w:p>
         </w:tc>
@@ -6350,13 +7937,13 @@
                 <w:sz w:val="17"/>
                 <w:szCs w:val="17"/>
               </w:rPr>
-              <w:t xml:space="preserve">⑤-2</w:t>
-            </w:r>
-          </w:p>
-        </w:tc>
-        <w:tc>
-          <w:tcPr>
-            <w:tcW w:type="dxa" w:w="2701"/>
+              <w:t xml:space="preserve">⑤-1</w:t>
+            </w:r>
+          </w:p>
+        </w:tc>
+        <w:tc>
+          <w:tcPr>
+            <w:tcW w:type="dxa" w:w="2927"/>
             <w:tcBorders>
               <w:top w:val="single" w:color="B8C2CC" w:sz="4"/>
               <w:left w:val="single" w:color="B8C2CC" w:sz="4"/>
@@ -6382,37 +7969,54 @@
                 <w:sz w:val="17"/>
                 <w:szCs w:val="17"/>
               </w:rPr>
-              <w:t xml:space="preserve">파일럿 시계열 공급사 대조</w:t>
-            </w:r>
-          </w:p>
-        </w:tc>
-        <w:tc>
-          <w:tcPr>
-            <w:tcW w:type="dxa" w:w="4705"/>
-            <w:tcBorders>
-              <w:top w:val="single" w:color="B8C2CC" w:sz="4"/>
-              <w:left w:val="single" w:color="B8C2CC" w:sz="4"/>
-              <w:bottom w:val="single" w:color="B8C2CC" w:sz="4"/>
-              <w:right w:val="single" w:color="B8C2CC" w:sz="4"/>
-            </w:tcBorders>
-            <w:tcMar>
-              <w:top w:type="dxa" w:w="60"/>
-              <w:left w:type="dxa" w:w="90"/>
-              <w:bottom w:type="dxa" w:w="60"/>
-              <w:right w:type="dxa" w:w="90"/>
-            </w:tcMar>
-          </w:tcPr>
-          <w:p>
-            <w:pPr>
-              <w:spacing w:after="0" w:before="0" w:line="264"/>
-            </w:pPr>
-            <w:r>
-              <w:rPr>
-                <w:rFonts w:ascii="Malgun Gothic" w:cs="Malgun Gothic" w:eastAsia="Malgun Gothic" w:hAnsi="Malgun Gothic"/>
-                <w:sz w:val="17"/>
-                <w:szCs w:val="17"/>
-              </w:rPr>
-              <w:t xml:space="preserve">Claude: 도구와 스펙 개정 → 사용자 PC에서 실행</w:t>
+              <w:t xml:space="preserve">Windows 인계(Step 7A)</w:t>
+            </w:r>
+          </w:p>
+        </w:tc>
+        <w:tc>
+          <w:tcPr>
+            <w:tcW w:type="dxa" w:w="4479"/>
+            <w:tcBorders>
+              <w:top w:val="single" w:color="B8C2CC" w:sz="4"/>
+              <w:left w:val="single" w:color="B8C2CC" w:sz="4"/>
+              <w:bottom w:val="single" w:color="B8C2CC" w:sz="4"/>
+              <w:right w:val="single" w:color="B8C2CC" w:sz="4"/>
+            </w:tcBorders>
+            <w:tcMar>
+              <w:top w:type="dxa" w:w="60"/>
+              <w:left w:type="dxa" w:w="90"/>
+              <w:bottom w:type="dxa" w:w="60"/>
+              <w:right w:type="dxa" w:w="90"/>
+            </w:tcMar>
+          </w:tcPr>
+          <w:p>
+            <w:pPr>
+              <w:spacing w:after="0" w:before="0" w:line="264"/>
+            </w:pPr>
+            <w:r>
+              <w:rPr>
+                <w:rFonts w:ascii="Malgun Gothic" w:cs="Malgun Gothic" w:eastAsia="Malgun Gothic" w:hAnsi="Malgun Gothic"/>
+                <w:sz w:val="17"/>
+                <w:szCs w:val="17"/>
+              </w:rPr>
+              <w:t xml:space="preserve">Claude: 사인오프 기록 → 사용자: 런북 실행, 인계 보고서 커밋 → Claude: 검토 → 사용자: 파일럿 실행 승인 기록(</w:t>
+            </w:r>
+            <w:r>
+              <w:rPr>
+                <w:rFonts w:ascii="Consolas" w:cs="Consolas" w:eastAsia="GulimChe" w:hAnsi="Consolas"/>
+                <w:sz w:val="17"/>
+                <w:szCs w:val="17"/>
+                <w:shd w:fill="F1F3F5" w:color="auto" w:val="clear"/>
+              </w:rPr>
+              <w:t xml:space="preserve">owner_confirmed</w:t>
+            </w:r>
+            <w:r>
+              <w:rPr>
+                <w:rFonts w:ascii="Malgun Gothic" w:cs="Malgun Gothic" w:eastAsia="Malgun Gothic" w:hAnsi="Malgun Gothic"/>
+                <w:sz w:val="17"/>
+                <w:szCs w:val="17"/>
+              </w:rPr>
+              <w:t xml:space="preserve">)</w:t>
             </w:r>
           </w:p>
         </w:tc>
@@ -6442,7 +8046,7 @@
                 <w:sz w:val="17"/>
                 <w:szCs w:val="17"/>
               </w:rPr>
-              <w:t xml:space="preserve">⑤-1, ⑥-1 전 필수</w:t>
+              <w:t xml:space="preserve">③-6, ④-2</w:t>
             </w:r>
           </w:p>
         </w:tc>
@@ -6478,13 +8082,13 @@
                 <w:sz w:val="17"/>
                 <w:szCs w:val="17"/>
               </w:rPr>
-              <w:t xml:space="preserve">⑥-1</w:t>
-            </w:r>
-          </w:p>
-        </w:tc>
-        <w:tc>
-          <w:tcPr>
-            <w:tcW w:type="dxa" w:w="2701"/>
+              <w:t xml:space="preserve">⑤-2</w:t>
+            </w:r>
+          </w:p>
+        </w:tc>
+        <w:tc>
+          <w:tcPr>
+            <w:tcW w:type="dxa" w:w="2927"/>
             <w:tcBorders>
               <w:top w:val="single" w:color="B8C2CC" w:sz="4"/>
               <w:left w:val="single" w:color="B8C2CC" w:sz="4"/>
@@ -6510,45 +8114,37 @@
                 <w:sz w:val="17"/>
                 <w:szCs w:val="17"/>
               </w:rPr>
-              <w:t xml:space="preserve">파일럿 1</w:t>
-            </w:r>
-            <w:r>
-              <w:rPr>
-                <w:rFonts w:ascii="Malgun Gothic" w:cs="Malgun Gothic" w:eastAsia="Malgun Gothic" w:hAnsi="Malgun Gothic"/>
-                <w:sz w:val="17"/>
-                <w:szCs w:val="17"/>
-              </w:rPr>
-              <w:t xml:space="preserve">(SPY, 12개 설정)</w:t>
-            </w:r>
-          </w:p>
-        </w:tc>
-        <w:tc>
-          <w:tcPr>
-            <w:tcW w:type="dxa" w:w="4705"/>
-            <w:tcBorders>
-              <w:top w:val="single" w:color="B8C2CC" w:sz="4"/>
-              <w:left w:val="single" w:color="B8C2CC" w:sz="4"/>
-              <w:bottom w:val="single" w:color="B8C2CC" w:sz="4"/>
-              <w:right w:val="single" w:color="B8C2CC" w:sz="4"/>
-            </w:tcBorders>
-            <w:tcMar>
-              <w:top w:type="dxa" w:w="60"/>
-              <w:left w:type="dxa" w:w="90"/>
-              <w:bottom w:type="dxa" w:w="60"/>
-              <w:right w:type="dxa" w:w="90"/>
-            </w:tcMar>
-          </w:tcPr>
-          <w:p>
-            <w:pPr>
-              <w:spacing w:after="0" w:before="0" w:line="264"/>
-            </w:pPr>
-            <w:r>
-              <w:rPr>
-                <w:rFonts w:ascii="Malgun Gothic" w:cs="Malgun Gothic" w:eastAsia="Malgun Gothic" w:hAnsi="Malgun Gothic"/>
-                <w:sz w:val="17"/>
-                <w:szCs w:val="17"/>
-              </w:rPr>
-              <w:t xml:space="preserve">사용자: 실제 원장으로 실행 → Claude: 분석과 기록</w:t>
+              <w:t xml:space="preserve">파일럿 시계열 공급사 대조</w:t>
+            </w:r>
+          </w:p>
+        </w:tc>
+        <w:tc>
+          <w:tcPr>
+            <w:tcW w:type="dxa" w:w="4479"/>
+            <w:tcBorders>
+              <w:top w:val="single" w:color="B8C2CC" w:sz="4"/>
+              <w:left w:val="single" w:color="B8C2CC" w:sz="4"/>
+              <w:bottom w:val="single" w:color="B8C2CC" w:sz="4"/>
+              <w:right w:val="single" w:color="B8C2CC" w:sz="4"/>
+            </w:tcBorders>
+            <w:tcMar>
+              <w:top w:type="dxa" w:w="60"/>
+              <w:left w:type="dxa" w:w="90"/>
+              <w:bottom w:type="dxa" w:w="60"/>
+              <w:right w:type="dxa" w:w="90"/>
+            </w:tcMar>
+          </w:tcPr>
+          <w:p>
+            <w:pPr>
+              <w:spacing w:after="0" w:before="0" w:line="264"/>
+            </w:pPr>
+            <w:r>
+              <w:rPr>
+                <w:rFonts w:ascii="Malgun Gothic" w:cs="Malgun Gothic" w:eastAsia="Malgun Gothic" w:hAnsi="Malgun Gothic"/>
+                <w:sz w:val="17"/>
+                <w:szCs w:val="17"/>
+              </w:rPr>
+              <w:t xml:space="preserve">Claude: 도구와 스펙 개정 → 사용자 PC에서 실행</w:t>
             </w:r>
           </w:p>
         </w:tc>
@@ -6578,7 +8174,7 @@
                 <w:sz w:val="17"/>
                 <w:szCs w:val="17"/>
               </w:rPr>
-              <w:t xml:space="preserve">⑤-1, ⑤-2</w:t>
+              <w:t xml:space="preserve">⑤-1, ⑥-1 전 필수</w:t>
             </w:r>
           </w:p>
         </w:tc>
@@ -6614,13 +8210,13 @@
                 <w:sz w:val="17"/>
                 <w:szCs w:val="17"/>
               </w:rPr>
-              <w:t xml:space="preserve">⑥-2</w:t>
-            </w:r>
-          </w:p>
-        </w:tc>
-        <w:tc>
-          <w:tcPr>
-            <w:tcW w:type="dxa" w:w="2701"/>
+              <w:t xml:space="preserve">⑥-1</w:t>
+            </w:r>
+          </w:p>
+        </w:tc>
+        <w:tc>
+          <w:tcPr>
+            <w:tcW w:type="dxa" w:w="2927"/>
             <w:tcBorders>
               <w:top w:val="single" w:color="B8C2CC" w:sz="4"/>
               <w:left w:val="single" w:color="B8C2CC" w:sz="4"/>
@@ -6646,55 +8242,45 @@
                 <w:sz w:val="17"/>
                 <w:szCs w:val="17"/>
               </w:rPr>
-              <w:t xml:space="preserve">파일럿 2</w:t>
-            </w:r>
-            <w:r>
-              <w:rPr>
-                <w:rFonts w:ascii="Malgun Gothic" w:cs="Malgun Gothic" w:eastAsia="Malgun Gothic" w:hAnsi="Malgun Gothic"/>
-                <w:sz w:val="17"/>
-                <w:szCs w:val="17"/>
-              </w:rPr>
-              <w:t xml:space="preserve">(BTC-USD, 5개 설정)</w:t>
-            </w:r>
-          </w:p>
-        </w:tc>
-        <w:tc>
-          <w:tcPr>
-            <w:tcW w:type="dxa" w:w="4705"/>
-            <w:tcBorders>
-              <w:top w:val="single" w:color="B8C2CC" w:sz="4"/>
-              <w:left w:val="single" w:color="B8C2CC" w:sz="4"/>
-              <w:bottom w:val="single" w:color="B8C2CC" w:sz="4"/>
-              <w:right w:val="single" w:color="B8C2CC" w:sz="4"/>
-            </w:tcBorders>
-            <w:tcMar>
-              <w:top w:type="dxa" w:w="60"/>
-              <w:left w:type="dxa" w:w="90"/>
-              <w:bottom w:type="dxa" w:w="60"/>
-              <w:right w:type="dxa" w:w="90"/>
-            </w:tcMar>
-          </w:tcPr>
-          <w:p>
-            <w:pPr>
-              <w:spacing w:after="0" w:before="0" w:line="264"/>
-            </w:pPr>
-            <w:r>
-              <w:rPr>
-                <w:rFonts w:ascii="Malgun Gothic" w:cs="Malgun Gothic" w:eastAsia="Malgun Gothic" w:hAnsi="Malgun Gothic"/>
-                <w:sz w:val="17"/>
-                <w:szCs w:val="17"/>
-              </w:rPr>
-              <w:t xml:space="preserve">같음. </w:t>
-            </w:r>
-            <w:r>
-              <w:rPr>
-                <w:rFonts w:ascii="Malgun Gothic" w:cs="Malgun Gothic" w:eastAsia="Malgun Gothic" w:hAnsi="Malgun Gothic"/>
-                <w:b/>
-                <w:bCs/>
-                <w:sz w:val="17"/>
-                <w:szCs w:val="17"/>
-              </w:rPr>
-              <w:t xml:space="preserve">파일럿 1이 패리티를 통과할 때만</w:t>
+              <w:t xml:space="preserve">파일럿 1</w:t>
+            </w:r>
+            <w:r>
+              <w:rPr>
+                <w:rFonts w:ascii="Malgun Gothic" w:cs="Malgun Gothic" w:eastAsia="Malgun Gothic" w:hAnsi="Malgun Gothic"/>
+                <w:sz w:val="17"/>
+                <w:szCs w:val="17"/>
+              </w:rPr>
+              <w:t xml:space="preserve">(SPY, 12개 설정)</w:t>
+            </w:r>
+          </w:p>
+        </w:tc>
+        <w:tc>
+          <w:tcPr>
+            <w:tcW w:type="dxa" w:w="4479"/>
+            <w:tcBorders>
+              <w:top w:val="single" w:color="B8C2CC" w:sz="4"/>
+              <w:left w:val="single" w:color="B8C2CC" w:sz="4"/>
+              <w:bottom w:val="single" w:color="B8C2CC" w:sz="4"/>
+              <w:right w:val="single" w:color="B8C2CC" w:sz="4"/>
+            </w:tcBorders>
+            <w:tcMar>
+              <w:top w:type="dxa" w:w="60"/>
+              <w:left w:type="dxa" w:w="90"/>
+              <w:bottom w:type="dxa" w:w="60"/>
+              <w:right w:type="dxa" w:w="90"/>
+            </w:tcMar>
+          </w:tcPr>
+          <w:p>
+            <w:pPr>
+              <w:spacing w:after="0" w:before="0" w:line="264"/>
+            </w:pPr>
+            <w:r>
+              <w:rPr>
+                <w:rFonts w:ascii="Malgun Gothic" w:cs="Malgun Gothic" w:eastAsia="Malgun Gothic" w:hAnsi="Malgun Gothic"/>
+                <w:sz w:val="17"/>
+                <w:szCs w:val="17"/>
+              </w:rPr>
+              <w:t xml:space="preserve">사용자: 실제 원장으로 실행 → Claude: 분석과 기록</w:t>
             </w:r>
           </w:p>
         </w:tc>
@@ -6724,7 +8310,7 @@
                 <w:sz w:val="17"/>
                 <w:szCs w:val="17"/>
               </w:rPr>
-              <w:t xml:space="preserve">⑥-1</w:t>
+              <w:t xml:space="preserve">⑤-1, ⑤-2</w:t>
             </w:r>
           </w:p>
         </w:tc>
@@ -6760,67 +8346,87 @@
                 <w:sz w:val="17"/>
                 <w:szCs w:val="17"/>
               </w:rPr>
-              <w:t xml:space="preserve">⑦-1</w:t>
-            </w:r>
-          </w:p>
-        </w:tc>
-        <w:tc>
-          <w:tcPr>
-            <w:tcW w:type="dxa" w:w="2701"/>
-            <w:tcBorders>
-              <w:top w:val="single" w:color="B8C2CC" w:sz="4"/>
-              <w:left w:val="single" w:color="B8C2CC" w:sz="4"/>
-              <w:bottom w:val="single" w:color="B8C2CC" w:sz="4"/>
-              <w:right w:val="single" w:color="B8C2CC" w:sz="4"/>
-            </w:tcBorders>
-            <w:tcMar>
-              <w:top w:type="dxa" w:w="60"/>
-              <w:left w:type="dxa" w:w="90"/>
-              <w:bottom w:type="dxa" w:w="60"/>
-              <w:right w:type="dxa" w:w="90"/>
-            </w:tcMar>
-          </w:tcPr>
-          <w:p>
-            <w:pPr>
-              <w:spacing w:after="0" w:before="0" w:line="264"/>
-            </w:pPr>
-            <w:r>
-              <w:rPr>
-                <w:rFonts w:ascii="Malgun Gothic" w:cs="Malgun Gothic" w:eastAsia="Malgun Gothic" w:hAnsi="Malgun Gothic"/>
-                <w:sz w:val="17"/>
-                <w:szCs w:val="17"/>
-              </w:rPr>
-              <w:t xml:space="preserve">마감(Step 10)</w:t>
-            </w:r>
-          </w:p>
-        </w:tc>
-        <w:tc>
-          <w:tcPr>
-            <w:tcW w:type="dxa" w:w="4705"/>
-            <w:tcBorders>
-              <w:top w:val="single" w:color="B8C2CC" w:sz="4"/>
-              <w:left w:val="single" w:color="B8C2CC" w:sz="4"/>
-              <w:bottom w:val="single" w:color="B8C2CC" w:sz="4"/>
-              <w:right w:val="single" w:color="B8C2CC" w:sz="4"/>
-            </w:tcBorders>
-            <w:tcMar>
-              <w:top w:type="dxa" w:w="60"/>
-              <w:left w:type="dxa" w:w="90"/>
-              <w:bottom w:type="dxa" w:w="60"/>
-              <w:right w:type="dxa" w:w="90"/>
-            </w:tcMar>
-          </w:tcPr>
-          <w:p>
-            <w:pPr>
-              <w:spacing w:after="0" w:before="0" w:line="264"/>
-            </w:pPr>
-            <w:r>
-              <w:rPr>
-                <w:rFonts w:ascii="Malgun Gothic" w:cs="Malgun Gothic" w:eastAsia="Malgun Gothic" w:hAnsi="Malgun Gothic"/>
-                <w:sz w:val="17"/>
-                <w:szCs w:val="17"/>
-              </w:rPr>
-              <w:t xml:space="preserve">사용자: Windows 전체 테스트 → Claude: 실행 기록, README 집계</w:t>
+              <w:t xml:space="preserve">⑥-2</w:t>
+            </w:r>
+          </w:p>
+        </w:tc>
+        <w:tc>
+          <w:tcPr>
+            <w:tcW w:type="dxa" w:w="2927"/>
+            <w:tcBorders>
+              <w:top w:val="single" w:color="B8C2CC" w:sz="4"/>
+              <w:left w:val="single" w:color="B8C2CC" w:sz="4"/>
+              <w:bottom w:val="single" w:color="B8C2CC" w:sz="4"/>
+              <w:right w:val="single" w:color="B8C2CC" w:sz="4"/>
+            </w:tcBorders>
+            <w:tcMar>
+              <w:top w:type="dxa" w:w="60"/>
+              <w:left w:type="dxa" w:w="90"/>
+              <w:bottom w:type="dxa" w:w="60"/>
+              <w:right w:type="dxa" w:w="90"/>
+            </w:tcMar>
+          </w:tcPr>
+          <w:p>
+            <w:pPr>
+              <w:spacing w:after="0" w:before="0" w:line="264"/>
+            </w:pPr>
+            <w:r>
+              <w:rPr>
+                <w:rFonts w:ascii="Malgun Gothic" w:cs="Malgun Gothic" w:eastAsia="Malgun Gothic" w:hAnsi="Malgun Gothic"/>
+                <w:b/>
+                <w:bCs/>
+                <w:sz w:val="17"/>
+                <w:szCs w:val="17"/>
+              </w:rPr>
+              <w:t xml:space="preserve">파일럿 2</w:t>
+            </w:r>
+            <w:r>
+              <w:rPr>
+                <w:rFonts w:ascii="Malgun Gothic" w:cs="Malgun Gothic" w:eastAsia="Malgun Gothic" w:hAnsi="Malgun Gothic"/>
+                <w:sz w:val="17"/>
+                <w:szCs w:val="17"/>
+              </w:rPr>
+              <w:t xml:space="preserve">(BTC-USD, 5개 설정)</w:t>
+            </w:r>
+          </w:p>
+        </w:tc>
+        <w:tc>
+          <w:tcPr>
+            <w:tcW w:type="dxa" w:w="4479"/>
+            <w:tcBorders>
+              <w:top w:val="single" w:color="B8C2CC" w:sz="4"/>
+              <w:left w:val="single" w:color="B8C2CC" w:sz="4"/>
+              <w:bottom w:val="single" w:color="B8C2CC" w:sz="4"/>
+              <w:right w:val="single" w:color="B8C2CC" w:sz="4"/>
+            </w:tcBorders>
+            <w:tcMar>
+              <w:top w:type="dxa" w:w="60"/>
+              <w:left w:type="dxa" w:w="90"/>
+              <w:bottom w:type="dxa" w:w="60"/>
+              <w:right w:type="dxa" w:w="90"/>
+            </w:tcMar>
+          </w:tcPr>
+          <w:p>
+            <w:pPr>
+              <w:spacing w:after="0" w:before="0" w:line="264"/>
+            </w:pPr>
+            <w:r>
+              <w:rPr>
+                <w:rFonts w:ascii="Malgun Gothic" w:cs="Malgun Gothic" w:eastAsia="Malgun Gothic" w:hAnsi="Malgun Gothic"/>
+                <w:sz w:val="17"/>
+                <w:szCs w:val="17"/>
+              </w:rPr>
+              <w:t xml:space="preserve">같음. </w:t>
+            </w:r>
+            <w:r>
+              <w:rPr>
+                <w:rFonts w:ascii="Malgun Gothic" w:cs="Malgun Gothic" w:eastAsia="Malgun Gothic" w:hAnsi="Malgun Gothic"/>
+                <w:b/>
+                <w:bCs/>
+                <w:sz w:val="17"/>
+                <w:szCs w:val="17"/>
+              </w:rPr>
+              <w:t xml:space="preserve">파일럿 1이 패리티를 통과할 때만</w:t>
             </w:r>
           </w:p>
         </w:tc>
@@ -6850,7 +8456,7 @@
                 <w:sz w:val="17"/>
                 <w:szCs w:val="17"/>
               </w:rPr>
-              <w:t xml:space="preserve">⑥-2</w:t>
+              <w:t xml:space="preserve">⑥-1</w:t>
             </w:r>
           </w:p>
         </w:tc>
@@ -6886,67 +8492,67 @@
                 <w:sz w:val="17"/>
                 <w:szCs w:val="17"/>
               </w:rPr>
-              <w:t xml:space="preserve">⑧-4</w:t>
-            </w:r>
-          </w:p>
-        </w:tc>
-        <w:tc>
-          <w:tcPr>
-            <w:tcW w:type="dxa" w:w="2701"/>
-            <w:tcBorders>
-              <w:top w:val="single" w:color="B8C2CC" w:sz="4"/>
-              <w:left w:val="single" w:color="B8C2CC" w:sz="4"/>
-              <w:bottom w:val="single" w:color="B8C2CC" w:sz="4"/>
-              <w:right w:val="single" w:color="B8C2CC" w:sz="4"/>
-            </w:tcBorders>
-            <w:tcMar>
-              <w:top w:type="dxa" w:w="60"/>
-              <w:left w:type="dxa" w:w="90"/>
-              <w:bottom w:type="dxa" w:w="60"/>
-              <w:right w:type="dxa" w:w="90"/>
-            </w:tcMar>
-          </w:tcPr>
-          <w:p>
-            <w:pPr>
-              <w:spacing w:after="0" w:before="0" w:line="264"/>
-            </w:pPr>
-            <w:r>
-              <w:rPr>
-                <w:rFonts w:ascii="Malgun Gothic" w:cs="Malgun Gothic" w:eastAsia="Malgun Gothic" w:hAnsi="Malgun Gothic"/>
-                <w:sz w:val="17"/>
-                <w:szCs w:val="17"/>
-              </w:rPr>
-              <w:t xml:space="preserve">분리 스펙 Phase 2(LAZYOWEN 이관)</w:t>
-            </w:r>
-          </w:p>
-        </w:tc>
-        <w:tc>
-          <w:tcPr>
-            <w:tcW w:type="dxa" w:w="4705"/>
-            <w:tcBorders>
-              <w:top w:val="single" w:color="B8C2CC" w:sz="4"/>
-              <w:left w:val="single" w:color="B8C2CC" w:sz="4"/>
-              <w:bottom w:val="single" w:color="B8C2CC" w:sz="4"/>
-              <w:right w:val="single" w:color="B8C2CC" w:sz="4"/>
-            </w:tcBorders>
-            <w:tcMar>
-              <w:top w:type="dxa" w:w="60"/>
-              <w:left w:type="dxa" w:w="90"/>
-              <w:bottom w:type="dxa" w:w="60"/>
-              <w:right w:type="dxa" w:w="90"/>
-            </w:tcMar>
-          </w:tcPr>
-          <w:p>
-            <w:pPr>
-              <w:spacing w:after="0" w:before="0" w:line="264"/>
-            </w:pPr>
-            <w:r>
-              <w:rPr>
-                <w:rFonts w:ascii="Malgun Gothic" w:cs="Malgun Gothic" w:eastAsia="Malgun Gothic" w:hAnsi="Malgun Gothic"/>
-                <w:sz w:val="17"/>
-                <w:szCs w:val="17"/>
-              </w:rPr>
-              <w:t xml:space="preserve">Claude 스펙 → 사용자 별도 승인</w:t>
+              <w:t xml:space="preserve">⑦-1</w:t>
+            </w:r>
+          </w:p>
+        </w:tc>
+        <w:tc>
+          <w:tcPr>
+            <w:tcW w:type="dxa" w:w="2927"/>
+            <w:tcBorders>
+              <w:top w:val="single" w:color="B8C2CC" w:sz="4"/>
+              <w:left w:val="single" w:color="B8C2CC" w:sz="4"/>
+              <w:bottom w:val="single" w:color="B8C2CC" w:sz="4"/>
+              <w:right w:val="single" w:color="B8C2CC" w:sz="4"/>
+            </w:tcBorders>
+            <w:tcMar>
+              <w:top w:type="dxa" w:w="60"/>
+              <w:left w:type="dxa" w:w="90"/>
+              <w:bottom w:type="dxa" w:w="60"/>
+              <w:right w:type="dxa" w:w="90"/>
+            </w:tcMar>
+          </w:tcPr>
+          <w:p>
+            <w:pPr>
+              <w:spacing w:after="0" w:before="0" w:line="264"/>
+            </w:pPr>
+            <w:r>
+              <w:rPr>
+                <w:rFonts w:ascii="Malgun Gothic" w:cs="Malgun Gothic" w:eastAsia="Malgun Gothic" w:hAnsi="Malgun Gothic"/>
+                <w:sz w:val="17"/>
+                <w:szCs w:val="17"/>
+              </w:rPr>
+              <w:t xml:space="preserve">마감(Step 10)</w:t>
+            </w:r>
+          </w:p>
+        </w:tc>
+        <w:tc>
+          <w:tcPr>
+            <w:tcW w:type="dxa" w:w="4479"/>
+            <w:tcBorders>
+              <w:top w:val="single" w:color="B8C2CC" w:sz="4"/>
+              <w:left w:val="single" w:color="B8C2CC" w:sz="4"/>
+              <w:bottom w:val="single" w:color="B8C2CC" w:sz="4"/>
+              <w:right w:val="single" w:color="B8C2CC" w:sz="4"/>
+            </w:tcBorders>
+            <w:tcMar>
+              <w:top w:type="dxa" w:w="60"/>
+              <w:left w:type="dxa" w:w="90"/>
+              <w:bottom w:type="dxa" w:w="60"/>
+              <w:right w:type="dxa" w:w="90"/>
+            </w:tcMar>
+          </w:tcPr>
+          <w:p>
+            <w:pPr>
+              <w:spacing w:after="0" w:before="0" w:line="264"/>
+            </w:pPr>
+            <w:r>
+              <w:rPr>
+                <w:rFonts w:ascii="Malgun Gothic" w:cs="Malgun Gothic" w:eastAsia="Malgun Gothic" w:hAnsi="Malgun Gothic"/>
+                <w:sz w:val="17"/>
+                <w:szCs w:val="17"/>
+              </w:rPr>
+              <w:t xml:space="preserve">사용자: Windows 전체 테스트 → Claude: 실행 기록, README 집계</w:t>
             </w:r>
           </w:p>
         </w:tc>
@@ -6976,7 +8582,7 @@
                 <w:sz w:val="17"/>
                 <w:szCs w:val="17"/>
               </w:rPr>
-              <w:t xml:space="preserve">⑧-1</w:t>
+              <w:t xml:space="preserve">⑥-2</w:t>
             </w:r>
           </w:p>
         </w:tc>
@@ -7012,67 +8618,67 @@
                 <w:sz w:val="17"/>
                 <w:szCs w:val="17"/>
               </w:rPr>
-              <w:t xml:space="preserve">⑨-2</w:t>
-            </w:r>
-          </w:p>
-        </w:tc>
-        <w:tc>
-          <w:tcPr>
-            <w:tcW w:type="dxa" w:w="2701"/>
-            <w:tcBorders>
-              <w:top w:val="single" w:color="B8C2CC" w:sz="4"/>
-              <w:left w:val="single" w:color="B8C2CC" w:sz="4"/>
-              <w:bottom w:val="single" w:color="B8C2CC" w:sz="4"/>
-              <w:right w:val="single" w:color="B8C2CC" w:sz="4"/>
-            </w:tcBorders>
-            <w:tcMar>
-              <w:top w:type="dxa" w:w="60"/>
-              <w:left w:type="dxa" w:w="90"/>
-              <w:bottom w:type="dxa" w:w="60"/>
-              <w:right w:type="dxa" w:w="90"/>
-            </w:tcMar>
-          </w:tcPr>
-          <w:p>
-            <w:pPr>
-              <w:spacing w:after="0" w:before="0" w:line="264"/>
-            </w:pPr>
-            <w:r>
-              <w:rPr>
-                <w:rFonts w:ascii="Malgun Gothic" w:cs="Malgun Gothic" w:eastAsia="Malgun Gothic" w:hAnsi="Malgun Gothic"/>
-                <w:sz w:val="17"/>
-                <w:szCs w:val="17"/>
-              </w:rPr>
-              <w:t xml:space="preserve">매크로 데이터 확보</w:t>
-            </w:r>
-          </w:p>
-        </w:tc>
-        <w:tc>
-          <w:tcPr>
-            <w:tcW w:type="dxa" w:w="4705"/>
-            <w:tcBorders>
-              <w:top w:val="single" w:color="B8C2CC" w:sz="4"/>
-              <w:left w:val="single" w:color="B8C2CC" w:sz="4"/>
-              <w:bottom w:val="single" w:color="B8C2CC" w:sz="4"/>
-              <w:right w:val="single" w:color="B8C2CC" w:sz="4"/>
-            </w:tcBorders>
-            <w:tcMar>
-              <w:top w:type="dxa" w:w="60"/>
-              <w:left w:type="dxa" w:w="90"/>
-              <w:bottom w:type="dxa" w:w="60"/>
-              <w:right w:type="dxa" w:w="90"/>
-            </w:tcMar>
-          </w:tcPr>
-          <w:p>
-            <w:pPr>
-              <w:spacing w:after="0" w:before="0" w:line="264"/>
-            </w:pPr>
-            <w:r>
-              <w:rPr>
-                <w:rFonts w:ascii="Malgun Gothic" w:cs="Malgun Gothic" w:eastAsia="Malgun Gothic" w:hAnsi="Malgun Gothic"/>
-                <w:sz w:val="17"/>
-                <w:szCs w:val="17"/>
-              </w:rPr>
-              <w:t xml:space="preserve">Claude 목록 → 사용자가 확보하고 라이선스 확인</w:t>
+              <w:t xml:space="preserve">⑧-4</w:t>
+            </w:r>
+          </w:p>
+        </w:tc>
+        <w:tc>
+          <w:tcPr>
+            <w:tcW w:type="dxa" w:w="2927"/>
+            <w:tcBorders>
+              <w:top w:val="single" w:color="B8C2CC" w:sz="4"/>
+              <w:left w:val="single" w:color="B8C2CC" w:sz="4"/>
+              <w:bottom w:val="single" w:color="B8C2CC" w:sz="4"/>
+              <w:right w:val="single" w:color="B8C2CC" w:sz="4"/>
+            </w:tcBorders>
+            <w:tcMar>
+              <w:top w:type="dxa" w:w="60"/>
+              <w:left w:type="dxa" w:w="90"/>
+              <w:bottom w:type="dxa" w:w="60"/>
+              <w:right w:type="dxa" w:w="90"/>
+            </w:tcMar>
+          </w:tcPr>
+          <w:p>
+            <w:pPr>
+              <w:spacing w:after="0" w:before="0" w:line="264"/>
+            </w:pPr>
+            <w:r>
+              <w:rPr>
+                <w:rFonts w:ascii="Malgun Gothic" w:cs="Malgun Gothic" w:eastAsia="Malgun Gothic" w:hAnsi="Malgun Gothic"/>
+                <w:sz w:val="17"/>
+                <w:szCs w:val="17"/>
+              </w:rPr>
+              <w:t xml:space="preserve">분리 스펙 Phase 2(LAZYOWEN 이관)</w:t>
+            </w:r>
+          </w:p>
+        </w:tc>
+        <w:tc>
+          <w:tcPr>
+            <w:tcW w:type="dxa" w:w="4479"/>
+            <w:tcBorders>
+              <w:top w:val="single" w:color="B8C2CC" w:sz="4"/>
+              <w:left w:val="single" w:color="B8C2CC" w:sz="4"/>
+              <w:bottom w:val="single" w:color="B8C2CC" w:sz="4"/>
+              <w:right w:val="single" w:color="B8C2CC" w:sz="4"/>
+            </w:tcBorders>
+            <w:tcMar>
+              <w:top w:type="dxa" w:w="60"/>
+              <w:left w:type="dxa" w:w="90"/>
+              <w:bottom w:type="dxa" w:w="60"/>
+              <w:right w:type="dxa" w:w="90"/>
+            </w:tcMar>
+          </w:tcPr>
+          <w:p>
+            <w:pPr>
+              <w:spacing w:after="0" w:before="0" w:line="264"/>
+            </w:pPr>
+            <w:r>
+              <w:rPr>
+                <w:rFonts w:ascii="Malgun Gothic" w:cs="Malgun Gothic" w:eastAsia="Malgun Gothic" w:hAnsi="Malgun Gothic"/>
+                <w:sz w:val="17"/>
+                <w:szCs w:val="17"/>
+              </w:rPr>
+              <w:t xml:space="preserve">Claude 스펙 → 사용자 별도 승인</w:t>
             </w:r>
           </w:p>
         </w:tc>
@@ -7102,7 +8708,7 @@
                 <w:sz w:val="17"/>
                 <w:szCs w:val="17"/>
               </w:rPr>
-              <w:t xml:space="preserve">②-5</w:t>
+              <w:t xml:space="preserve">⑧-1</w:t>
             </w:r>
           </w:p>
         </w:tc>
@@ -7138,69 +8744,67 @@
                 <w:sz w:val="17"/>
                 <w:szCs w:val="17"/>
               </w:rPr>
-              <w:t xml:space="preserve">⑨-3</w:t>
-            </w:r>
-          </w:p>
-        </w:tc>
-        <w:tc>
-          <w:tcPr>
-            <w:tcW w:type="dxa" w:w="2701"/>
-            <w:tcBorders>
-              <w:top w:val="single" w:color="B8C2CC" w:sz="4"/>
-              <w:left w:val="single" w:color="B8C2CC" w:sz="4"/>
-              <w:bottom w:val="single" w:color="B8C2CC" w:sz="4"/>
-              <w:right w:val="single" w:color="B8C2CC" w:sz="4"/>
-            </w:tcBorders>
-            <w:tcMar>
-              <w:top w:type="dxa" w:w="60"/>
-              <w:left w:type="dxa" w:w="90"/>
-              <w:bottom w:type="dxa" w:w="60"/>
-              <w:right w:type="dxa" w:w="90"/>
-            </w:tcMar>
-          </w:tcPr>
-          <w:p>
-            <w:pPr>
-              <w:spacing w:after="0" w:before="0" w:line="264"/>
-            </w:pPr>
-            <w:r>
-              <w:rPr>
-                <w:rFonts w:ascii="Malgun Gothic" w:cs="Malgun Gothic" w:eastAsia="Malgun Gothic" w:hAnsi="Malgun Gothic"/>
-                <w:b/>
-                <w:bCs/>
-                <w:sz w:val="17"/>
-                <w:szCs w:val="17"/>
-              </w:rPr>
-              <w:t xml:space="preserve">Strategy Lab 원장 선등록과 원장 기반 시행 횟수</w:t>
-            </w:r>
-          </w:p>
-        </w:tc>
-        <w:tc>
-          <w:tcPr>
-            <w:tcW w:type="dxa" w:w="4705"/>
-            <w:tcBorders>
-              <w:top w:val="single" w:color="B8C2CC" w:sz="4"/>
-              <w:left w:val="single" w:color="B8C2CC" w:sz="4"/>
-              <w:bottom w:val="single" w:color="B8C2CC" w:sz="4"/>
-              <w:right w:val="single" w:color="B8C2CC" w:sz="4"/>
-            </w:tcBorders>
-            <w:tcMar>
-              <w:top w:type="dxa" w:w="60"/>
-              <w:left w:type="dxa" w:w="90"/>
-              <w:bottom w:type="dxa" w:w="60"/>
-              <w:right w:type="dxa" w:w="90"/>
-            </w:tcMar>
-          </w:tcPr>
-          <w:p>
-            <w:pPr>
-              <w:spacing w:after="0" w:before="0" w:line="264"/>
-            </w:pPr>
-            <w:r>
-              <w:rPr>
-                <w:rFonts w:ascii="Malgun Gothic" w:cs="Malgun Gothic" w:eastAsia="Malgun Gothic" w:hAnsi="Malgun Gothic"/>
-                <w:sz w:val="17"/>
-                <w:szCs w:val="17"/>
-              </w:rPr>
-              <w:t xml:space="preserve">사용자 R3 판정 → Claude 구현</w:t>
+              <w:t xml:space="preserve">⑨-2</w:t>
+            </w:r>
+          </w:p>
+        </w:tc>
+        <w:tc>
+          <w:tcPr>
+            <w:tcW w:type="dxa" w:w="2927"/>
+            <w:tcBorders>
+              <w:top w:val="single" w:color="B8C2CC" w:sz="4"/>
+              <w:left w:val="single" w:color="B8C2CC" w:sz="4"/>
+              <w:bottom w:val="single" w:color="B8C2CC" w:sz="4"/>
+              <w:right w:val="single" w:color="B8C2CC" w:sz="4"/>
+            </w:tcBorders>
+            <w:tcMar>
+              <w:top w:type="dxa" w:w="60"/>
+              <w:left w:type="dxa" w:w="90"/>
+              <w:bottom w:type="dxa" w:w="60"/>
+              <w:right w:type="dxa" w:w="90"/>
+            </w:tcMar>
+          </w:tcPr>
+          <w:p>
+            <w:pPr>
+              <w:spacing w:after="0" w:before="0" w:line="264"/>
+            </w:pPr>
+            <w:r>
+              <w:rPr>
+                <w:rFonts w:ascii="Malgun Gothic" w:cs="Malgun Gothic" w:eastAsia="Malgun Gothic" w:hAnsi="Malgun Gothic"/>
+                <w:sz w:val="17"/>
+                <w:szCs w:val="17"/>
+              </w:rPr>
+              <w:t xml:space="preserve">매크로 데이터 확보</w:t>
+            </w:r>
+          </w:p>
+        </w:tc>
+        <w:tc>
+          <w:tcPr>
+            <w:tcW w:type="dxa" w:w="4479"/>
+            <w:tcBorders>
+              <w:top w:val="single" w:color="B8C2CC" w:sz="4"/>
+              <w:left w:val="single" w:color="B8C2CC" w:sz="4"/>
+              <w:bottom w:val="single" w:color="B8C2CC" w:sz="4"/>
+              <w:right w:val="single" w:color="B8C2CC" w:sz="4"/>
+            </w:tcBorders>
+            <w:tcMar>
+              <w:top w:type="dxa" w:w="60"/>
+              <w:left w:type="dxa" w:w="90"/>
+              <w:bottom w:type="dxa" w:w="60"/>
+              <w:right w:type="dxa" w:w="90"/>
+            </w:tcMar>
+          </w:tcPr>
+          <w:p>
+            <w:pPr>
+              <w:spacing w:after="0" w:before="0" w:line="264"/>
+            </w:pPr>
+            <w:r>
+              <w:rPr>
+                <w:rFonts w:ascii="Malgun Gothic" w:cs="Malgun Gothic" w:eastAsia="Malgun Gothic" w:hAnsi="Malgun Gothic"/>
+                <w:sz w:val="17"/>
+                <w:szCs w:val="17"/>
+              </w:rPr>
+              <w:t xml:space="preserve">Claude 목록 → 사용자가 확보하고 라이선스 확인</w:t>
             </w:r>
           </w:p>
         </w:tc>
@@ -7230,7 +8834,7 @@
                 <w:sz w:val="17"/>
                 <w:szCs w:val="17"/>
               </w:rPr>
-              <w:t xml:space="preserve">①-4, ②-5</w:t>
+              <w:t xml:space="preserve">②-5</w:t>
             </w:r>
           </w:p>
         </w:tc>
@@ -7272,7 +8876,7 @@
         </w:tc>
         <w:tc>
           <w:tcPr>
-            <w:tcW w:type="dxa" w:w="2701"/>
+            <w:tcW w:type="dxa" w:w="2927"/>
             <w:tcBorders>
               <w:top w:val="single" w:color="B8C2CC" w:sz="4"/>
               <w:left w:val="single" w:color="B8C2CC" w:sz="4"/>
@@ -7304,7 +8908,7 @@
         </w:tc>
         <w:tc>
           <w:tcPr>
-            <w:tcW w:type="dxa" w:w="4705"/>
+            <w:tcW w:type="dxa" w:w="4479"/>
             <w:tcBorders>
               <w:top w:val="single" w:color="B8C2CC" w:sz="4"/>
               <w:left w:val="single" w:color="B8C2CC" w:sz="4"/>
@@ -7400,7 +9004,7 @@
         </w:tc>
         <w:tc>
           <w:tcPr>
-            <w:tcW w:type="dxa" w:w="2701"/>
+            <w:tcW w:type="dxa" w:w="2927"/>
             <w:tcBorders>
               <w:top w:val="single" w:color="B8C2CC" w:sz="4"/>
               <w:left w:val="single" w:color="B8C2CC" w:sz="4"/>
@@ -7430,7 +9034,7 @@
         </w:tc>
         <w:tc>
           <w:tcPr>
-            <w:tcW w:type="dxa" w:w="4705"/>
+            <w:tcW w:type="dxa" w:w="4479"/>
             <w:tcBorders>
               <w:top w:val="single" w:color="B8C2CC" w:sz="4"/>
               <w:left w:val="single" w:color="B8C2CC" w:sz="4"/>
@@ -7526,7 +9130,7 @@
         </w:tc>
         <w:tc>
           <w:tcPr>
-            <w:tcW w:type="dxa" w:w="2701"/>
+            <w:tcW w:type="dxa" w:w="2927"/>
             <w:tcBorders>
               <w:top w:val="single" w:color="B8C2CC" w:sz="4"/>
               <w:left w:val="single" w:color="B8C2CC" w:sz="4"/>
@@ -7554,11 +9158,19 @@
               </w:rPr>
               <w:t xml:space="preserve">규제 검토</w:t>
             </w:r>
-          </w:p>
-        </w:tc>
-        <w:tc>
-          <w:tcPr>
-            <w:tcW w:type="dxa" w:w="4705"/>
+            <w:r>
+              <w:rPr>
+                <w:rFonts w:ascii="Malgun Gothic" w:cs="Malgun Gothic" w:eastAsia="Malgun Gothic" w:hAnsi="Malgun Gothic"/>
+                <w:sz w:val="17"/>
+                <w:szCs w:val="17"/>
+              </w:rPr>
+              <w:t xml:space="preserve">(무료 배포 전에도 필수; 투자자문업·유사투자자문업, 데이터 재배포 라이선스, README 원칙 개정)</w:t>
+            </w:r>
+          </w:p>
+        </w:tc>
+        <w:tc>
+          <w:tcPr>
+            <w:tcW w:type="dxa" w:w="4479"/>
             <w:tcBorders>
               <w:top w:val="single" w:color="B8C2CC" w:sz="4"/>
               <w:left w:val="single" w:color="B8C2CC" w:sz="4"/>
@@ -7654,7 +9266,7 @@
         </w:tc>
         <w:tc>
           <w:tcPr>
-            <w:tcW w:type="dxa" w:w="2701"/>
+            <w:tcW w:type="dxa" w:w="2927"/>
             <w:tcBorders>
               <w:top w:val="single" w:color="B8C2CC" w:sz="4"/>
               <w:left w:val="single" w:color="B8C2CC" w:sz="4"/>
@@ -7694,7 +9306,7 @@
         </w:tc>
         <w:tc>
           <w:tcPr>
-            <w:tcW w:type="dxa" w:w="4705"/>
+            <w:tcW w:type="dxa" w:w="4479"/>
             <w:tcBorders>
               <w:top w:val="single" w:color="B8C2CC" w:sz="4"/>
               <w:left w:val="single" w:color="B8C2CC" w:sz="4"/>
@@ -7790,7 +9402,7 @@
         </w:tc>
         <w:tc>
           <w:tcPr>
-            <w:tcW w:type="dxa" w:w="2701"/>
+            <w:tcW w:type="dxa" w:w="2927"/>
             <w:tcBorders>
               <w:top w:val="single" w:color="B8C2CC" w:sz="4"/>
               <w:left w:val="single" w:color="B8C2CC" w:sz="4"/>
@@ -7822,7 +9434,7 @@
         </w:tc>
         <w:tc>
           <w:tcPr>
-            <w:tcW w:type="dxa" w:w="4705"/>
+            <w:tcW w:type="dxa" w:w="4479"/>
             <w:tcBorders>
               <w:top w:val="single" w:color="B8C2CC" w:sz="4"/>
               <w:left w:val="single" w:color="B8C2CC" w:sz="4"/>
@@ -7975,7 +9587,7 @@
         <w:rPr>
           <w:rFonts w:ascii="Malgun Gothic" w:cs="Malgun Gothic" w:eastAsia="Malgun Gothic" w:hAnsi="Malgun Gothic"/>
         </w:rPr>
-        <w:t xml:space="preserve">⚠️ 판정이 필요한 사항 (순서 ①-4)</w:t>
+        <w:t xml:space="preserve">⚠️ 판정 현황과 남은 결정</w:t>
       </w:r>
     </w:p>
     <w:tbl>
@@ -7992,9 +9604,9 @@
         <w:tblLayout w:type="fixed"/>
       </w:tblPr>
       <w:tblGrid>
-        <w:gridCol w:w="1250"/>
-        <w:gridCol w:w="6638"/>
-        <w:gridCol w:w="2018"/>
+        <w:gridCol w:w="1629"/>
+        <w:gridCol w:w="4837"/>
+        <w:gridCol w:w="3440"/>
       </w:tblGrid>
       <w:tr>
         <w:trPr>
@@ -8003,7 +9615,7 @@
         </w:trPr>
         <w:tc>
           <w:tcPr>
-            <w:tcW w:type="dxa" w:w="1250"/>
+            <w:tcW w:type="dxa" w:w="1629"/>
             <w:tcBorders>
               <w:top w:val="single" w:color="B8C2CC" w:sz="4"/>
               <w:left w:val="single" w:color="B8C2CC" w:sz="4"/>
@@ -8037,7 +9649,7 @@
         </w:tc>
         <w:tc>
           <w:tcPr>
-            <w:tcW w:type="dxa" w:w="6638"/>
+            <w:tcW w:type="dxa" w:w="4837"/>
             <w:tcBorders>
               <w:top w:val="single" w:color="B8C2CC" w:sz="4"/>
               <w:left w:val="single" w:color="B8C2CC" w:sz="4"/>
@@ -8071,7 +9683,7 @@
         </w:tc>
         <w:tc>
           <w:tcPr>
-            <w:tcW w:type="dxa" w:w="2018"/>
+            <w:tcW w:type="dxa" w:w="3440"/>
             <w:tcBorders>
               <w:top w:val="single" w:color="B8C2CC" w:sz="4"/>
               <w:left w:val="single" w:color="B8C2CC" w:sz="4"/>
@@ -8099,7 +9711,7 @@
                 <w:sz w:val="17"/>
                 <w:szCs w:val="17"/>
               </w:rPr>
-              <w:t xml:space="preserve">권고 기본값</w:t>
+              <w:t xml:space="preserve">판정</w:t>
             </w:r>
           </w:p>
         </w:tc>
@@ -8111,7 +9723,67 @@
         </w:trPr>
         <w:tc>
           <w:tcPr>
-            <w:tcW w:type="dxa" w:w="1250"/>
+            <w:tcW w:type="dxa" w:w="1629"/>
+            <w:tcBorders>
+              <w:top w:val="single" w:color="B8C2CC" w:sz="4"/>
+              <w:left w:val="single" w:color="B8C2CC" w:sz="4"/>
+              <w:bottom w:val="single" w:color="B8C2CC" w:sz="4"/>
+              <w:right w:val="single" w:color="B8C2CC" w:sz="4"/>
+            </w:tcBorders>
+            <w:tcMar>
+              <w:top w:type="dxa" w:w="60"/>
+              <w:left w:type="dxa" w:w="90"/>
+              <w:bottom w:type="dxa" w:w="60"/>
+              <w:right w:type="dxa" w:w="90"/>
+            </w:tcMar>
+          </w:tcPr>
+          <w:p>
+            <w:pPr>
+              <w:spacing w:after="0" w:before="0" w:line="264"/>
+            </w:pPr>
+            <w:r>
+              <w:rPr>
+                <w:rFonts w:ascii="Malgun Gothic" w:cs="Malgun Gothic" w:eastAsia="Malgun Gothic" w:hAnsi="Malgun Gothic"/>
+                <w:sz w:val="17"/>
+                <w:szCs w:val="17"/>
+              </w:rPr>
+              <w:t xml:space="preserve">R1</w:t>
+            </w:r>
+          </w:p>
+        </w:tc>
+        <w:tc>
+          <w:tcPr>
+            <w:tcW w:type="dxa" w:w="4837"/>
+            <w:tcBorders>
+              <w:top w:val="single" w:color="B8C2CC" w:sz="4"/>
+              <w:left w:val="single" w:color="B8C2CC" w:sz="4"/>
+              <w:bottom w:val="single" w:color="B8C2CC" w:sz="4"/>
+              <w:right w:val="single" w:color="B8C2CC" w:sz="4"/>
+            </w:tcBorders>
+            <w:tcMar>
+              <w:top w:type="dxa" w:w="60"/>
+              <w:left w:type="dxa" w:w="90"/>
+              <w:bottom w:type="dxa" w:w="60"/>
+              <w:right w:type="dxa" w:w="90"/>
+            </w:tcMar>
+          </w:tcPr>
+          <w:p>
+            <w:pPr>
+              <w:spacing w:after="0" w:before="0" w:line="264"/>
+            </w:pPr>
+            <w:r>
+              <w:rPr>
+                <w:rFonts w:ascii="Malgun Gothic" w:cs="Malgun Gothic" w:eastAsia="Malgun Gothic" w:hAnsi="Malgun Gothic"/>
+                <w:sz w:val="17"/>
+                <w:szCs w:val="17"/>
+              </w:rPr>
+              <w:t xml:space="preserve">"시장 출시"의 의미</w:t>
+            </w:r>
+          </w:p>
+        </w:tc>
+        <w:tc>
+          <w:tcPr>
+            <w:tcW w:type="dxa" w:w="3440"/>
             <w:tcBorders>
               <w:top w:val="single" w:color="B8C2CC" w:sz="4"/>
               <w:left w:val="single" w:color="B8C2CC" w:sz="4"/>
@@ -8137,67 +9809,15 @@
                 <w:sz w:val="17"/>
                 <w:szCs w:val="17"/>
               </w:rPr>
-              <w:t xml:space="preserve">R1</w:t>
-            </w:r>
-          </w:p>
-        </w:tc>
-        <w:tc>
-          <w:tcPr>
-            <w:tcW w:type="dxa" w:w="6638"/>
-            <w:tcBorders>
-              <w:top w:val="single" w:color="B8C2CC" w:sz="4"/>
-              <w:left w:val="single" w:color="B8C2CC" w:sz="4"/>
-              <w:bottom w:val="single" w:color="B8C2CC" w:sz="4"/>
-              <w:right w:val="single" w:color="B8C2CC" w:sz="4"/>
-            </w:tcBorders>
-            <w:tcMar>
-              <w:top w:type="dxa" w:w="60"/>
-              <w:left w:type="dxa" w:w="90"/>
-              <w:bottom w:type="dxa" w:w="60"/>
-              <w:right w:type="dxa" w:w="90"/>
-            </w:tcMar>
-          </w:tcPr>
-          <w:p>
-            <w:pPr>
-              <w:spacing w:after="0" w:before="0" w:line="264"/>
-            </w:pPr>
-            <w:r>
-              <w:rPr>
-                <w:rFonts w:ascii="Malgun Gothic" w:cs="Malgun Gothic" w:eastAsia="Malgun Gothic" w:hAnsi="Malgun Gothic"/>
-                <w:sz w:val="17"/>
-                <w:szCs w:val="17"/>
-              </w:rPr>
-              <w:t xml:space="preserve">"시장 출시"는 개인용, 무료 배포, 유료 판매 중 무엇입니까?</w:t>
-            </w:r>
-          </w:p>
-        </w:tc>
-        <w:tc>
-          <w:tcPr>
-            <w:tcW w:type="dxa" w:w="2018"/>
-            <w:tcBorders>
-              <w:top w:val="single" w:color="B8C2CC" w:sz="4"/>
-              <w:left w:val="single" w:color="B8C2CC" w:sz="4"/>
-              <w:bottom w:val="single" w:color="B8C2CC" w:sz="4"/>
-              <w:right w:val="single" w:color="B8C2CC" w:sz="4"/>
-            </w:tcBorders>
-            <w:tcMar>
-              <w:top w:type="dxa" w:w="60"/>
-              <w:left w:type="dxa" w:w="90"/>
-              <w:bottom w:type="dxa" w:w="60"/>
-              <w:right w:type="dxa" w:w="90"/>
-            </w:tcMar>
-          </w:tcPr>
-          <w:p>
-            <w:pPr>
-              <w:spacing w:after="0" w:before="0" w:line="264"/>
-            </w:pPr>
-            <w:r>
-              <w:rPr>
-                <w:rFonts w:ascii="Malgun Gothic" w:cs="Malgun Gothic" w:eastAsia="Malgun Gothic" w:hAnsi="Malgun Gothic"/>
-                <w:sz w:val="17"/>
-                <w:szCs w:val="17"/>
-              </w:rPr>
-              <w:t xml:space="preserve">현재는 개인용. 외부 배포는 규제 검토 뒤 결정</w:t>
+              <w:t xml:space="preserve">무료 배포, 법령 검토 후 유료 전환 예정</w:t>
+            </w:r>
+            <w:r>
+              <w:rPr>
+                <w:rFonts w:ascii="Malgun Gothic" w:cs="Malgun Gothic" w:eastAsia="Malgun Gothic" w:hAnsi="Malgun Gothic"/>
+                <w:sz w:val="17"/>
+                <w:szCs w:val="17"/>
+              </w:rPr>
+              <w:t xml:space="preserve"> (2026-10-27)</w:t>
             </w:r>
           </w:p>
         </w:tc>
@@ -8209,7 +9829,7 @@
         </w:trPr>
         <w:tc>
           <w:tcPr>
-            <w:tcW w:type="dxa" w:w="1250"/>
+            <w:tcW w:type="dxa" w:w="1629"/>
             <w:tcBorders>
               <w:top w:val="single" w:color="B8C2CC" w:sz="4"/>
               <w:left w:val="single" w:color="B8C2CC" w:sz="4"/>
@@ -8239,57 +9859,59 @@
         </w:tc>
         <w:tc>
           <w:tcPr>
-            <w:tcW w:type="dxa" w:w="6638"/>
-            <w:tcBorders>
-              <w:top w:val="single" w:color="B8C2CC" w:sz="4"/>
-              <w:left w:val="single" w:color="B8C2CC" w:sz="4"/>
-              <w:bottom w:val="single" w:color="B8C2CC" w:sz="4"/>
-              <w:right w:val="single" w:color="B8C2CC" w:sz="4"/>
-            </w:tcBorders>
-            <w:tcMar>
-              <w:top w:type="dxa" w:w="60"/>
-              <w:left w:type="dxa" w:w="90"/>
-              <w:bottom w:type="dxa" w:w="60"/>
-              <w:right w:type="dxa" w:w="90"/>
-            </w:tcMar>
-          </w:tcPr>
-          <w:p>
-            <w:pPr>
-              <w:spacing w:after="0" w:before="0" w:line="264"/>
-            </w:pPr>
-            <w:r>
-              <w:rPr>
-                <w:rFonts w:ascii="Malgun Gothic" w:cs="Malgun Gothic" w:eastAsia="Malgun Gothic" w:hAnsi="Malgun Gothic"/>
-                <w:sz w:val="17"/>
-                <w:szCs w:val="17"/>
-              </w:rPr>
-              <w:t xml:space="preserve">피드백 순환을 A2의 제어 경로로 운영할까요?</w:t>
-            </w:r>
-          </w:p>
-        </w:tc>
-        <w:tc>
-          <w:tcPr>
-            <w:tcW w:type="dxa" w:w="2018"/>
-            <w:tcBorders>
-              <w:top w:val="single" w:color="B8C2CC" w:sz="4"/>
-              <w:left w:val="single" w:color="B8C2CC" w:sz="4"/>
-              <w:bottom w:val="single" w:color="B8C2CC" w:sz="4"/>
-              <w:right w:val="single" w:color="B8C2CC" w:sz="4"/>
-            </w:tcBorders>
-            <w:tcMar>
-              <w:top w:type="dxa" w:w="60"/>
-              <w:left w:type="dxa" w:w="90"/>
-              <w:bottom w:type="dxa" w:w="60"/>
-              <w:right w:type="dxa" w:w="90"/>
-            </w:tcMar>
-          </w:tcPr>
-          <w:p>
-            <w:pPr>
-              <w:spacing w:after="0" w:before="0" w:line="264"/>
-            </w:pPr>
-            <w:r>
-              <w:rPr>
-                <w:rFonts w:ascii="Malgun Gothic" w:cs="Malgun Gothic" w:eastAsia="Malgun Gothic" w:hAnsi="Malgun Gothic"/>
+            <w:tcW w:type="dxa" w:w="4837"/>
+            <w:tcBorders>
+              <w:top w:val="single" w:color="B8C2CC" w:sz="4"/>
+              <w:left w:val="single" w:color="B8C2CC" w:sz="4"/>
+              <w:bottom w:val="single" w:color="B8C2CC" w:sz="4"/>
+              <w:right w:val="single" w:color="B8C2CC" w:sz="4"/>
+            </w:tcBorders>
+            <w:tcMar>
+              <w:top w:type="dxa" w:w="60"/>
+              <w:left w:type="dxa" w:w="90"/>
+              <w:bottom w:type="dxa" w:w="60"/>
+              <w:right w:type="dxa" w:w="90"/>
+            </w:tcMar>
+          </w:tcPr>
+          <w:p>
+            <w:pPr>
+              <w:spacing w:after="0" w:before="0" w:line="264"/>
+            </w:pPr>
+            <w:r>
+              <w:rPr>
+                <w:rFonts w:ascii="Malgun Gothic" w:cs="Malgun Gothic" w:eastAsia="Malgun Gothic" w:hAnsi="Malgun Gothic"/>
+                <w:sz w:val="17"/>
+                <w:szCs w:val="17"/>
+              </w:rPr>
+              <w:t xml:space="preserve">피드백 순환의 제어 경로</w:t>
+            </w:r>
+          </w:p>
+        </w:tc>
+        <w:tc>
+          <w:tcPr>
+            <w:tcW w:type="dxa" w:w="3440"/>
+            <w:tcBorders>
+              <w:top w:val="single" w:color="B8C2CC" w:sz="4"/>
+              <w:left w:val="single" w:color="B8C2CC" w:sz="4"/>
+              <w:bottom w:val="single" w:color="B8C2CC" w:sz="4"/>
+              <w:right w:val="single" w:color="B8C2CC" w:sz="4"/>
+            </w:tcBorders>
+            <w:tcMar>
+              <w:top w:type="dxa" w:w="60"/>
+              <w:left w:type="dxa" w:w="90"/>
+              <w:bottom w:type="dxa" w:w="60"/>
+              <w:right w:type="dxa" w:w="90"/>
+            </w:tcMar>
+          </w:tcPr>
+          <w:p>
+            <w:pPr>
+              <w:spacing w:after="0" w:before="0" w:line="264"/>
+            </w:pPr>
+            <w:r>
+              <w:rPr>
+                <w:rFonts w:ascii="Malgun Gothic" w:cs="Malgun Gothic" w:eastAsia="Malgun Gothic" w:hAnsi="Malgun Gothic"/>
+                <w:b/>
+                <w:bCs/>
                 <w:sz w:val="17"/>
                 <w:szCs w:val="17"/>
               </w:rPr>
@@ -8305,7 +9927,7 @@
         </w:trPr>
         <w:tc>
           <w:tcPr>
-            <w:tcW w:type="dxa" w:w="1250"/>
+            <w:tcW w:type="dxa" w:w="1629"/>
             <w:tcBorders>
               <w:top w:val="single" w:color="B8C2CC" w:sz="4"/>
               <w:left w:val="single" w:color="B8C2CC" w:sz="4"/>
@@ -8335,61 +9957,63 @@
         </w:tc>
         <w:tc>
           <w:tcPr>
-            <w:tcW w:type="dxa" w:w="6638"/>
-            <w:tcBorders>
-              <w:top w:val="single" w:color="B8C2CC" w:sz="4"/>
-              <w:left w:val="single" w:color="B8C2CC" w:sz="4"/>
-              <w:bottom w:val="single" w:color="B8C2CC" w:sz="4"/>
-              <w:right w:val="single" w:color="B8C2CC" w:sz="4"/>
-            </w:tcBorders>
-            <w:tcMar>
-              <w:top w:type="dxa" w:w="60"/>
-              <w:left w:type="dxa" w:w="90"/>
-              <w:bottom w:type="dxa" w:w="60"/>
-              <w:right w:type="dxa" w:w="90"/>
-            </w:tcMar>
-          </w:tcPr>
-          <w:p>
-            <w:pPr>
-              <w:spacing w:after="0" w:before="0" w:line="264"/>
-            </w:pPr>
-            <w:r>
-              <w:rPr>
-                <w:rFonts w:ascii="Malgun Gothic" w:cs="Malgun Gothic" w:eastAsia="Malgun Gothic" w:hAnsi="Malgun Gothic"/>
-                <w:sz w:val="17"/>
-                <w:szCs w:val="17"/>
-              </w:rPr>
-              <w:t xml:space="preserve">Strategy Lab 시행 횟수를 원장 기반으로 바꿀까요? (기존 카드 판정이 더 보수적으로 바뀔 수 있음)</w:t>
-            </w:r>
-          </w:p>
-        </w:tc>
-        <w:tc>
-          <w:tcPr>
-            <w:tcW w:type="dxa" w:w="2018"/>
-            <w:tcBorders>
-              <w:top w:val="single" w:color="B8C2CC" w:sz="4"/>
-              <w:left w:val="single" w:color="B8C2CC" w:sz="4"/>
-              <w:bottom w:val="single" w:color="B8C2CC" w:sz="4"/>
-              <w:right w:val="single" w:color="B8C2CC" w:sz="4"/>
-            </w:tcBorders>
-            <w:tcMar>
-              <w:top w:type="dxa" w:w="60"/>
-              <w:left w:type="dxa" w:w="90"/>
-              <w:bottom w:type="dxa" w:w="60"/>
-              <w:right w:type="dxa" w:w="90"/>
-            </w:tcMar>
-          </w:tcPr>
-          <w:p>
-            <w:pPr>
-              <w:spacing w:after="0" w:before="0" w:line="264"/>
-            </w:pPr>
-            <w:r>
-              <w:rPr>
-                <w:rFonts w:ascii="Malgun Gothic" w:cs="Malgun Gothic" w:eastAsia="Malgun Gothic" w:hAnsi="Malgun Gothic"/>
-                <w:sz w:val="17"/>
-                <w:szCs w:val="17"/>
-              </w:rPr>
-              <w:t xml:space="preserve">예. 기존 카드에 재채점 표시</w:t>
+            <w:tcW w:type="dxa" w:w="4837"/>
+            <w:tcBorders>
+              <w:top w:val="single" w:color="B8C2CC" w:sz="4"/>
+              <w:left w:val="single" w:color="B8C2CC" w:sz="4"/>
+              <w:bottom w:val="single" w:color="B8C2CC" w:sz="4"/>
+              <w:right w:val="single" w:color="B8C2CC" w:sz="4"/>
+            </w:tcBorders>
+            <w:tcMar>
+              <w:top w:type="dxa" w:w="60"/>
+              <w:left w:type="dxa" w:w="90"/>
+              <w:bottom w:type="dxa" w:w="60"/>
+              <w:right w:type="dxa" w:w="90"/>
+            </w:tcMar>
+          </w:tcPr>
+          <w:p>
+            <w:pPr>
+              <w:spacing w:after="0" w:before="0" w:line="264"/>
+            </w:pPr>
+            <w:r>
+              <w:rPr>
+                <w:rFonts w:ascii="Malgun Gothic" w:cs="Malgun Gothic" w:eastAsia="Malgun Gothic" w:hAnsi="Malgun Gothic"/>
+                <w:sz w:val="17"/>
+                <w:szCs w:val="17"/>
+              </w:rPr>
+              <w:t xml:space="preserve">Strategy Lab 시행 횟수의 원장 기반 전환</w:t>
+            </w:r>
+          </w:p>
+        </w:tc>
+        <w:tc>
+          <w:tcPr>
+            <w:tcW w:type="dxa" w:w="3440"/>
+            <w:tcBorders>
+              <w:top w:val="single" w:color="B8C2CC" w:sz="4"/>
+              <w:left w:val="single" w:color="B8C2CC" w:sz="4"/>
+              <w:bottom w:val="single" w:color="B8C2CC" w:sz="4"/>
+              <w:right w:val="single" w:color="B8C2CC" w:sz="4"/>
+            </w:tcBorders>
+            <w:tcMar>
+              <w:top w:type="dxa" w:w="60"/>
+              <w:left w:type="dxa" w:w="90"/>
+              <w:bottom w:type="dxa" w:w="60"/>
+              <w:right w:type="dxa" w:w="90"/>
+            </w:tcMar>
+          </w:tcPr>
+          <w:p>
+            <w:pPr>
+              <w:spacing w:after="0" w:before="0" w:line="264"/>
+            </w:pPr>
+            <w:r>
+              <w:rPr>
+                <w:rFonts w:ascii="Malgun Gothic" w:cs="Malgun Gothic" w:eastAsia="Malgun Gothic" w:hAnsi="Malgun Gothic"/>
+                <w:b/>
+                <w:bCs/>
+                <w:sz w:val="17"/>
+                <w:szCs w:val="17"/>
+              </w:rPr>
+              <w:t xml:space="preserve">원장 기반으로 전환하되, 판정 보수화는 분리. 병행 산출과 비교 후 결정</w:t>
             </w:r>
           </w:p>
         </w:tc>
@@ -8401,7 +10025,7 @@
         </w:trPr>
         <w:tc>
           <w:tcPr>
-            <w:tcW w:type="dxa" w:w="1250"/>
+            <w:tcW w:type="dxa" w:w="1629"/>
             <w:tcBorders>
               <w:top w:val="single" w:color="B8C2CC" w:sz="4"/>
               <w:left w:val="single" w:color="B8C2CC" w:sz="4"/>
@@ -8431,57 +10055,59 @@
         </w:tc>
         <w:tc>
           <w:tcPr>
-            <w:tcW w:type="dxa" w:w="6638"/>
-            <w:tcBorders>
-              <w:top w:val="single" w:color="B8C2CC" w:sz="4"/>
-              <w:left w:val="single" w:color="B8C2CC" w:sz="4"/>
-              <w:bottom w:val="single" w:color="B8C2CC" w:sz="4"/>
-              <w:right w:val="single" w:color="B8C2CC" w:sz="4"/>
-            </w:tcBorders>
-            <w:tcMar>
-              <w:top w:type="dxa" w:w="60"/>
-              <w:left w:type="dxa" w:w="90"/>
-              <w:bottom w:type="dxa" w:w="60"/>
-              <w:right w:type="dxa" w:w="90"/>
-            </w:tcMar>
-          </w:tcPr>
-          <w:p>
-            <w:pPr>
-              <w:spacing w:after="0" w:before="0" w:line="264"/>
-            </w:pPr>
-            <w:r>
-              <w:rPr>
-                <w:rFonts w:ascii="Malgun Gothic" w:cs="Malgun Gothic" w:eastAsia="Malgun Gothic" w:hAnsi="Malgun Gothic"/>
-                <w:sz w:val="17"/>
-                <w:szCs w:val="17"/>
-              </w:rPr>
-              <w:t xml:space="preserve">Moonshot 격리 규칙을 TRADEGEN 브리프에 넣을까요?</w:t>
-            </w:r>
-          </w:p>
-        </w:tc>
-        <w:tc>
-          <w:tcPr>
-            <w:tcW w:type="dxa" w:w="2018"/>
-            <w:tcBorders>
-              <w:top w:val="single" w:color="B8C2CC" w:sz="4"/>
-              <w:left w:val="single" w:color="B8C2CC" w:sz="4"/>
-              <w:bottom w:val="single" w:color="B8C2CC" w:sz="4"/>
-              <w:right w:val="single" w:color="B8C2CC" w:sz="4"/>
-            </w:tcBorders>
-            <w:tcMar>
-              <w:top w:type="dxa" w:w="60"/>
-              <w:left w:type="dxa" w:w="90"/>
-              <w:bottom w:type="dxa" w:w="60"/>
-              <w:right w:type="dxa" w:w="90"/>
-            </w:tcMar>
-          </w:tcPr>
-          <w:p>
-            <w:pPr>
-              <w:spacing w:after="0" w:before="0" w:line="264"/>
-            </w:pPr>
-            <w:r>
-              <w:rPr>
-                <w:rFonts w:ascii="Malgun Gothic" w:cs="Malgun Gothic" w:eastAsia="Malgun Gothic" w:hAnsi="Malgun Gothic"/>
+            <w:tcW w:type="dxa" w:w="4837"/>
+            <w:tcBorders>
+              <w:top w:val="single" w:color="B8C2CC" w:sz="4"/>
+              <w:left w:val="single" w:color="B8C2CC" w:sz="4"/>
+              <w:bottom w:val="single" w:color="B8C2CC" w:sz="4"/>
+              <w:right w:val="single" w:color="B8C2CC" w:sz="4"/>
+            </w:tcBorders>
+            <w:tcMar>
+              <w:top w:type="dxa" w:w="60"/>
+              <w:left w:type="dxa" w:w="90"/>
+              <w:bottom w:type="dxa" w:w="60"/>
+              <w:right w:type="dxa" w:w="90"/>
+            </w:tcMar>
+          </w:tcPr>
+          <w:p>
+            <w:pPr>
+              <w:spacing w:after="0" w:before="0" w:line="264"/>
+            </w:pPr>
+            <w:r>
+              <w:rPr>
+                <w:rFonts w:ascii="Malgun Gothic" w:cs="Malgun Gothic" w:eastAsia="Malgun Gothic" w:hAnsi="Malgun Gothic"/>
+                <w:sz w:val="17"/>
+                <w:szCs w:val="17"/>
+              </w:rPr>
+              <w:t xml:space="preserve">Moonshot 격리 규칙</w:t>
+            </w:r>
+          </w:p>
+        </w:tc>
+        <w:tc>
+          <w:tcPr>
+            <w:tcW w:type="dxa" w:w="3440"/>
+            <w:tcBorders>
+              <w:top w:val="single" w:color="B8C2CC" w:sz="4"/>
+              <w:left w:val="single" w:color="B8C2CC" w:sz="4"/>
+              <w:bottom w:val="single" w:color="B8C2CC" w:sz="4"/>
+              <w:right w:val="single" w:color="B8C2CC" w:sz="4"/>
+            </w:tcBorders>
+            <w:tcMar>
+              <w:top w:type="dxa" w:w="60"/>
+              <w:left w:type="dxa" w:w="90"/>
+              <w:bottom w:type="dxa" w:w="60"/>
+              <w:right w:type="dxa" w:w="90"/>
+            </w:tcMar>
+          </w:tcPr>
+          <w:p>
+            <w:pPr>
+              <w:spacing w:after="0" w:before="0" w:line="264"/>
+            </w:pPr>
+            <w:r>
+              <w:rPr>
+                <w:rFonts w:ascii="Malgun Gothic" w:cs="Malgun Gothic" w:eastAsia="Malgun Gothic" w:hAnsi="Malgun Gothic"/>
+                <w:b/>
+                <w:bCs/>
                 <w:sz w:val="17"/>
                 <w:szCs w:val="17"/>
               </w:rPr>
@@ -8497,7 +10123,7 @@
         </w:trPr>
         <w:tc>
           <w:tcPr>
-            <w:tcW w:type="dxa" w:w="1250"/>
+            <w:tcW w:type="dxa" w:w="1629"/>
             <w:tcBorders>
               <w:top w:val="single" w:color="B8C2CC" w:sz="4"/>
               <w:left w:val="single" w:color="B8C2CC" w:sz="4"/>
@@ -8527,61 +10153,159 @@
         </w:tc>
         <w:tc>
           <w:tcPr>
-            <w:tcW w:type="dxa" w:w="6638"/>
-            <w:tcBorders>
-              <w:top w:val="single" w:color="B8C2CC" w:sz="4"/>
-              <w:left w:val="single" w:color="B8C2CC" w:sz="4"/>
-              <w:bottom w:val="single" w:color="B8C2CC" w:sz="4"/>
-              <w:right w:val="single" w:color="B8C2CC" w:sz="4"/>
-            </w:tcBorders>
-            <w:tcMar>
-              <w:top w:type="dxa" w:w="60"/>
-              <w:left w:type="dxa" w:w="90"/>
-              <w:bottom w:type="dxa" w:w="60"/>
-              <w:right w:type="dxa" w:w="90"/>
-            </w:tcMar>
-          </w:tcPr>
-          <w:p>
-            <w:pPr>
-              <w:spacing w:after="0" w:before="0" w:line="264"/>
-            </w:pPr>
-            <w:r>
-              <w:rPr>
-                <w:rFonts w:ascii="Malgun Gothic" w:cs="Malgun Gothic" w:eastAsia="Malgun Gothic" w:hAnsi="Malgun Gothic"/>
-                <w:sz w:val="17"/>
-                <w:szCs w:val="17"/>
-              </w:rPr>
-              <w:t xml:space="preserve">1단계 진단 문서를 Nautilus 작업과 병행할까요?</w:t>
-            </w:r>
-          </w:p>
-        </w:tc>
-        <w:tc>
-          <w:tcPr>
-            <w:tcW w:type="dxa" w:w="2018"/>
-            <w:tcBorders>
-              <w:top w:val="single" w:color="B8C2CC" w:sz="4"/>
-              <w:left w:val="single" w:color="B8C2CC" w:sz="4"/>
-              <w:bottom w:val="single" w:color="B8C2CC" w:sz="4"/>
-              <w:right w:val="single" w:color="B8C2CC" w:sz="4"/>
-            </w:tcBorders>
-            <w:tcMar>
-              <w:top w:type="dxa" w:w="60"/>
-              <w:left w:type="dxa" w:w="90"/>
-              <w:bottom w:type="dxa" w:w="60"/>
-              <w:right w:type="dxa" w:w="90"/>
-            </w:tcMar>
-          </w:tcPr>
-          <w:p>
-            <w:pPr>
-              <w:spacing w:after="0" w:before="0" w:line="264"/>
-            </w:pPr>
-            <w:r>
-              <w:rPr>
-                <w:rFonts w:ascii="Malgun Gothic" w:cs="Malgun Gothic" w:eastAsia="Malgun Gothic" w:hAnsi="Malgun Gothic"/>
+            <w:tcW w:type="dxa" w:w="4837"/>
+            <w:tcBorders>
+              <w:top w:val="single" w:color="B8C2CC" w:sz="4"/>
+              <w:left w:val="single" w:color="B8C2CC" w:sz="4"/>
+              <w:bottom w:val="single" w:color="B8C2CC" w:sz="4"/>
+              <w:right w:val="single" w:color="B8C2CC" w:sz="4"/>
+            </w:tcBorders>
+            <w:tcMar>
+              <w:top w:type="dxa" w:w="60"/>
+              <w:left w:type="dxa" w:w="90"/>
+              <w:bottom w:type="dxa" w:w="60"/>
+              <w:right w:type="dxa" w:w="90"/>
+            </w:tcMar>
+          </w:tcPr>
+          <w:p>
+            <w:pPr>
+              <w:spacing w:after="0" w:before="0" w:line="264"/>
+            </w:pPr>
+            <w:r>
+              <w:rPr>
+                <w:rFonts w:ascii="Malgun Gothic" w:cs="Malgun Gothic" w:eastAsia="Malgun Gothic" w:hAnsi="Malgun Gothic"/>
+                <w:sz w:val="17"/>
+                <w:szCs w:val="17"/>
+              </w:rPr>
+              <w:t xml:space="preserve">1단계 진단 병행</w:t>
+            </w:r>
+          </w:p>
+        </w:tc>
+        <w:tc>
+          <w:tcPr>
+            <w:tcW w:type="dxa" w:w="3440"/>
+            <w:tcBorders>
+              <w:top w:val="single" w:color="B8C2CC" w:sz="4"/>
+              <w:left w:val="single" w:color="B8C2CC" w:sz="4"/>
+              <w:bottom w:val="single" w:color="B8C2CC" w:sz="4"/>
+              <w:right w:val="single" w:color="B8C2CC" w:sz="4"/>
+            </w:tcBorders>
+            <w:tcMar>
+              <w:top w:type="dxa" w:w="60"/>
+              <w:left w:type="dxa" w:w="90"/>
+              <w:bottom w:type="dxa" w:w="60"/>
+              <w:right w:type="dxa" w:w="90"/>
+            </w:tcMar>
+          </w:tcPr>
+          <w:p>
+            <w:pPr>
+              <w:spacing w:after="0" w:before="0" w:line="264"/>
+            </w:pPr>
+            <w:r>
+              <w:rPr>
+                <w:rFonts w:ascii="Malgun Gothic" w:cs="Malgun Gothic" w:eastAsia="Malgun Gothic" w:hAnsi="Malgun Gothic"/>
+                <w:b/>
+                <w:bCs/>
                 <w:sz w:val="17"/>
                 <w:szCs w:val="17"/>
               </w:rPr>
               <w:t xml:space="preserve">예</w:t>
+            </w:r>
+          </w:p>
+        </w:tc>
+      </w:tr>
+      <w:tr>
+        <w:trPr>
+          <w:cantSplit/>
+          <w:tblHeader w:val="false"/>
+        </w:trPr>
+        <w:tc>
+          <w:tcPr>
+            <w:tcW w:type="dxa" w:w="1629"/>
+            <w:tcBorders>
+              <w:top w:val="single" w:color="B8C2CC" w:sz="4"/>
+              <w:left w:val="single" w:color="B8C2CC" w:sz="4"/>
+              <w:bottom w:val="single" w:color="B8C2CC" w:sz="4"/>
+              <w:right w:val="single" w:color="B8C2CC" w:sz="4"/>
+            </w:tcBorders>
+            <w:tcMar>
+              <w:top w:type="dxa" w:w="60"/>
+              <w:left w:type="dxa" w:w="90"/>
+              <w:bottom w:type="dxa" w:w="60"/>
+              <w:right w:type="dxa" w:w="90"/>
+            </w:tcMar>
+          </w:tcPr>
+          <w:p>
+            <w:pPr>
+              <w:spacing w:after="0" w:before="0" w:line="264"/>
+            </w:pPr>
+            <w:r>
+              <w:rPr>
+                <w:rFonts w:ascii="Malgun Gothic" w:cs="Malgun Gothic" w:eastAsia="Malgun Gothic" w:hAnsi="Malgun Gothic"/>
+                <w:sz w:val="17"/>
+                <w:szCs w:val="17"/>
+              </w:rPr>
+              <w:t xml:space="preserve">남은 결정</w:t>
+            </w:r>
+          </w:p>
+        </w:tc>
+        <w:tc>
+          <w:tcPr>
+            <w:tcW w:type="dxa" w:w="4837"/>
+            <w:tcBorders>
+              <w:top w:val="single" w:color="B8C2CC" w:sz="4"/>
+              <w:left w:val="single" w:color="B8C2CC" w:sz="4"/>
+              <w:bottom w:val="single" w:color="B8C2CC" w:sz="4"/>
+              <w:right w:val="single" w:color="B8C2CC" w:sz="4"/>
+            </w:tcBorders>
+            <w:tcMar>
+              <w:top w:type="dxa" w:w="60"/>
+              <w:left w:type="dxa" w:w="90"/>
+              <w:bottom w:type="dxa" w:w="60"/>
+              <w:right w:type="dxa" w:w="90"/>
+            </w:tcMar>
+          </w:tcPr>
+          <w:p>
+            <w:pPr>
+              <w:spacing w:after="0" w:before="0" w:line="264"/>
+            </w:pPr>
+            <w:r>
+              <w:rPr>
+                <w:rFonts w:ascii="Malgun Gothic" w:cs="Malgun Gothic" w:eastAsia="Malgun Gothic" w:hAnsi="Malgun Gothic"/>
+                <w:sz w:val="17"/>
+                <w:szCs w:val="17"/>
+              </w:rPr>
+              <w:t xml:space="preserve">감사 파일 제공 방법, O2~O15, 달력 서명 문장, ⑨-3d 판정 기준 변경 여부</w:t>
+            </w:r>
+          </w:p>
+        </w:tc>
+        <w:tc>
+          <w:tcPr>
+            <w:tcW w:type="dxa" w:w="3440"/>
+            <w:tcBorders>
+              <w:top w:val="single" w:color="B8C2CC" w:sz="4"/>
+              <w:left w:val="single" w:color="B8C2CC" w:sz="4"/>
+              <w:bottom w:val="single" w:color="B8C2CC" w:sz="4"/>
+              <w:right w:val="single" w:color="B8C2CC" w:sz="4"/>
+            </w:tcBorders>
+            <w:tcMar>
+              <w:top w:type="dxa" w:w="60"/>
+              <w:left w:type="dxa" w:w="90"/>
+              <w:bottom w:type="dxa" w:w="60"/>
+              <w:right w:type="dxa" w:w="90"/>
+            </w:tcMar>
+          </w:tcPr>
+          <w:p>
+            <w:pPr>
+              <w:spacing w:after="0" w:before="0" w:line="264"/>
+            </w:pPr>
+            <w:r>
+              <w:rPr>
+                <w:rFonts w:ascii="Malgun Gothic" w:cs="Malgun Gothic" w:eastAsia="Malgun Gothic" w:hAnsi="Malgun Gothic"/>
+                <w:sz w:val="17"/>
+                <w:szCs w:val="17"/>
+              </w:rPr>
+              <w:t xml:space="preserve">미결</w:t>
             </w:r>
           </w:p>
         </w:tc>
@@ -8617,9 +10341,9 @@
         <w:tblLayout w:type="fixed"/>
       </w:tblPr>
       <w:tblGrid>
-        <w:gridCol w:w="1381"/>
+        <w:gridCol w:w="1341"/>
         <w:gridCol w:w="1250"/>
-        <w:gridCol w:w="7275"/>
+        <w:gridCol w:w="7315"/>
       </w:tblGrid>
       <w:tr>
         <w:trPr>
@@ -8628,7 +10352,7 @@
         </w:trPr>
         <w:tc>
           <w:tcPr>
-            <w:tcW w:type="dxa" w:w="1381"/>
+            <w:tcW w:type="dxa" w:w="1341"/>
             <w:tcBorders>
               <w:top w:val="single" w:color="B8C2CC" w:sz="4"/>
               <w:left w:val="single" w:color="B8C2CC" w:sz="4"/>
@@ -8696,7 +10420,7 @@
         </w:tc>
         <w:tc>
           <w:tcPr>
-            <w:tcW w:type="dxa" w:w="7275"/>
+            <w:tcW w:type="dxa" w:w="7315"/>
             <w:tcBorders>
               <w:top w:val="single" w:color="B8C2CC" w:sz="4"/>
               <w:left w:val="single" w:color="B8C2CC" w:sz="4"/>
@@ -8736,7 +10460,7 @@
         </w:trPr>
         <w:tc>
           <w:tcPr>
-            <w:tcW w:type="dxa" w:w="1381"/>
+            <w:tcW w:type="dxa" w:w="1341"/>
             <w:tcBorders>
               <w:top w:val="single" w:color="B8C2CC" w:sz="4"/>
               <w:left w:val="single" w:color="B8C2CC" w:sz="4"/>
@@ -8798,7 +10522,7 @@
         </w:tc>
         <w:tc>
           <w:tcPr>
-            <w:tcW w:type="dxa" w:w="7275"/>
+            <w:tcW w:type="dxa" w:w="7315"/>
             <w:tcBorders>
               <w:top w:val="single" w:color="B8C2CC" w:sz="4"/>
               <w:left w:val="single" w:color="B8C2CC" w:sz="4"/>
@@ -8834,7 +10558,7 @@
         </w:trPr>
         <w:tc>
           <w:tcPr>
-            <w:tcW w:type="dxa" w:w="1381"/>
+            <w:tcW w:type="dxa" w:w="1341"/>
             <w:tcBorders>
               <w:top w:val="single" w:color="B8C2CC" w:sz="4"/>
               <w:left w:val="single" w:color="B8C2CC" w:sz="4"/>
@@ -8896,7 +10620,7 @@
         </w:tc>
         <w:tc>
           <w:tcPr>
-            <w:tcW w:type="dxa" w:w="7275"/>
+            <w:tcW w:type="dxa" w:w="7315"/>
             <w:tcBorders>
               <w:top w:val="single" w:color="B8C2CC" w:sz="4"/>
               <w:left w:val="single" w:color="B8C2CC" w:sz="4"/>
@@ -8932,31 +10656,31 @@
         </w:trPr>
         <w:tc>
           <w:tcPr>
-            <w:tcW w:type="dxa" w:w="1381"/>
-            <w:tcBorders>
-              <w:top w:val="single" w:color="B8C2CC" w:sz="4"/>
-              <w:left w:val="single" w:color="B8C2CC" w:sz="4"/>
-              <w:bottom w:val="single" w:color="B8C2CC" w:sz="4"/>
-              <w:right w:val="single" w:color="B8C2CC" w:sz="4"/>
-            </w:tcBorders>
-            <w:tcMar>
-              <w:top w:type="dxa" w:w="60"/>
-              <w:left w:type="dxa" w:w="90"/>
-              <w:bottom w:type="dxa" w:w="60"/>
-              <w:right w:type="dxa" w:w="90"/>
-            </w:tcMar>
-          </w:tcPr>
-          <w:p>
-            <w:pPr>
-              <w:spacing w:after="0" w:before="0" w:line="264"/>
-            </w:pPr>
-            <w:r>
-              <w:rPr>
-                <w:rFonts w:ascii="Malgun Gothic" w:cs="Malgun Gothic" w:eastAsia="Malgun Gothic" w:hAnsi="Malgun Gothic"/>
-                <w:sz w:val="17"/>
-                <w:szCs w:val="17"/>
-              </w:rPr>
-              <w:t xml:space="preserve">앱의 시장 출시와 주문 기능</w:t>
+            <w:tcW w:type="dxa" w:w="1341"/>
+            <w:tcBorders>
+              <w:top w:val="single" w:color="B8C2CC" w:sz="4"/>
+              <w:left w:val="single" w:color="B8C2CC" w:sz="4"/>
+              <w:bottom w:val="single" w:color="B8C2CC" w:sz="4"/>
+              <w:right w:val="single" w:color="B8C2CC" w:sz="4"/>
+            </w:tcBorders>
+            <w:tcMar>
+              <w:top w:type="dxa" w:w="60"/>
+              <w:left w:type="dxa" w:w="90"/>
+              <w:bottom w:type="dxa" w:w="60"/>
+              <w:right w:type="dxa" w:w="90"/>
+            </w:tcMar>
+          </w:tcPr>
+          <w:p>
+            <w:pPr>
+              <w:spacing w:after="0" w:before="0" w:line="264"/>
+            </w:pPr>
+            <w:r>
+              <w:rPr>
+                <w:rFonts w:ascii="Malgun Gothic" w:cs="Malgun Gothic" w:eastAsia="Malgun Gothic" w:hAnsi="Malgun Gothic"/>
+                <w:sz w:val="17"/>
+                <w:szCs w:val="17"/>
+              </w:rPr>
+              <w:t xml:space="preserve">앱 무료 배포(R1)</w:t>
             </w:r>
           </w:p>
         </w:tc>
@@ -8988,37 +10712,37 @@
                 <w:sz w:val="17"/>
                 <w:szCs w:val="17"/>
               </w:rPr>
-              <w:t xml:space="preserve">현 시점 No-go</w:t>
-            </w:r>
-          </w:p>
-        </w:tc>
-        <w:tc>
-          <w:tcPr>
-            <w:tcW w:type="dxa" w:w="7275"/>
-            <w:tcBorders>
-              <w:top w:val="single" w:color="B8C2CC" w:sz="4"/>
-              <w:left w:val="single" w:color="B8C2CC" w:sz="4"/>
-              <w:bottom w:val="single" w:color="B8C2CC" w:sz="4"/>
-              <w:right w:val="single" w:color="B8C2CC" w:sz="4"/>
-            </w:tcBorders>
-            <w:tcMar>
-              <w:top w:type="dxa" w:w="60"/>
-              <w:left w:type="dxa" w:w="90"/>
-              <w:bottom w:type="dxa" w:w="60"/>
-              <w:right w:type="dxa" w:w="90"/>
-            </w:tcMar>
-          </w:tcPr>
-          <w:p>
-            <w:pPr>
-              <w:spacing w:after="0" w:before="0" w:line="264"/>
-            </w:pPr>
-            <w:r>
-              <w:rPr>
-                <w:rFonts w:ascii="Malgun Gothic" w:cs="Malgun Gothic" w:eastAsia="Malgun Gothic" w:hAnsi="Malgun Gothic"/>
-                <w:sz w:val="17"/>
-                <w:szCs w:val="17"/>
-              </w:rPr>
-              <w:t xml:space="preserve">개인용·배포 금지 원칙, 규제 미조사, 검증 미완. 다시 볼 조건: 규제 자문 + TRADEGEN 소규모 실거래 성과 + 사전에 정한 성공 기준 충족</w:t>
+              <w:t xml:space="preserve">규제 검토 후 Go</w:t>
+            </w:r>
+          </w:p>
+        </w:tc>
+        <w:tc>
+          <w:tcPr>
+            <w:tcW w:type="dxa" w:w="7315"/>
+            <w:tcBorders>
+              <w:top w:val="single" w:color="B8C2CC" w:sz="4"/>
+              <w:left w:val="single" w:color="B8C2CC" w:sz="4"/>
+              <w:bottom w:val="single" w:color="B8C2CC" w:sz="4"/>
+              <w:right w:val="single" w:color="B8C2CC" w:sz="4"/>
+            </w:tcBorders>
+            <w:tcMar>
+              <w:top w:type="dxa" w:w="60"/>
+              <w:left w:type="dxa" w:w="90"/>
+              <w:bottom w:type="dxa" w:w="60"/>
+              <w:right w:type="dxa" w:w="90"/>
+            </w:tcMar>
+          </w:tcPr>
+          <w:p>
+            <w:pPr>
+              <w:spacing w:after="0" w:before="0" w:line="264"/>
+            </w:pPr>
+            <w:r>
+              <w:rPr>
+                <w:rFonts w:ascii="Malgun Gothic" w:cs="Malgun Gothic" w:eastAsia="Malgun Gothic" w:hAnsi="Malgun Gothic"/>
+                <w:sz w:val="17"/>
+                <w:szCs w:val="17"/>
+              </w:rPr>
+              <w:t xml:space="preserve">⑩-1 규제 검토(투자자문업 해당 여부, 데이터 재배포 라이선스)와 README 원칙 개정이 선행 조건</w:t>
             </w:r>
           </w:p>
         </w:tc>
@@ -9030,31 +10754,31 @@
         </w:trPr>
         <w:tc>
           <w:tcPr>
-            <w:tcW w:type="dxa" w:w="1381"/>
-            <w:tcBorders>
-              <w:top w:val="single" w:color="B8C2CC" w:sz="4"/>
-              <w:left w:val="single" w:color="B8C2CC" w:sz="4"/>
-              <w:bottom w:val="single" w:color="B8C2CC" w:sz="4"/>
-              <w:right w:val="single" w:color="B8C2CC" w:sz="4"/>
-            </w:tcBorders>
-            <w:tcMar>
-              <w:top w:type="dxa" w:w="60"/>
-              <w:left w:type="dxa" w:w="90"/>
-              <w:bottom w:type="dxa" w:w="60"/>
-              <w:right w:type="dxa" w:w="90"/>
-            </w:tcMar>
-          </w:tcPr>
-          <w:p>
-            <w:pPr>
-              <w:spacing w:after="0" w:before="0" w:line="264"/>
-            </w:pPr>
-            <w:r>
-              <w:rPr>
-                <w:rFonts w:ascii="Malgun Gothic" w:cs="Malgun Gothic" w:eastAsia="Malgun Gothic" w:hAnsi="Malgun Gothic"/>
-                <w:sz w:val="17"/>
-                <w:szCs w:val="17"/>
-              </w:rPr>
-              <w:t xml:space="preserve">Moonshot</w:t>
+            <w:tcW w:type="dxa" w:w="1341"/>
+            <w:tcBorders>
+              <w:top w:val="single" w:color="B8C2CC" w:sz="4"/>
+              <w:left w:val="single" w:color="B8C2CC" w:sz="4"/>
+              <w:bottom w:val="single" w:color="B8C2CC" w:sz="4"/>
+              <w:right w:val="single" w:color="B8C2CC" w:sz="4"/>
+            </w:tcBorders>
+            <w:tcMar>
+              <w:top w:type="dxa" w:w="60"/>
+              <w:left w:type="dxa" w:w="90"/>
+              <w:bottom w:type="dxa" w:w="60"/>
+              <w:right w:type="dxa" w:w="90"/>
+            </w:tcMar>
+          </w:tcPr>
+          <w:p>
+            <w:pPr>
+              <w:spacing w:after="0" w:before="0" w:line="264"/>
+            </w:pPr>
+            <w:r>
+              <w:rPr>
+                <w:rFonts w:ascii="Malgun Gothic" w:cs="Malgun Gothic" w:eastAsia="Malgun Gothic" w:hAnsi="Malgun Gothic"/>
+                <w:sz w:val="17"/>
+                <w:szCs w:val="17"/>
+              </w:rPr>
+              <w:t xml:space="preserve">유료 판매와 주문 기능</w:t>
             </w:r>
           </w:p>
         </w:tc>
@@ -9086,13 +10810,111 @@
                 <w:sz w:val="17"/>
                 <w:szCs w:val="17"/>
               </w:rPr>
+              <w:t xml:space="preserve">현 시점 No-go</w:t>
+            </w:r>
+          </w:p>
+        </w:tc>
+        <w:tc>
+          <w:tcPr>
+            <w:tcW w:type="dxa" w:w="7315"/>
+            <w:tcBorders>
+              <w:top w:val="single" w:color="B8C2CC" w:sz="4"/>
+              <w:left w:val="single" w:color="B8C2CC" w:sz="4"/>
+              <w:bottom w:val="single" w:color="B8C2CC" w:sz="4"/>
+              <w:right w:val="single" w:color="B8C2CC" w:sz="4"/>
+            </w:tcBorders>
+            <w:tcMar>
+              <w:top w:type="dxa" w:w="60"/>
+              <w:left w:type="dxa" w:w="90"/>
+              <w:bottom w:type="dxa" w:w="60"/>
+              <w:right w:type="dxa" w:w="90"/>
+            </w:tcMar>
+          </w:tcPr>
+          <w:p>
+            <w:pPr>
+              <w:spacing w:after="0" w:before="0" w:line="264"/>
+            </w:pPr>
+            <w:r>
+              <w:rPr>
+                <w:rFonts w:ascii="Malgun Gothic" w:cs="Malgun Gothic" w:eastAsia="Malgun Gothic" w:hAnsi="Malgun Gothic"/>
+                <w:sz w:val="17"/>
+                <w:szCs w:val="17"/>
+              </w:rPr>
+              <w:t xml:space="preserve">규제 미조사, 검증 미완. 다시 볼 조건: 규제 자문 + TRADEGEN 소규모 실거래 성과 + 사전에 정한 성공 기준 충족</w:t>
+            </w:r>
+          </w:p>
+        </w:tc>
+      </w:tr>
+      <w:tr>
+        <w:trPr>
+          <w:cantSplit/>
+          <w:tblHeader w:val="false"/>
+        </w:trPr>
+        <w:tc>
+          <w:tcPr>
+            <w:tcW w:type="dxa" w:w="1341"/>
+            <w:tcBorders>
+              <w:top w:val="single" w:color="B8C2CC" w:sz="4"/>
+              <w:left w:val="single" w:color="B8C2CC" w:sz="4"/>
+              <w:bottom w:val="single" w:color="B8C2CC" w:sz="4"/>
+              <w:right w:val="single" w:color="B8C2CC" w:sz="4"/>
+            </w:tcBorders>
+            <w:tcMar>
+              <w:top w:type="dxa" w:w="60"/>
+              <w:left w:type="dxa" w:w="90"/>
+              <w:bottom w:type="dxa" w:w="60"/>
+              <w:right w:type="dxa" w:w="90"/>
+            </w:tcMar>
+          </w:tcPr>
+          <w:p>
+            <w:pPr>
+              <w:spacing w:after="0" w:before="0" w:line="264"/>
+            </w:pPr>
+            <w:r>
+              <w:rPr>
+                <w:rFonts w:ascii="Malgun Gothic" w:cs="Malgun Gothic" w:eastAsia="Malgun Gothic" w:hAnsi="Malgun Gothic"/>
+                <w:sz w:val="17"/>
+                <w:szCs w:val="17"/>
+              </w:rPr>
+              <w:t xml:space="preserve">Moonshot</w:t>
+            </w:r>
+          </w:p>
+        </w:tc>
+        <w:tc>
+          <w:tcPr>
+            <w:tcW w:type="dxa" w:w="1250"/>
+            <w:tcBorders>
+              <w:top w:val="single" w:color="B8C2CC" w:sz="4"/>
+              <w:left w:val="single" w:color="B8C2CC" w:sz="4"/>
+              <w:bottom w:val="single" w:color="B8C2CC" w:sz="4"/>
+              <w:right w:val="single" w:color="B8C2CC" w:sz="4"/>
+            </w:tcBorders>
+            <w:tcMar>
+              <w:top w:type="dxa" w:w="60"/>
+              <w:left w:type="dxa" w:w="90"/>
+              <w:bottom w:type="dxa" w:w="60"/>
+              <w:right w:type="dxa" w:w="90"/>
+            </w:tcMar>
+          </w:tcPr>
+          <w:p>
+            <w:pPr>
+              <w:spacing w:after="0" w:before="0" w:line="264"/>
+            </w:pPr>
+            <w:r>
+              <w:rPr>
+                <w:rFonts w:ascii="Malgun Gothic" w:cs="Malgun Gothic" w:eastAsia="Malgun Gothic" w:hAnsi="Malgun Gothic"/>
+                <w:b/>
+                <w:bCs/>
+                <w:sz w:val="17"/>
+                <w:szCs w:val="17"/>
+              </w:rPr>
               <w:t xml:space="preserve">QUANTGEN 범위 밖</w:t>
             </w:r>
           </w:p>
         </w:tc>
         <w:tc>
           <w:tcPr>
-            <w:tcW w:type="dxa" w:w="7275"/>
+            <w:tcW w:type="dxa" w:w="7315"/>
             <w:tcBorders>
               <w:top w:val="single" w:color="B8C2CC" w:sz="4"/>
               <w:left w:val="single" w:color="B8C2CC" w:sz="4"/>
@@ -9147,7 +10969,7 @@
           <w:sz w:val="20"/>
           <w:szCs w:val="20"/>
         </w:rPr>
-        <w:t xml:space="preserve">확인 요청 (R1):</w:t>
+        <w:t xml:space="preserve">확인 요청 (①-2 감사 파일):</w:t>
       </w:r>
       <w:r>
         <w:rPr>
@@ -9155,7 +10977,115 @@
           <w:sz w:val="20"/>
           <w:szCs w:val="20"/>
         </w:rPr>
-        <w:t xml:space="preserve"> "시장 출시"가 외부 배포(유료 또는 무료)를 뜻한다면 ⑩-1 규제 검토가 앱 작업의 필수 선행 조건이 됩니다. 의도를 알려주시면 ⑩과 ⑪의 순서를 맞춰 조정하겠습니다.</w:t>
+        <w:t xml:space="preserve"> 이 클라우드 환경의 네트워크 정책이 </w:t>
+      </w:r>
+      <w:r>
+        <w:rPr>
+          <w:rFonts w:ascii="Consolas" w:cs="Consolas" w:eastAsia="GulimChe" w:hAnsi="Consolas"/>
+          <w:sz w:val="20"/>
+          <w:szCs w:val="20"/>
+          <w:shd w:fill="F1F3F5" w:color="auto" w:val="clear"/>
+        </w:rPr>
+        <w:t xml:space="preserve">docs.google.com</w:t>
+      </w:r>
+      <w:r>
+        <w:rPr>
+          <w:rFonts w:ascii="Malgun Gothic" w:cs="Malgun Gothic" w:eastAsia="Malgun Gothic" w:hAnsi="Malgun Gothic"/>
+          <w:sz w:val="20"/>
+          <w:szCs w:val="20"/>
+        </w:rPr>
+        <w:t xml:space="preserve">을 막고 있어 감사 파일을 열 수 없습니다. 다음 중 하나로 전달해 주세요.</w:t>
+      </w:r>
+    </w:p>
+    <w:p>
+      <w:pPr>
+        <w:spacing w:after="100" w:line="300"/>
+      </w:pPr>
+      <w:r>
+        <w:rPr>
+          <w:rFonts w:ascii="Malgun Gothic" w:cs="Malgun Gothic" w:eastAsia="Malgun Gothic" w:hAnsi="Malgun Gothic"/>
+          <w:sz w:val="20"/>
+          <w:szCs w:val="20"/>
+        </w:rPr>
+        <w:t xml:space="preserve">1. 파일(.docx)을 이 채팅에 직접 업로드합니다. 가장 빠르고, 앞서 로드맵 문서도 이 방식으로 읽었습니다.</w:t>
+      </w:r>
+    </w:p>
+    <w:p>
+      <w:pPr>
+        <w:spacing w:after="100" w:line="300"/>
+      </w:pPr>
+      <w:r>
+        <w:rPr>
+          <w:rFonts w:ascii="Malgun Gothic" w:cs="Malgun Gothic" w:eastAsia="Malgun Gothic" w:hAnsi="Malgun Gothic"/>
+          <w:sz w:val="20"/>
+          <w:szCs w:val="20"/>
+        </w:rPr>
+        <w:t xml:space="preserve">2. 환경 설정의 Network access에서 </w:t>
+      </w:r>
+      <w:r>
+        <w:rPr>
+          <w:rFonts w:ascii="Consolas" w:cs="Consolas" w:eastAsia="GulimChe" w:hAnsi="Consolas"/>
+          <w:sz w:val="20"/>
+          <w:szCs w:val="20"/>
+          <w:shd w:fill="F1F3F5" w:color="auto" w:val="clear"/>
+        </w:rPr>
+        <w:t xml:space="preserve">docs.google.com</w:t>
+      </w:r>
+      <w:r>
+        <w:rPr>
+          <w:rFonts w:ascii="Malgun Gothic" w:cs="Malgun Gothic" w:eastAsia="Malgun Gothic" w:hAnsi="Malgun Gothic"/>
+          <w:sz w:val="20"/>
+          <w:szCs w:val="20"/>
+        </w:rPr>
+        <w:t xml:space="preserve">과 </w:t>
+      </w:r>
+      <w:r>
+        <w:rPr>
+          <w:rFonts w:ascii="Consolas" w:cs="Consolas" w:eastAsia="GulimChe" w:hAnsi="Consolas"/>
+          <w:sz w:val="20"/>
+          <w:szCs w:val="20"/>
+          <w:shd w:fill="F1F3F5" w:color="auto" w:val="clear"/>
+        </w:rPr>
+        <w:t xml:space="preserve">drive.google.com</w:t>
+      </w:r>
+      <w:r>
+        <w:rPr>
+          <w:rFonts w:ascii="Malgun Gothic" w:cs="Malgun Gothic" w:eastAsia="Malgun Gothic" w:hAnsi="Malgun Gothic"/>
+          <w:sz w:val="20"/>
+          <w:szCs w:val="20"/>
+        </w:rPr>
+        <w:t xml:space="preserve">을 허용 도메인에 추가합니다.</w:t>
+      </w:r>
+    </w:p>
+    <w:p>
+      <w:pPr>
+        <w:spacing w:after="100" w:line="300"/>
+      </w:pPr>
+      <w:r>
+        <w:rPr>
+          <w:rFonts w:ascii="Malgun Gothic" w:cs="Malgun Gothic" w:eastAsia="Malgun Gothic" w:hAnsi="Malgun Gothic"/>
+          <w:sz w:val="20"/>
+          <w:szCs w:val="20"/>
+        </w:rPr>
+        <w:t xml:space="preserve">달력 서명 기한은 </w:t>
+      </w:r>
+      <w:r>
+        <w:rPr>
+          <w:rFonts w:ascii="Malgun Gothic" w:cs="Malgun Gothic" w:eastAsia="Malgun Gothic" w:hAnsi="Malgun Gothic"/>
+          <w:b/>
+          <w:bCs/>
+          <w:sz w:val="20"/>
+          <w:szCs w:val="20"/>
+        </w:rPr>
+        <w:t xml:space="preserve">2026-11-01</w:t>
+      </w:r>
+      <w:r>
+        <w:rPr>
+          <w:rFonts w:ascii="Malgun Gothic" w:cs="Malgun Gothic" w:eastAsia="Malgun Gothic" w:hAnsi="Malgun Gothic"/>
+          <w:sz w:val="20"/>
+          <w:szCs w:val="20"/>
+        </w:rPr>
+        <w:t xml:space="preserve">입니다.</w:t>
       </w:r>
     </w:p>
     <w:sectPr>
